--- a/templates/11-FR-qc/word/A105/quality_certificate.docx
+++ b/templates/11-FR-qc/word/A105/quality_certificate.docx
@@ -1,6 +1,6 @@
 
 <file path=word/document.xml><?xml version="1.0" encoding="utf-8"?>
-<w:document xmlns:wpc="http://schemas.microsoft.com/office/word/2010/wordprocessingCanvas" xmlns:cx="http://schemas.microsoft.com/office/drawing/2014/chartex" xmlns:cx1="http://schemas.microsoft.com/office/drawing/2015/9/8/chartex" xmlns:cx2="http://schemas.microsoft.com/office/drawing/2015/10/21/chartex" xmlns:cx3="http://schemas.microsoft.com/office/drawing/2016/5/9/chartex" xmlns:cx4="http://schemas.microsoft.com/office/drawing/2016/5/10/chartex" xmlns:cx5="http://schemas.microsoft.com/office/drawing/2016/5/11/chartex" xmlns:cx6="http://schemas.microsoft.com/office/drawing/2016/5/12/chartex" xmlns:cx7="http://schemas.microsoft.com/office/drawing/2016/5/13/chartex" xmlns:cx8="http://schemas.microsoft.com/office/drawing/2016/5/14/chartex" xmlns:mc="http://schemas.openxmlformats.org/markup-compatibility/2006" xmlns:aink="http://schemas.microsoft.com/office/drawing/2016/ink" xmlns:am3d="http://schemas.microsoft.com/office/drawing/2017/model3d" xmlns:o="urn:schemas-microsoft-com:office:office" xmlns:oel="http://schemas.microsoft.com/office/2019/extlst" xmlns:r="http://schemas.openxmlformats.org/officeDocument/2006/relationships" xmlns:m="http://schemas.openxmlformats.org/officeDocument/2006/math" xmlns:v="urn:schemas-microsoft-com:vml" xmlns:wp14="http://schemas.microsoft.com/office/word/2010/wordprocessingDrawing" xmlns:wp="http://schemas.openxmlformats.org/drawingml/2006/wordprocessingDrawing" xmlns:w10="urn:schemas-microsoft-com:office:word" xmlns:w="http://schemas.openxmlformats.org/wordprocessingml/2006/main" xmlns:w14="http://schemas.microsoft.com/office/word/2010/wordml" xmlns:w15="http://schemas.microsoft.com/office/word/2012/wordml" xmlns:w16cex="http://schemas.microsoft.com/office/word/2018/wordml/cex" xmlns:w16cid="http://schemas.microsoft.com/office/word/2016/wordml/cid" xmlns:w16="http://schemas.microsoft.com/office/word/2018/wordml" xmlns:w16du="http://schemas.microsoft.com/office/word/2023/wordml/word16du" xmlns:w16sdtdh="http://schemas.microsoft.com/office/word/2020/wordml/sdtdatahash" xmlns:w16sdtfl="http://schemas.microsoft.com/office/word/2024/wordml/sdtformatlock" xmlns:w16se="http://schemas.microsoft.com/office/word/2015/wordml/symex" xmlns:wpg="http://schemas.microsoft.com/office/word/2010/wordprocessingGroup" xmlns:wpi="http://schemas.microsoft.com/office/word/2010/wordprocessingInk" xmlns:wne="http://schemas.microsoft.com/office/word/2006/wordml" xmlns:wps="http://schemas.microsoft.com/office/word/2010/wordprocessingShape" mc:Ignorable="w14 w15 w16se w16cid w16 w16cex w16sdtdh w16sdtfl w16du wp14">
+<w:document xmlns:wpc="http://schemas.microsoft.com/office/word/2010/wordprocessingCanvas" xmlns:cx="http://schemas.microsoft.com/office/drawing/2014/chartex" xmlns:cx1="http://schemas.microsoft.com/office/drawing/2015/9/8/chartex" xmlns:cx2="http://schemas.microsoft.com/office/drawing/2015/10/21/chartex" xmlns:cx3="http://schemas.microsoft.com/office/drawing/2016/5/9/chartex" xmlns:cx4="http://schemas.microsoft.com/office/drawing/2016/5/10/chartex" xmlns:cx5="http://schemas.microsoft.com/office/drawing/2016/5/11/chartex" xmlns:cx6="http://schemas.microsoft.com/office/drawing/2016/5/12/chartex" xmlns:cx7="http://schemas.microsoft.com/office/drawing/2016/5/13/chartex" xmlns:cx8="http://schemas.microsoft.com/office/drawing/2016/5/14/chartex" xmlns:mc="http://schemas.openxmlformats.org/markup-compatibility/2006" xmlns:aink="http://schemas.microsoft.com/office/drawing/2016/ink" xmlns:am3d="http://schemas.microsoft.com/office/drawing/2017/model3d" xmlns:o="urn:schemas-microsoft-com:office:office" xmlns:oel="http://schemas.microsoft.com/office/2019/extlst" xmlns:r="http://schemas.openxmlformats.org/officeDocument/2006/relationships" xmlns:m="http://schemas.openxmlformats.org/officeDocument/2006/math" xmlns:v="urn:schemas-microsoft-com:vml" xmlns:wp14="http://schemas.microsoft.com/office/word/2010/wordprocessingDrawing" xmlns:wp="http://schemas.openxmlformats.org/drawingml/2006/wordprocessingDrawing" xmlns:w10="urn:schemas-microsoft-com:office:word" xmlns:w="http://schemas.openxmlformats.org/wordprocessingml/2006/main" xmlns:w14="http://schemas.microsoft.com/office/word/2010/wordml" xmlns:w15="http://schemas.microsoft.com/office/word/2012/wordml" xmlns:w16cei="http://schemas.microsoft.com/office/word/2026/wordml/cei" xmlns:w16cex="http://schemas.microsoft.com/office/word/2018/wordml/cex" xmlns:w16cid="http://schemas.microsoft.com/office/word/2016/wordml/cid" xmlns:w16="http://schemas.microsoft.com/office/word/2018/wordml" xmlns:w16du="http://schemas.microsoft.com/office/word/2023/wordml/word16du" xmlns:w16sdtdh="http://schemas.microsoft.com/office/word/2020/wordml/sdtdatahash" xmlns:w16sdtfl="http://schemas.microsoft.com/office/word/2024/wordml/sdtformatlock" xmlns:w16se="http://schemas.microsoft.com/office/word/2015/wordml/symex" xmlns:wpg="http://schemas.microsoft.com/office/word/2010/wordprocessingGroup" xmlns:wpi="http://schemas.microsoft.com/office/word/2010/wordprocessingInk" xmlns:wne="http://schemas.microsoft.com/office/word/2006/wordml" xmlns:wps="http://schemas.microsoft.com/office/word/2010/wordprocessingShape" mc:Ignorable="w14 w15 w16se w16cid w16 w16cex w16sdtdh w16sdtfl w16du wp14">
   <w:body>
     <w:p>
       <w:pPr>
@@ -18,7 +18,7 @@
           <w:noProof/>
         </w:rPr>
         <w:drawing>
-          <wp:anchor distT="0" distB="0" distL="0" distR="0" simplePos="0" relativeHeight="251661312" behindDoc="0" locked="0" layoutInCell="0" allowOverlap="1" wp14:anchorId="2D994EB3" wp14:editId="6D6CEFFB">
+          <wp:anchor distT="0" distB="0" distL="0" distR="0" simplePos="0" relativeHeight="251661312" behindDoc="0" locked="0" layoutInCell="0" allowOverlap="1" wp14:anchorId="54719B8C" wp14:editId="25693888">
             <wp:simplePos x="0" y="0"/>
             <wp:positionH relativeFrom="page">
               <wp:posOffset>1819275</wp:posOffset>
@@ -358,29 +358,7 @@
           <w:spacing w:val="-2"/>
           <w:lang w:eastAsia="zh-CN"/>
         </w:rPr>
-        <w:t>中国山东省济南市章丘</w:t>
-      </w:r>
-      <w:proofErr w:type="gramStart"/>
-      <w:r>
-        <w:rPr>
-          <w:rFonts w:ascii="SimSun" w:eastAsia="SimSun" w:hAnsi="SimSun" w:cs="SimSun"/>
-          <w:b/>
-          <w:bCs/>
-          <w:spacing w:val="-2"/>
-          <w:lang w:eastAsia="zh-CN"/>
-        </w:rPr>
-        <w:t>区普集</w:t>
-      </w:r>
-      <w:proofErr w:type="gramEnd"/>
-      <w:r>
-        <w:rPr>
-          <w:rFonts w:ascii="SimSun" w:eastAsia="SimSun" w:hAnsi="SimSun" w:cs="SimSun"/>
-          <w:b/>
-          <w:bCs/>
-          <w:spacing w:val="-2"/>
-          <w:lang w:eastAsia="zh-CN"/>
-        </w:rPr>
-        <w:t>街道凤凰山工业园（</w:t>
+        <w:t>中国山东省济南市章丘区普集街道凤凰山工业园（</w:t>
       </w:r>
       <w:r>
         <w:rPr>
@@ -581,18 +559,7 @@
           <w:szCs w:val="18"/>
           <w:lang w:eastAsia="zh-CN"/>
         </w:rPr>
-        <w:t xml:space="preserve"> </w:t>
-      </w:r>
-      <w:r>
-        <w:rPr>
-          <w:rFonts w:ascii="Calibri" w:hAnsi="Calibri" w:hint="eastAsia"/>
-          <w:b/>
-          <w:bCs/>
-          <w:sz w:val="18"/>
-          <w:szCs w:val="18"/>
-          <w:lang w:eastAsia="zh-CN"/>
-        </w:rPr>
-        <w:t xml:space="preserve">                                                                                                    </w:t>
+        <w:t xml:space="preserve">                                                                                                     </w:t>
       </w:r>
       <w:r>
         <w:rPr>
@@ -641,7 +608,6 @@
         <w:kinsoku/>
         <w:overflowPunct w:val="0"/>
         <w:snapToGrid/>
-        <w:spacing w:line="360" w:lineRule="auto"/>
         <w:rPr>
           <w:rFonts w:ascii="Calibri" w:eastAsia="SimSun" w:hAnsi="Calibri"/>
           <w:b/>
@@ -677,6 +643,10 @@
     <w:p>
       <w:pPr>
         <w:spacing w:line="123" w:lineRule="exact"/>
+        <w:rPr>
+          <w:rFonts w:eastAsiaTheme="minorEastAsia"/>
+          <w:lang w:eastAsia="zh-CN"/>
+        </w:rPr>
       </w:pPr>
     </w:p>
     <w:tbl>
@@ -1515,17 +1485,18 @@
           <w:tcPr>
             <w:tcW w:w="8347" w:type="dxa"/>
             <w:gridSpan w:val="5"/>
-          </w:tcPr>
-          <w:p>
-            <w:pPr>
-              <w:spacing w:before="30" w:line="219" w:lineRule="auto"/>
-              <w:ind w:left="112"/>
-              <w:rPr>
-                <w:rFonts w:ascii="SimSun" w:eastAsia="SimSun" w:hAnsi="SimSun" w:cs="SimSun"/>
-                <w:b/>
-                <w:bCs/>
-                <w:color w:val="auto"/>
-                <w:spacing w:val="-2"/>
+            <w:vAlign w:val="center"/>
+          </w:tcPr>
+          <w:p>
+            <w:pPr>
+              <w:widowControl w:val="0"/>
+              <w:spacing w:line="360" w:lineRule="auto"/>
+              <w:ind w:left="2711" w:hangingChars="1500" w:hanging="2711"/>
+              <w:rPr>
+                <w:rFonts w:asciiTheme="minorHAnsi" w:hAnsiTheme="minorHAnsi"/>
+                <w:b/>
+                <w:bCs/>
+                <w:color w:val="auto"/>
                 <w:sz w:val="18"/>
                 <w:szCs w:val="18"/>
                 <w:lang w:eastAsia="zh-CN"/>
@@ -1533,174 +1504,52 @@
             </w:pPr>
             <w:r>
               <w:rPr>
-                <w:rFonts w:ascii="SimSun" w:eastAsia="SimSun" w:hAnsi="SimSun" w:cs="SimSun"/>
-                <w:b/>
-                <w:bCs/>
-                <w:color w:val="auto"/>
-                <w:spacing w:val="-2"/>
-                <w:sz w:val="18"/>
-                <w:szCs w:val="18"/>
-                <w:lang w:eastAsia="zh-CN"/>
-              </w:rPr>
-              <w:t>工厂品牌、标准、尺寸、压力、材料等级</w:t>
-            </w:r>
-            <w:r>
-              <w:rPr>
-                <w:rFonts w:ascii="SimSun" w:eastAsia="SimSun" w:hAnsi="SimSun" w:cs="SimSun" w:hint="eastAsia"/>
-                <w:b/>
-                <w:bCs/>
-                <w:color w:val="auto"/>
-                <w:spacing w:val="-2"/>
-                <w:sz w:val="18"/>
-                <w:szCs w:val="18"/>
-                <w:lang w:eastAsia="zh-CN"/>
-              </w:rPr>
-              <w:t>、交货状态、原材料炉号、热处理号.</w:t>
-            </w:r>
-          </w:p>
-          <w:p>
-            <w:pPr>
-              <w:pStyle w:val="TableText"/>
-              <w:spacing w:before="158" w:line="188" w:lineRule="auto"/>
-              <w:ind w:left="116"/>
-              <w:rPr>
-                <w:color w:val="auto"/>
-                <w:sz w:val="18"/>
-                <w:szCs w:val="18"/>
-              </w:rPr>
-            </w:pPr>
-            <w:r>
-              <w:rPr>
-                <w:b/>
-                <w:bCs/>
-                <w:color w:val="auto"/>
-                <w:spacing w:val="-1"/>
-                <w:sz w:val="18"/>
-                <w:szCs w:val="18"/>
-              </w:rPr>
-              <w:t>Factory</w:t>
-            </w:r>
-            <w:r>
-              <w:rPr>
-                <w:b/>
-                <w:bCs/>
-                <w:color w:val="auto"/>
-                <w:spacing w:val="13"/>
-                <w:sz w:val="18"/>
-                <w:szCs w:val="18"/>
-              </w:rPr>
-              <w:t xml:space="preserve"> </w:t>
-            </w:r>
-            <w:r>
-              <w:rPr>
-                <w:b/>
-                <w:bCs/>
-                <w:color w:val="auto"/>
-                <w:spacing w:val="-1"/>
-                <w:sz w:val="18"/>
-                <w:szCs w:val="18"/>
-              </w:rPr>
-              <w:t>brand, Standard,</w:t>
-            </w:r>
-            <w:r>
-              <w:rPr>
-                <w:b/>
-                <w:bCs/>
-                <w:color w:val="auto"/>
-                <w:spacing w:val="14"/>
-                <w:w w:val="101"/>
-                <w:sz w:val="18"/>
-                <w:szCs w:val="18"/>
-              </w:rPr>
-              <w:t xml:space="preserve"> </w:t>
-            </w:r>
-            <w:r>
-              <w:rPr>
-                <w:b/>
-                <w:bCs/>
-                <w:color w:val="auto"/>
-                <w:spacing w:val="-1"/>
-                <w:sz w:val="18"/>
-                <w:szCs w:val="18"/>
-              </w:rPr>
-              <w:t>Dimension,</w:t>
-            </w:r>
-            <w:r>
-              <w:rPr>
-                <w:b/>
-                <w:bCs/>
-                <w:color w:val="auto"/>
-                <w:spacing w:val="14"/>
-                <w:w w:val="101"/>
-                <w:sz w:val="18"/>
-                <w:szCs w:val="18"/>
-              </w:rPr>
-              <w:t xml:space="preserve"> </w:t>
-            </w:r>
-            <w:r>
-              <w:rPr>
-                <w:b/>
-                <w:bCs/>
-                <w:color w:val="auto"/>
-                <w:spacing w:val="-1"/>
-                <w:sz w:val="18"/>
-                <w:szCs w:val="18"/>
-              </w:rPr>
-              <w:t>Pre</w:t>
-            </w:r>
-            <w:r>
-              <w:rPr>
-                <w:b/>
-                <w:bCs/>
-                <w:color w:val="auto"/>
-                <w:spacing w:val="-2"/>
-                <w:sz w:val="18"/>
-                <w:szCs w:val="18"/>
-              </w:rPr>
-              <w:t>ssure,</w:t>
-            </w:r>
-            <w:r>
-              <w:rPr>
-                <w:b/>
-                <w:bCs/>
-                <w:color w:val="auto"/>
-                <w:spacing w:val="12"/>
-                <w:sz w:val="18"/>
-                <w:szCs w:val="18"/>
-              </w:rPr>
-              <w:t xml:space="preserve"> </w:t>
-            </w:r>
-            <w:r>
-              <w:rPr>
-                <w:b/>
-                <w:bCs/>
-                <w:color w:val="auto"/>
-                <w:spacing w:val="-2"/>
-                <w:sz w:val="18"/>
-                <w:szCs w:val="18"/>
-              </w:rPr>
-              <w:t>Material grade</w:t>
-            </w:r>
-            <w:r>
-              <w:rPr>
-                <w:b/>
-                <w:bCs/>
-                <w:color w:val="auto"/>
-                <w:spacing w:val="-2"/>
-                <w:sz w:val="18"/>
-                <w:szCs w:val="18"/>
-              </w:rPr>
-              <w:t xml:space="preserve">, State of delivery, </w:t>
-            </w:r>
-            <w:r>
-              <w:rPr>
-                <w:rFonts w:hint="eastAsia"/>
-                <w:b/>
-                <w:bCs/>
-                <w:color w:val="auto"/>
-                <w:spacing w:val="-2"/>
-                <w:sz w:val="18"/>
-                <w:szCs w:val="18"/>
+                <w:rFonts w:asciiTheme="minorHAnsi" w:hAnsiTheme="minorHAnsi" w:hint="eastAsia"/>
+                <w:b/>
+                <w:bCs/>
+                <w:color w:val="auto"/>
+                <w:sz w:val="18"/>
+                <w:szCs w:val="18"/>
+                <w:lang w:val="en-GB" w:eastAsia="zh-CN"/>
+              </w:rPr>
+              <w:t>标准、尺寸、压力、材料等级、交货状态、原材料炉号、热处理号、工厂品牌</w:t>
+            </w:r>
+          </w:p>
+          <w:p>
+            <w:pPr>
+              <w:widowControl w:val="0"/>
+              <w:spacing w:line="360" w:lineRule="auto"/>
+              <w:ind w:left="2711" w:hangingChars="1500" w:hanging="2711"/>
+              <w:rPr>
+                <w:rFonts w:asciiTheme="minorHAnsi" w:hAnsiTheme="minorHAnsi"/>
+                <w:b/>
+                <w:bCs/>
+                <w:sz w:val="18"/>
+                <w:szCs w:val="18"/>
+                <w:lang w:val="en-GB" w:eastAsia="zh-CN"/>
+              </w:rPr>
+            </w:pPr>
+            <w:r>
+              <w:rPr>
+                <w:rFonts w:asciiTheme="minorHAnsi" w:hAnsiTheme="minorHAnsi"/>
+                <w:b/>
+                <w:bCs/>
+                <w:color w:val="auto"/>
+                <w:sz w:val="18"/>
+                <w:szCs w:val="18"/>
+                <w:lang w:val="en-GB" w:eastAsia="zh-CN"/>
+              </w:rPr>
+              <w:t xml:space="preserve">Standard, Dimension, Pressure, Material grade, State of delivery, </w:t>
+            </w:r>
+            <w:r>
+              <w:rPr>
+                <w:rFonts w:asciiTheme="minorHAnsi" w:hAnsiTheme="minorHAnsi" w:hint="eastAsia"/>
+                <w:b/>
+                <w:bCs/>
+                <w:color w:val="auto"/>
+                <w:sz w:val="18"/>
+                <w:szCs w:val="18"/>
+                <w:lang w:val="en-GB" w:eastAsia="zh-CN"/>
               </w:rPr>
               <w:t xml:space="preserve">Raw material </w:t>
             </w:r>
@@ -1708,24 +1557,25 @@
             <w:proofErr w:type="gramStart"/>
             <w:r>
               <w:rPr>
-                <w:rFonts w:hint="eastAsia"/>
-                <w:b/>
-                <w:bCs/>
-                <w:color w:val="auto"/>
-                <w:spacing w:val="-2"/>
-                <w:sz w:val="18"/>
-                <w:szCs w:val="18"/>
+                <w:rFonts w:asciiTheme="minorHAnsi" w:hAnsiTheme="minorHAnsi" w:hint="eastAsia"/>
+                <w:b/>
+                <w:bCs/>
+                <w:color w:val="auto"/>
+                <w:sz w:val="18"/>
+                <w:szCs w:val="18"/>
+                <w:lang w:val="en-GB" w:eastAsia="zh-CN"/>
               </w:rPr>
               <w:t>NO</w:t>
             </w:r>
             <w:r>
               <w:rPr>
-                <w:b/>
-                <w:bCs/>
-                <w:color w:val="auto"/>
-                <w:spacing w:val="-2"/>
-                <w:sz w:val="18"/>
-                <w:szCs w:val="18"/>
+                <w:rFonts w:asciiTheme="minorHAnsi" w:hAnsiTheme="minorHAnsi"/>
+                <w:b/>
+                <w:bCs/>
+                <w:color w:val="auto"/>
+                <w:sz w:val="18"/>
+                <w:szCs w:val="18"/>
+                <w:lang w:val="en-GB" w:eastAsia="zh-CN"/>
               </w:rPr>
               <w:t>,Batch</w:t>
             </w:r>
@@ -1733,28 +1583,42 @@
             <w:proofErr w:type="gramEnd"/>
             <w:r>
               <w:rPr>
-                <w:b/>
-                <w:bCs/>
-                <w:color w:val="auto"/>
-                <w:spacing w:val="-2"/>
-                <w:sz w:val="18"/>
-                <w:szCs w:val="18"/>
+                <w:rFonts w:asciiTheme="minorHAnsi" w:hAnsiTheme="minorHAnsi"/>
+                <w:b/>
+                <w:bCs/>
+                <w:color w:val="auto"/>
+                <w:sz w:val="18"/>
+                <w:szCs w:val="18"/>
+                <w:lang w:val="en-GB" w:eastAsia="zh-CN"/>
               </w:rPr>
               <w:t xml:space="preserve"> </w:t>
             </w:r>
             <w:proofErr w:type="gramStart"/>
             <w:r>
               <w:rPr>
-                <w:b/>
-                <w:bCs/>
-                <w:color w:val="auto"/>
-                <w:spacing w:val="-2"/>
-                <w:sz w:val="18"/>
-                <w:szCs w:val="18"/>
-              </w:rPr>
-              <w:t>No .</w:t>
+                <w:rFonts w:asciiTheme="minorHAnsi" w:hAnsiTheme="minorHAnsi"/>
+                <w:b/>
+                <w:bCs/>
+                <w:color w:val="auto"/>
+                <w:sz w:val="18"/>
+                <w:szCs w:val="18"/>
+                <w:lang w:val="en-GB" w:eastAsia="zh-CN"/>
+              </w:rPr>
+              <w:t>No ,Factory</w:t>
             </w:r>
             <w:proofErr w:type="gramEnd"/>
+            <w:r>
+              <w:rPr>
+                <w:rFonts w:asciiTheme="minorHAnsi" w:hAnsiTheme="minorHAnsi"/>
+                <w:b/>
+                <w:bCs/>
+                <w:color w:val="auto"/>
+                <w:sz w:val="18"/>
+                <w:szCs w:val="18"/>
+                <w:lang w:val="en-GB" w:eastAsia="zh-CN"/>
+              </w:rPr>
+              <w:t xml:space="preserve"> brand</w:t>
+            </w:r>
           </w:p>
         </w:tc>
       </w:tr>
@@ -3785,7 +3649,27 @@
                 <w:sz w:val="18"/>
                 <w:szCs w:val="18"/>
               </w:rPr>
-              <w:t>137-197</w:t>
+              <w:t>137-1</w:t>
+            </w:r>
+            <w:r>
+              <w:rPr>
+                <w:rFonts w:eastAsia="SimSun" w:hint="eastAsia"/>
+                <w:color w:val="auto"/>
+                <w:spacing w:val="-3"/>
+                <w:sz w:val="18"/>
+                <w:szCs w:val="18"/>
+                <w:lang w:eastAsia="zh-CN"/>
+              </w:rPr>
+              <w:t>8</w:t>
+            </w:r>
+            <w:r>
+              <w:rPr>
+                <w:color w:val="auto"/>
+                <w:spacing w:val="-3"/>
+                <w:sz w:val="18"/>
+                <w:szCs w:val="18"/>
+              </w:rPr>
+              <w:t>7</w:t>
             </w:r>
           </w:p>
         </w:tc>
@@ -3836,7 +3720,7 @@
       </w:tr>
       <w:tr>
         <w:trPr>
-          <w:trHeight w:val="282"/>
+          <w:trHeight w:hRule="exact" w:val="284"/>
         </w:trPr>
         <w:tc>
           <w:tcPr>
@@ -4317,35 +4201,7 @@
           <w:szCs w:val="14"/>
           <w:lang w:eastAsia="zh-CN"/>
         </w:rPr>
-        <w:t>低于规定的</w:t>
-      </w:r>
-      <w:proofErr w:type="gramStart"/>
-      <w:r>
-        <w:rPr>
-          <w:rFonts w:ascii="SimSun" w:eastAsia="SimSun" w:hAnsi="SimSun" w:cs="SimSun"/>
-          <w:b/>
-          <w:bCs/>
-          <w:color w:val="auto"/>
-          <w:spacing w:val="7"/>
-          <w:sz w:val="14"/>
-          <w:szCs w:val="14"/>
-          <w:lang w:eastAsia="zh-CN"/>
-        </w:rPr>
-        <w:t>碳最大</w:t>
-      </w:r>
-      <w:proofErr w:type="gramEnd"/>
-      <w:r>
-        <w:rPr>
-          <w:rFonts w:ascii="SimSun" w:eastAsia="SimSun" w:hAnsi="SimSun" w:cs="SimSun"/>
-          <w:b/>
-          <w:bCs/>
-          <w:color w:val="auto"/>
-          <w:spacing w:val="7"/>
-          <w:sz w:val="14"/>
-          <w:szCs w:val="14"/>
-          <w:lang w:eastAsia="zh-CN"/>
-        </w:rPr>
-        <w:t>值（</w:t>
+        <w:t>低于规定的碳最大值（</w:t>
       </w:r>
       <w:r>
         <w:rPr>
@@ -4983,8 +4839,9 @@
     <w:tbl>
       <w:tblPr>
         <w:tblStyle w:val="TableNormal"/>
-        <w:tblW w:w="10889" w:type="dxa"/>
-        <w:tblInd w:w="2" w:type="dxa"/>
+        <w:tblW w:w="10906" w:type="dxa"/>
+        <w:jc w:val="center"/>
+        <w:tblInd w:w="0" w:type="dxa"/>
         <w:tblBorders>
           <w:top w:val="single" w:sz="2" w:space="0" w:color="000000"/>
           <w:left w:val="single" w:sz="2" w:space="0" w:color="000000"/>
@@ -4997,97 +4854,107 @@
         <w:tblLook w:val="04A0" w:firstRow="1" w:lastRow="0" w:firstColumn="1" w:lastColumn="0" w:noHBand="0" w:noVBand="1"/>
       </w:tblPr>
       <w:tblGrid>
-        <w:gridCol w:w="892"/>
-        <w:gridCol w:w="1335"/>
-        <w:gridCol w:w="682"/>
-        <w:gridCol w:w="899"/>
-        <w:gridCol w:w="709"/>
-        <w:gridCol w:w="790"/>
-        <w:gridCol w:w="858"/>
-        <w:gridCol w:w="736"/>
-        <w:gridCol w:w="696"/>
-        <w:gridCol w:w="718"/>
-        <w:gridCol w:w="723"/>
-        <w:gridCol w:w="672"/>
-        <w:gridCol w:w="1179"/>
+        <w:gridCol w:w="689"/>
+        <w:gridCol w:w="1276"/>
+        <w:gridCol w:w="894"/>
+        <w:gridCol w:w="894"/>
+        <w:gridCol w:w="894"/>
+        <w:gridCol w:w="894"/>
+        <w:gridCol w:w="894"/>
+        <w:gridCol w:w="894"/>
+        <w:gridCol w:w="894"/>
+        <w:gridCol w:w="894"/>
+        <w:gridCol w:w="894"/>
+        <w:gridCol w:w="895"/>
       </w:tblGrid>
       <w:tr>
         <w:trPr>
-          <w:trHeight w:val="552"/>
+          <w:tblHeader/>
+          <w:jc w:val="center"/>
         </w:trPr>
         <w:tc>
           <w:tcPr>
-            <w:tcW w:w="2227" w:type="dxa"/>
+            <w:tcW w:w="1965" w:type="dxa"/>
             <w:gridSpan w:val="2"/>
-          </w:tcPr>
-          <w:p>
-            <w:pPr>
-              <w:spacing w:before="131" w:line="234" w:lineRule="auto"/>
-              <w:ind w:left="792"/>
+            <w:vAlign w:val="center"/>
+          </w:tcPr>
+          <w:p>
+            <w:pPr>
+              <w:pStyle w:val="TableText"/>
+              <w:spacing w:before="85" w:line="181" w:lineRule="auto"/>
+              <w:jc w:val="center"/>
               <w:rPr>
                 <w:rFonts w:ascii="SimSun" w:eastAsia="SimSun" w:hAnsi="SimSun" w:cs="SimSun"/>
-                <w:color w:val="auto"/>
-                <w:sz w:val="12"/>
-                <w:szCs w:val="12"/>
+                <w:b/>
+                <w:bCs/>
+                <w:color w:val="auto"/>
+                <w:spacing w:val="7"/>
+                <w:sz w:val="15"/>
+                <w:szCs w:val="15"/>
+                <w:lang w:eastAsia="zh-CN"/>
               </w:rPr>
             </w:pPr>
             <w:proofErr w:type="spellStart"/>
             <w:r>
               <w:rPr>
+                <w:rFonts w:ascii="SimSun" w:eastAsia="SimSun" w:hAnsi="SimSun" w:cs="SimSun" w:hint="eastAsia"/>
+                <w:b/>
+                <w:bCs/>
+                <w:color w:val="auto"/>
+                <w:spacing w:val="7"/>
+                <w:sz w:val="15"/>
+                <w:szCs w:val="15"/>
+              </w:rPr>
+              <w:t>原材料炉号</w:t>
+            </w:r>
+            <w:proofErr w:type="spellEnd"/>
+          </w:p>
+          <w:p>
+            <w:pPr>
+              <w:pStyle w:val="TableText"/>
+              <w:spacing w:before="85" w:line="181" w:lineRule="auto"/>
+              <w:jc w:val="center"/>
+              <w:rPr>
                 <w:rFonts w:ascii="SimSun" w:eastAsia="SimSun" w:hAnsi="SimSun" w:cs="SimSun"/>
-                <w:b/>
-                <w:bCs/>
-                <w:color w:val="auto"/>
-                <w:spacing w:val="7"/>
-                <w:sz w:val="12"/>
-                <w:szCs w:val="12"/>
-              </w:rPr>
-              <w:t>原材料炉号</w:t>
-            </w:r>
-            <w:proofErr w:type="spellEnd"/>
-          </w:p>
-          <w:p>
-            <w:pPr>
-              <w:pStyle w:val="TableText"/>
-              <w:spacing w:before="30" w:line="200" w:lineRule="auto"/>
-              <w:ind w:left="642"/>
-              <w:rPr>
-                <w:color w:val="auto"/>
-                <w:sz w:val="12"/>
-                <w:szCs w:val="12"/>
-              </w:rPr>
-            </w:pPr>
-            <w:r>
-              <w:rPr>
+                <w:color w:val="auto"/>
+                <w:sz w:val="15"/>
+                <w:szCs w:val="15"/>
+              </w:rPr>
+            </w:pPr>
+            <w:r>
+              <w:rPr>
+                <w:rFonts w:ascii="SimSun" w:eastAsia="SimSun" w:hAnsi="SimSun" w:cs="SimSun" w:hint="eastAsia"/>
                 <w:b/>
                 <w:bCs/>
                 <w:color w:val="auto"/>
                 <w:spacing w:val="3"/>
-                <w:sz w:val="12"/>
-                <w:szCs w:val="12"/>
+                <w:sz w:val="15"/>
+                <w:szCs w:val="15"/>
               </w:rPr>
               <w:t>Raw material</w:t>
             </w:r>
             <w:r>
               <w:rPr>
+                <w:rFonts w:ascii="SimSun" w:eastAsia="SimSun" w:hAnsi="SimSun" w:cs="SimSun" w:hint="eastAsia"/>
                 <w:b/>
                 <w:bCs/>
                 <w:color w:val="auto"/>
                 <w:spacing w:val="21"/>
                 <w:w w:val="101"/>
-                <w:sz w:val="12"/>
-                <w:szCs w:val="12"/>
+                <w:sz w:val="15"/>
+                <w:szCs w:val="15"/>
               </w:rPr>
               <w:t xml:space="preserve"> </w:t>
             </w:r>
             <w:r>
               <w:rPr>
+                <w:rFonts w:ascii="SimSun" w:eastAsia="SimSun" w:hAnsi="SimSun" w:cs="SimSun" w:hint="eastAsia"/>
                 <w:b/>
                 <w:bCs/>
                 <w:color w:val="auto"/>
                 <w:spacing w:val="3"/>
-                <w:sz w:val="12"/>
-                <w:szCs w:val="12"/>
+                <w:sz w:val="15"/>
+                <w:szCs w:val="15"/>
               </w:rPr>
               <w:t>NO.</w:t>
             </w:r>
@@ -5095,65 +4962,299 @@
         </w:tc>
         <w:tc>
           <w:tcPr>
-            <w:tcW w:w="682" w:type="dxa"/>
+            <w:tcW w:w="894" w:type="dxa"/>
+            <w:vAlign w:val="center"/>
           </w:tcPr>
           <w:p>
             <w:pPr>
               <w:pStyle w:val="TableText"/>
-              <w:spacing w:before="98" w:line="246" w:lineRule="auto"/>
-              <w:ind w:left="193" w:right="185" w:firstLine="69"/>
-              <w:rPr>
-                <w:color w:val="auto"/>
-                <w:sz w:val="16"/>
-                <w:szCs w:val="16"/>
-              </w:rPr>
-            </w:pPr>
-            <w:proofErr w:type="spellStart"/>
-            <w:r>
+              <w:spacing w:before="98"/>
+              <w:ind w:right="185"/>
+              <w:jc w:val="center"/>
               <w:rPr>
                 <w:rFonts w:ascii="SimSun" w:eastAsia="SimSun" w:hAnsi="SimSun" w:cs="SimSun"/>
                 <w:b/>
                 <w:bCs/>
                 <w:color w:val="auto"/>
                 <w:spacing w:val="-7"/>
-                <w:sz w:val="16"/>
-                <w:szCs w:val="16"/>
+                <w:sz w:val="15"/>
+                <w:szCs w:val="15"/>
+                <w:lang w:eastAsia="zh-CN"/>
+              </w:rPr>
+            </w:pPr>
+            <w:r>
+              <w:rPr>
+                <w:rFonts w:ascii="SimSun" w:eastAsia="SimSun" w:hAnsi="SimSun" w:cs="SimSun" w:hint="eastAsia"/>
+                <w:b/>
+                <w:bCs/>
+                <w:color w:val="auto"/>
+                <w:spacing w:val="-7"/>
+                <w:sz w:val="15"/>
+                <w:szCs w:val="15"/>
               </w:rPr>
               <w:t>碳</w:t>
             </w:r>
+          </w:p>
+          <w:p>
+            <w:pPr>
+              <w:pStyle w:val="TableText"/>
+              <w:spacing w:before="98"/>
+              <w:ind w:right="185"/>
+              <w:jc w:val="center"/>
+              <w:rPr>
+                <w:rFonts w:ascii="SimSun" w:eastAsia="SimSun" w:hAnsi="SimSun" w:cs="SimSun"/>
+                <w:color w:val="auto"/>
+                <w:sz w:val="15"/>
+                <w:szCs w:val="15"/>
+              </w:rPr>
+            </w:pPr>
             <w:proofErr w:type="gramStart"/>
             <w:r>
               <w:rPr>
+                <w:rFonts w:ascii="SimSun" w:eastAsia="SimSun" w:hAnsi="SimSun" w:cs="SimSun" w:hint="eastAsia"/>
                 <w:b/>
                 <w:bCs/>
                 <w:color w:val="auto"/>
                 <w:spacing w:val="-1"/>
-                <w:sz w:val="16"/>
-                <w:szCs w:val="16"/>
-              </w:rPr>
-              <w:t>C</w:t>
-            </w:r>
-            <w:proofErr w:type="spellEnd"/>
-            <w:r>
-              <w:rPr>
+                <w:sz w:val="15"/>
+                <w:szCs w:val="15"/>
+              </w:rPr>
+              <w:t>C(</w:t>
+            </w:r>
+            <w:proofErr w:type="gramEnd"/>
+            <w:r>
+              <w:rPr>
+                <w:rFonts w:ascii="SimSun" w:eastAsia="SimSun" w:hAnsi="SimSun" w:cs="SimSun" w:hint="eastAsia"/>
                 <w:b/>
                 <w:bCs/>
                 <w:color w:val="auto"/>
                 <w:spacing w:val="-1"/>
-                <w:sz w:val="16"/>
-                <w:szCs w:val="16"/>
-              </w:rPr>
-              <w:t>(</w:t>
+                <w:sz w:val="15"/>
+                <w:szCs w:val="15"/>
+              </w:rPr>
+              <w:t>%)</w:t>
+            </w:r>
+          </w:p>
+        </w:tc>
+        <w:tc>
+          <w:tcPr>
+            <w:tcW w:w="894" w:type="dxa"/>
+            <w:vAlign w:val="center"/>
+          </w:tcPr>
+          <w:p>
+            <w:pPr>
+              <w:spacing w:before="97"/>
+              <w:jc w:val="center"/>
+              <w:rPr>
+                <w:rFonts w:ascii="SimSun" w:eastAsia="SimSun" w:hAnsi="SimSun" w:cs="SimSun"/>
+                <w:b/>
+                <w:bCs/>
+                <w:color w:val="auto"/>
+                <w:spacing w:val="-2"/>
+                <w:sz w:val="15"/>
+                <w:szCs w:val="15"/>
+                <w:lang w:eastAsia="zh-CN"/>
+              </w:rPr>
+            </w:pPr>
+            <w:r>
+              <w:rPr>
+                <w:rFonts w:ascii="SimSun" w:eastAsia="SimSun" w:hAnsi="SimSun" w:cs="SimSun" w:hint="eastAsia"/>
+                <w:b/>
+                <w:bCs/>
+                <w:color w:val="auto"/>
+                <w:spacing w:val="-2"/>
+                <w:sz w:val="15"/>
+                <w:szCs w:val="15"/>
+              </w:rPr>
+              <w:t>锰</w:t>
+            </w:r>
+          </w:p>
+          <w:p>
+            <w:pPr>
+              <w:spacing w:before="97"/>
+              <w:jc w:val="center"/>
+              <w:rPr>
+                <w:rFonts w:ascii="SimSun" w:eastAsia="SimSun" w:hAnsi="SimSun" w:cs="SimSun"/>
+                <w:color w:val="auto"/>
+                <w:sz w:val="15"/>
+                <w:szCs w:val="15"/>
+              </w:rPr>
+            </w:pPr>
+            <w:proofErr w:type="gramStart"/>
+            <w:r>
+              <w:rPr>
+                <w:rFonts w:ascii="SimSun" w:eastAsia="SimSun" w:hAnsi="SimSun" w:cs="SimSun" w:hint="eastAsia"/>
+                <w:b/>
+                <w:bCs/>
+                <w:color w:val="auto"/>
+                <w:spacing w:val="-2"/>
+                <w:sz w:val="15"/>
+                <w:szCs w:val="15"/>
+              </w:rPr>
+              <w:t>Mn(</w:t>
             </w:r>
             <w:proofErr w:type="gramEnd"/>
             <w:r>
               <w:rPr>
+                <w:rFonts w:ascii="SimSun" w:eastAsia="SimSun" w:hAnsi="SimSun" w:cs="SimSun" w:hint="eastAsia"/>
+                <w:b/>
+                <w:bCs/>
+                <w:color w:val="auto"/>
+                <w:spacing w:val="-2"/>
+                <w:sz w:val="15"/>
+                <w:szCs w:val="15"/>
+              </w:rPr>
+              <w:t>%)</w:t>
+            </w:r>
+          </w:p>
+        </w:tc>
+        <w:tc>
+          <w:tcPr>
+            <w:tcW w:w="894" w:type="dxa"/>
+            <w:vAlign w:val="center"/>
+          </w:tcPr>
+          <w:p>
+            <w:pPr>
+              <w:pStyle w:val="TableText"/>
+              <w:spacing w:before="98"/>
+              <w:ind w:right="197"/>
+              <w:jc w:val="center"/>
+              <w:rPr>
+                <w:rFonts w:ascii="SimSun" w:eastAsia="SimSun" w:hAnsi="SimSun" w:cs="SimSun"/>
+                <w:b/>
+                <w:bCs/>
+                <w:color w:val="auto"/>
+                <w:spacing w:val="-7"/>
+                <w:sz w:val="15"/>
+                <w:szCs w:val="15"/>
+                <w:lang w:eastAsia="zh-CN"/>
+              </w:rPr>
+            </w:pPr>
+            <w:r>
+              <w:rPr>
+                <w:rFonts w:ascii="SimSun" w:eastAsia="SimSun" w:hAnsi="SimSun" w:cs="SimSun" w:hint="eastAsia"/>
+                <w:b/>
+                <w:bCs/>
+                <w:color w:val="auto"/>
+                <w:spacing w:val="-7"/>
+                <w:sz w:val="15"/>
+                <w:szCs w:val="15"/>
+              </w:rPr>
+              <w:t>磷</w:t>
+            </w:r>
+          </w:p>
+          <w:p>
+            <w:pPr>
+              <w:pStyle w:val="TableText"/>
+              <w:spacing w:before="98"/>
+              <w:ind w:right="197"/>
+              <w:jc w:val="center"/>
+              <w:rPr>
+                <w:rFonts w:ascii="SimSun" w:eastAsia="SimSun" w:hAnsi="SimSun" w:cs="SimSun"/>
+                <w:color w:val="auto"/>
+                <w:sz w:val="15"/>
+                <w:szCs w:val="15"/>
+              </w:rPr>
+            </w:pPr>
+            <w:proofErr w:type="gramStart"/>
+            <w:r>
+              <w:rPr>
+                <w:rFonts w:ascii="SimSun" w:eastAsia="SimSun" w:hAnsi="SimSun" w:cs="SimSun" w:hint="eastAsia"/>
+                <w:b/>
+                <w:bCs/>
+                <w:color w:val="auto"/>
+                <w:spacing w:val="-3"/>
+                <w:sz w:val="15"/>
+                <w:szCs w:val="15"/>
+              </w:rPr>
+              <w:t>P(</w:t>
+            </w:r>
+            <w:proofErr w:type="gramEnd"/>
+            <w:r>
+              <w:rPr>
+                <w:rFonts w:ascii="SimSun" w:eastAsia="SimSun" w:hAnsi="SimSun" w:cs="SimSun" w:hint="eastAsia"/>
+                <w:b/>
+                <w:bCs/>
+                <w:color w:val="auto"/>
+                <w:spacing w:val="-3"/>
+                <w:sz w:val="15"/>
+                <w:szCs w:val="15"/>
+              </w:rPr>
+              <w:t>%)</w:t>
+            </w:r>
+          </w:p>
+        </w:tc>
+        <w:tc>
+          <w:tcPr>
+            <w:tcW w:w="894" w:type="dxa"/>
+            <w:vAlign w:val="center"/>
+          </w:tcPr>
+          <w:p>
+            <w:pPr>
+              <w:pStyle w:val="TableText"/>
+              <w:spacing w:before="98"/>
+              <w:ind w:right="243"/>
+              <w:jc w:val="center"/>
+              <w:rPr>
+                <w:rFonts w:ascii="SimSun" w:eastAsia="SimSun" w:hAnsi="SimSun" w:cs="SimSun"/>
+                <w:b/>
+                <w:bCs/>
+                <w:color w:val="auto"/>
+                <w:spacing w:val="-7"/>
+                <w:sz w:val="15"/>
+                <w:szCs w:val="15"/>
+                <w:lang w:eastAsia="zh-CN"/>
+              </w:rPr>
+            </w:pPr>
+            <w:r>
+              <w:rPr>
+                <w:rFonts w:ascii="SimSun" w:eastAsia="SimSun" w:hAnsi="SimSun" w:cs="SimSun" w:hint="eastAsia"/>
+                <w:b/>
+                <w:bCs/>
+                <w:color w:val="auto"/>
+                <w:spacing w:val="-7"/>
+                <w:sz w:val="15"/>
+                <w:szCs w:val="15"/>
+              </w:rPr>
+              <w:t>硫</w:t>
+            </w:r>
+          </w:p>
+          <w:p>
+            <w:pPr>
+              <w:pStyle w:val="TableText"/>
+              <w:spacing w:before="98"/>
+              <w:ind w:right="243"/>
+              <w:jc w:val="center"/>
+              <w:rPr>
+                <w:rFonts w:ascii="SimSun" w:eastAsia="SimSun" w:hAnsi="SimSun" w:cs="SimSun"/>
+                <w:color w:val="auto"/>
+                <w:sz w:val="15"/>
+                <w:szCs w:val="15"/>
+              </w:rPr>
+            </w:pPr>
+            <w:proofErr w:type="gramStart"/>
+            <w:r>
+              <w:rPr>
+                <w:rFonts w:ascii="SimSun" w:eastAsia="SimSun" w:hAnsi="SimSun" w:cs="SimSun" w:hint="eastAsia"/>
                 <w:b/>
                 <w:bCs/>
                 <w:color w:val="auto"/>
                 <w:spacing w:val="-1"/>
-                <w:sz w:val="16"/>
-                <w:szCs w:val="16"/>
+                <w:sz w:val="15"/>
+                <w:szCs w:val="15"/>
+              </w:rPr>
+              <w:t>S(</w:t>
+            </w:r>
+            <w:proofErr w:type="gramEnd"/>
+            <w:r>
+              <w:rPr>
+                <w:rFonts w:ascii="SimSun" w:eastAsia="SimSun" w:hAnsi="SimSun" w:cs="SimSun" w:hint="eastAsia"/>
+                <w:b/>
+                <w:bCs/>
+                <w:color w:val="auto"/>
+                <w:spacing w:val="-1"/>
+                <w:sz w:val="15"/>
+                <w:szCs w:val="15"/>
               </w:rPr>
               <w:t>%)</w:t>
             </w:r>
@@ -5161,64 +5262,363 @@
         </w:tc>
         <w:tc>
           <w:tcPr>
-            <w:tcW w:w="899" w:type="dxa"/>
-          </w:tcPr>
-          <w:p>
-            <w:pPr>
-              <w:spacing w:before="97" w:line="227" w:lineRule="auto"/>
-              <w:ind w:left="370"/>
+            <w:tcW w:w="894" w:type="dxa"/>
+            <w:vAlign w:val="center"/>
+          </w:tcPr>
+          <w:p>
+            <w:pPr>
+              <w:pStyle w:val="TableText"/>
+              <w:spacing w:before="98"/>
+              <w:ind w:right="253"/>
+              <w:jc w:val="center"/>
               <w:rPr>
                 <w:rFonts w:ascii="SimSun" w:eastAsia="SimSun" w:hAnsi="SimSun" w:cs="SimSun"/>
                 <w:color w:val="auto"/>
-                <w:sz w:val="16"/>
-                <w:szCs w:val="16"/>
-              </w:rPr>
-            </w:pPr>
-            <w:r>
+                <w:sz w:val="15"/>
+                <w:szCs w:val="15"/>
+              </w:rPr>
+            </w:pPr>
+            <w:r>
+              <w:rPr>
+                <w:rFonts w:ascii="SimSun" w:eastAsia="SimSun" w:hAnsi="SimSun" w:cs="SimSun" w:hint="eastAsia"/>
+                <w:b/>
+                <w:bCs/>
+                <w:color w:val="auto"/>
+                <w:spacing w:val="-7"/>
+                <w:sz w:val="15"/>
+                <w:szCs w:val="15"/>
+              </w:rPr>
+              <w:t>硅</w:t>
+            </w:r>
+          </w:p>
+          <w:p>
+            <w:pPr>
+              <w:pStyle w:val="TableText"/>
+              <w:spacing w:before="98"/>
+              <w:ind w:right="253"/>
+              <w:jc w:val="center"/>
               <w:rPr>
                 <w:rFonts w:ascii="SimSun" w:eastAsia="SimSun" w:hAnsi="SimSun" w:cs="SimSun"/>
+                <w:color w:val="auto"/>
+                <w:sz w:val="15"/>
+                <w:szCs w:val="15"/>
+              </w:rPr>
+            </w:pPr>
+            <w:proofErr w:type="gramStart"/>
+            <w:r>
+              <w:rPr>
+                <w:rFonts w:ascii="SimSun" w:eastAsia="SimSun" w:hAnsi="SimSun" w:cs="SimSun" w:hint="eastAsia"/>
+                <w:b/>
+                <w:bCs/>
+                <w:color w:val="auto"/>
+                <w:spacing w:val="-1"/>
+                <w:sz w:val="15"/>
+                <w:szCs w:val="15"/>
+              </w:rPr>
+              <w:t>Si(</w:t>
+            </w:r>
+            <w:proofErr w:type="gramEnd"/>
+            <w:r>
+              <w:rPr>
+                <w:rFonts w:ascii="SimSun" w:eastAsia="SimSun" w:hAnsi="SimSun" w:cs="SimSun" w:hint="eastAsia"/>
+                <w:b/>
+                <w:bCs/>
+                <w:color w:val="auto"/>
+                <w:spacing w:val="-1"/>
+                <w:sz w:val="15"/>
+                <w:szCs w:val="15"/>
+              </w:rPr>
+              <w:t>%)</w:t>
+            </w:r>
+          </w:p>
+        </w:tc>
+        <w:tc>
+          <w:tcPr>
+            <w:tcW w:w="894" w:type="dxa"/>
+            <w:vAlign w:val="center"/>
+          </w:tcPr>
+          <w:p>
+            <w:pPr>
+              <w:pStyle w:val="TableText"/>
+              <w:spacing w:before="98"/>
+              <w:ind w:right="166"/>
+              <w:jc w:val="center"/>
+              <w:rPr>
+                <w:rFonts w:ascii="SimSun" w:eastAsia="SimSun" w:hAnsi="SimSun" w:cs="SimSun"/>
+                <w:color w:val="auto"/>
+                <w:sz w:val="15"/>
+                <w:szCs w:val="15"/>
+              </w:rPr>
+            </w:pPr>
+            <w:r>
+              <w:rPr>
+                <w:rFonts w:ascii="SimSun" w:eastAsia="SimSun" w:hAnsi="SimSun" w:cs="SimSun" w:hint="eastAsia"/>
+                <w:b/>
+                <w:bCs/>
+                <w:color w:val="auto"/>
+                <w:spacing w:val="-7"/>
+                <w:sz w:val="15"/>
+                <w:szCs w:val="15"/>
+              </w:rPr>
+              <w:t>铜</w:t>
+            </w:r>
+          </w:p>
+          <w:p>
+            <w:pPr>
+              <w:pStyle w:val="TableText"/>
+              <w:spacing w:before="98"/>
+              <w:ind w:right="166"/>
+              <w:jc w:val="center"/>
+              <w:rPr>
+                <w:rFonts w:ascii="SimSun" w:eastAsia="SimSun" w:hAnsi="SimSun" w:cs="SimSun"/>
+                <w:color w:val="auto"/>
+                <w:sz w:val="15"/>
+                <w:szCs w:val="15"/>
+              </w:rPr>
+            </w:pPr>
+            <w:proofErr w:type="gramStart"/>
+            <w:r>
+              <w:rPr>
+                <w:rFonts w:ascii="SimSun" w:eastAsia="SimSun" w:hAnsi="SimSun" w:cs="SimSun" w:hint="eastAsia"/>
+                <w:b/>
+                <w:bCs/>
+                <w:color w:val="auto"/>
+                <w:spacing w:val="-1"/>
+                <w:sz w:val="15"/>
+                <w:szCs w:val="15"/>
+              </w:rPr>
+              <w:t>Cu(</w:t>
+            </w:r>
+            <w:proofErr w:type="gramEnd"/>
+            <w:r>
+              <w:rPr>
+                <w:rFonts w:ascii="SimSun" w:eastAsia="SimSun" w:hAnsi="SimSun" w:cs="SimSun" w:hint="eastAsia"/>
+                <w:b/>
+                <w:bCs/>
+                <w:color w:val="auto"/>
+                <w:spacing w:val="-1"/>
+                <w:sz w:val="15"/>
+                <w:szCs w:val="15"/>
+              </w:rPr>
+              <w:t>%)</w:t>
+            </w:r>
+          </w:p>
+        </w:tc>
+        <w:tc>
+          <w:tcPr>
+            <w:tcW w:w="894" w:type="dxa"/>
+            <w:vAlign w:val="center"/>
+          </w:tcPr>
+          <w:p>
+            <w:pPr>
+              <w:pStyle w:val="TableText"/>
+              <w:spacing w:before="98"/>
+              <w:ind w:right="159"/>
+              <w:jc w:val="center"/>
+              <w:rPr>
+                <w:rFonts w:ascii="SimSun" w:eastAsia="SimSun" w:hAnsi="SimSun" w:cs="SimSun"/>
+                <w:b/>
+                <w:bCs/>
+                <w:color w:val="auto"/>
+                <w:spacing w:val="-7"/>
+                <w:sz w:val="15"/>
+                <w:szCs w:val="15"/>
+                <w:lang w:eastAsia="zh-CN"/>
+              </w:rPr>
+            </w:pPr>
+            <w:r>
+              <w:rPr>
+                <w:rFonts w:ascii="SimSun" w:eastAsia="SimSun" w:hAnsi="SimSun" w:cs="SimSun" w:hint="eastAsia"/>
+                <w:b/>
+                <w:bCs/>
+                <w:color w:val="auto"/>
+                <w:spacing w:val="-7"/>
+                <w:sz w:val="15"/>
+                <w:szCs w:val="15"/>
+              </w:rPr>
+              <w:t>镍</w:t>
+            </w:r>
+          </w:p>
+          <w:p>
+            <w:pPr>
+              <w:pStyle w:val="TableText"/>
+              <w:spacing w:before="98"/>
+              <w:ind w:right="159"/>
+              <w:jc w:val="center"/>
+              <w:rPr>
+                <w:rFonts w:ascii="SimSun" w:eastAsia="SimSun" w:hAnsi="SimSun" w:cs="SimSun"/>
+                <w:color w:val="auto"/>
+                <w:sz w:val="15"/>
+                <w:szCs w:val="15"/>
+              </w:rPr>
+            </w:pPr>
+            <w:proofErr w:type="gramStart"/>
+            <w:r>
+              <w:rPr>
+                <w:rFonts w:ascii="SimSun" w:eastAsia="SimSun" w:hAnsi="SimSun" w:cs="SimSun" w:hint="eastAsia"/>
                 <w:b/>
                 <w:bCs/>
                 <w:color w:val="auto"/>
                 <w:spacing w:val="-2"/>
-                <w:sz w:val="16"/>
-                <w:szCs w:val="16"/>
-              </w:rPr>
-              <w:t>锰</w:t>
-            </w:r>
-          </w:p>
+                <w:sz w:val="15"/>
+                <w:szCs w:val="15"/>
+              </w:rPr>
+              <w:t>Ni(</w:t>
+            </w:r>
+            <w:proofErr w:type="gramEnd"/>
+            <w:r>
+              <w:rPr>
+                <w:rFonts w:ascii="SimSun" w:eastAsia="SimSun" w:hAnsi="SimSun" w:cs="SimSun" w:hint="eastAsia"/>
+                <w:b/>
+                <w:bCs/>
+                <w:color w:val="auto"/>
+                <w:spacing w:val="-2"/>
+                <w:sz w:val="15"/>
+                <w:szCs w:val="15"/>
+              </w:rPr>
+              <w:t>%)</w:t>
+            </w:r>
+          </w:p>
+        </w:tc>
+        <w:tc>
+          <w:tcPr>
+            <w:tcW w:w="894" w:type="dxa"/>
+            <w:vAlign w:val="center"/>
+          </w:tcPr>
           <w:p>
             <w:pPr>
               <w:pStyle w:val="TableText"/>
-              <w:spacing w:before="25" w:line="192" w:lineRule="auto"/>
-              <w:ind w:left="236"/>
-              <w:rPr>
-                <w:color w:val="auto"/>
-                <w:sz w:val="16"/>
-                <w:szCs w:val="16"/>
+              <w:spacing w:before="98"/>
+              <w:ind w:right="171"/>
+              <w:jc w:val="center"/>
+              <w:rPr>
+                <w:rFonts w:ascii="SimSun" w:eastAsia="SimSun" w:hAnsi="SimSun" w:cs="SimSun"/>
+                <w:color w:val="auto"/>
+                <w:sz w:val="15"/>
+                <w:szCs w:val="15"/>
+              </w:rPr>
+            </w:pPr>
+            <w:r>
+              <w:rPr>
+                <w:rFonts w:ascii="SimSun" w:eastAsia="SimSun" w:hAnsi="SimSun" w:cs="SimSun" w:hint="eastAsia"/>
+                <w:b/>
+                <w:bCs/>
+                <w:color w:val="auto"/>
+                <w:spacing w:val="-7"/>
+                <w:sz w:val="15"/>
+                <w:szCs w:val="15"/>
+              </w:rPr>
+              <w:t>铬</w:t>
+            </w:r>
+          </w:p>
+          <w:p>
+            <w:pPr>
+              <w:pStyle w:val="TableText"/>
+              <w:spacing w:before="98"/>
+              <w:ind w:right="171"/>
+              <w:jc w:val="center"/>
+              <w:rPr>
+                <w:rFonts w:ascii="SimSun" w:eastAsia="SimSun" w:hAnsi="SimSun" w:cs="SimSun"/>
+                <w:color w:val="auto"/>
+                <w:sz w:val="15"/>
+                <w:szCs w:val="15"/>
               </w:rPr>
             </w:pPr>
             <w:proofErr w:type="gramStart"/>
             <w:r>
               <w:rPr>
+                <w:rFonts w:ascii="SimSun" w:eastAsia="SimSun" w:hAnsi="SimSun" w:cs="SimSun" w:hint="eastAsia"/>
+                <w:b/>
+                <w:bCs/>
+                <w:color w:val="auto"/>
+                <w:spacing w:val="-1"/>
+                <w:sz w:val="15"/>
+                <w:szCs w:val="15"/>
+              </w:rPr>
+              <w:t>Cr(</w:t>
+            </w:r>
+            <w:proofErr w:type="gramEnd"/>
+            <w:r>
+              <w:rPr>
+                <w:rFonts w:ascii="SimSun" w:eastAsia="SimSun" w:hAnsi="SimSun" w:cs="SimSun" w:hint="eastAsia"/>
+                <w:b/>
+                <w:bCs/>
+                <w:color w:val="auto"/>
+                <w:spacing w:val="-1"/>
+                <w:sz w:val="15"/>
+                <w:szCs w:val="15"/>
+              </w:rPr>
+              <w:t>%)</w:t>
+            </w:r>
+          </w:p>
+        </w:tc>
+        <w:tc>
+          <w:tcPr>
+            <w:tcW w:w="894" w:type="dxa"/>
+            <w:vAlign w:val="center"/>
+          </w:tcPr>
+          <w:p>
+            <w:pPr>
+              <w:pStyle w:val="TableText"/>
+              <w:spacing w:before="98"/>
+              <w:ind w:right="134"/>
+              <w:jc w:val="center"/>
+              <w:rPr>
+                <w:rFonts w:ascii="SimSun" w:eastAsia="SimSun" w:hAnsi="SimSun" w:cs="SimSun"/>
+                <w:color w:val="auto"/>
+                <w:sz w:val="15"/>
+                <w:szCs w:val="15"/>
+              </w:rPr>
+            </w:pPr>
+            <w:r>
+              <w:rPr>
+                <w:rFonts w:ascii="SimSun" w:eastAsia="SimSun" w:hAnsi="SimSun" w:cs="SimSun" w:hint="eastAsia"/>
+                <w:b/>
+                <w:bCs/>
+                <w:color w:val="auto"/>
+                <w:spacing w:val="-7"/>
+                <w:sz w:val="15"/>
+                <w:szCs w:val="15"/>
+              </w:rPr>
+              <w:t>钼</w:t>
+            </w:r>
+          </w:p>
+          <w:p>
+            <w:pPr>
+              <w:pStyle w:val="TableText"/>
+              <w:spacing w:before="98"/>
+              <w:ind w:right="134"/>
+              <w:jc w:val="center"/>
+              <w:rPr>
+                <w:rFonts w:ascii="SimSun" w:eastAsia="SimSun" w:hAnsi="SimSun" w:cs="SimSun"/>
+                <w:color w:val="auto"/>
+                <w:sz w:val="15"/>
+                <w:szCs w:val="15"/>
+              </w:rPr>
+            </w:pPr>
+            <w:proofErr w:type="gramStart"/>
+            <w:r>
+              <w:rPr>
+                <w:rFonts w:ascii="SimSun" w:eastAsia="SimSun" w:hAnsi="SimSun" w:cs="SimSun" w:hint="eastAsia"/>
                 <w:b/>
                 <w:bCs/>
                 <w:color w:val="auto"/>
                 <w:spacing w:val="-2"/>
-                <w:sz w:val="16"/>
-                <w:szCs w:val="16"/>
-              </w:rPr>
-              <w:t>Mn(</w:t>
+                <w:sz w:val="15"/>
+                <w:szCs w:val="15"/>
+              </w:rPr>
+              <w:t>Mo(</w:t>
             </w:r>
             <w:proofErr w:type="gramEnd"/>
             <w:r>
               <w:rPr>
+                <w:rFonts w:ascii="SimSun" w:eastAsia="SimSun" w:hAnsi="SimSun" w:cs="SimSun" w:hint="eastAsia"/>
                 <w:b/>
                 <w:bCs/>
                 <w:color w:val="auto"/>
                 <w:spacing w:val="-2"/>
-                <w:sz w:val="16"/>
-                <w:szCs w:val="16"/>
+                <w:sz w:val="15"/>
+                <w:szCs w:val="15"/>
               </w:rPr>
               <w:t>%)</w:t>
             </w:r>
@@ -5226,574 +5626,98 @@
         </w:tc>
         <w:tc>
           <w:tcPr>
-            <w:tcW w:w="709" w:type="dxa"/>
+            <w:tcW w:w="895" w:type="dxa"/>
+            <w:vAlign w:val="center"/>
           </w:tcPr>
           <w:p>
             <w:pPr>
               <w:pStyle w:val="TableText"/>
-              <w:spacing w:before="98" w:line="246" w:lineRule="auto"/>
-              <w:ind w:left="213" w:right="197" w:firstLine="64"/>
-              <w:rPr>
-                <w:color w:val="auto"/>
-                <w:sz w:val="16"/>
-                <w:szCs w:val="16"/>
-              </w:rPr>
-            </w:pPr>
-            <w:proofErr w:type="spellStart"/>
-            <w:r>
+              <w:spacing w:before="98"/>
+              <w:ind w:right="172"/>
+              <w:jc w:val="center"/>
               <w:rPr>
                 <w:rFonts w:ascii="SimSun" w:eastAsia="SimSun" w:hAnsi="SimSun" w:cs="SimSun"/>
                 <w:b/>
                 <w:bCs/>
                 <w:color w:val="auto"/>
                 <w:spacing w:val="-7"/>
-                <w:sz w:val="16"/>
-                <w:szCs w:val="16"/>
-              </w:rPr>
-              <w:t>磷</w:t>
-            </w:r>
+                <w:sz w:val="15"/>
+                <w:szCs w:val="15"/>
+                <w:lang w:eastAsia="zh-CN"/>
+              </w:rPr>
+            </w:pPr>
+            <w:r>
+              <w:rPr>
+                <w:rFonts w:ascii="SimSun" w:eastAsia="SimSun" w:hAnsi="SimSun" w:cs="SimSun" w:hint="eastAsia"/>
+                <w:b/>
+                <w:bCs/>
+                <w:color w:val="auto"/>
+                <w:spacing w:val="-7"/>
+                <w:sz w:val="15"/>
+                <w:szCs w:val="15"/>
+              </w:rPr>
+              <w:t>钒</w:t>
+            </w:r>
+          </w:p>
+          <w:p>
+            <w:pPr>
+              <w:pStyle w:val="TableText"/>
+              <w:spacing w:before="98"/>
+              <w:ind w:right="172"/>
+              <w:jc w:val="center"/>
+              <w:rPr>
+                <w:rFonts w:ascii="SimSun" w:eastAsia="SimSun" w:hAnsi="SimSun" w:cs="SimSun"/>
+                <w:color w:val="auto"/>
+                <w:sz w:val="15"/>
+                <w:szCs w:val="15"/>
+              </w:rPr>
+            </w:pPr>
             <w:proofErr w:type="gramStart"/>
             <w:r>
               <w:rPr>
-                <w:b/>
-                <w:bCs/>
-                <w:color w:val="auto"/>
-                <w:spacing w:val="-3"/>
-                <w:sz w:val="16"/>
-                <w:szCs w:val="16"/>
-              </w:rPr>
-              <w:t>P</w:t>
-            </w:r>
-            <w:proofErr w:type="spellEnd"/>
-            <w:r>
-              <w:rPr>
-                <w:b/>
-                <w:bCs/>
-                <w:color w:val="auto"/>
-                <w:spacing w:val="-3"/>
-                <w:sz w:val="16"/>
-                <w:szCs w:val="16"/>
-              </w:rPr>
-              <w:t>(</w:t>
+                <w:rFonts w:ascii="SimSun" w:eastAsia="SimSun" w:hAnsi="SimSun" w:cs="SimSun" w:hint="eastAsia"/>
+                <w:b/>
+                <w:bCs/>
+                <w:color w:val="auto"/>
+                <w:sz w:val="15"/>
+                <w:szCs w:val="15"/>
+              </w:rPr>
+              <w:t>V(</w:t>
             </w:r>
             <w:proofErr w:type="gramEnd"/>
             <w:r>
               <w:rPr>
-                <w:b/>
-                <w:bCs/>
-                <w:color w:val="auto"/>
-                <w:spacing w:val="-3"/>
-                <w:sz w:val="16"/>
-                <w:szCs w:val="16"/>
+                <w:rFonts w:ascii="SimSun" w:eastAsia="SimSun" w:hAnsi="SimSun" w:cs="SimSun" w:hint="eastAsia"/>
+                <w:b/>
+                <w:bCs/>
+                <w:color w:val="auto"/>
+                <w:sz w:val="15"/>
+                <w:szCs w:val="15"/>
               </w:rPr>
               <w:t>%)</w:t>
-            </w:r>
-          </w:p>
-        </w:tc>
-        <w:tc>
-          <w:tcPr>
-            <w:tcW w:w="790" w:type="dxa"/>
-          </w:tcPr>
-          <w:p>
-            <w:pPr>
-              <w:pStyle w:val="TableText"/>
-              <w:spacing w:before="98" w:line="246" w:lineRule="auto"/>
-              <w:ind w:left="251" w:right="243" w:firstLine="65"/>
-              <w:rPr>
-                <w:color w:val="auto"/>
-                <w:sz w:val="16"/>
-                <w:szCs w:val="16"/>
-              </w:rPr>
-            </w:pPr>
-            <w:proofErr w:type="spellStart"/>
-            <w:r>
-              <w:rPr>
-                <w:rFonts w:ascii="SimSun" w:eastAsia="SimSun" w:hAnsi="SimSun" w:cs="SimSun"/>
-                <w:b/>
-                <w:bCs/>
-                <w:color w:val="auto"/>
-                <w:spacing w:val="-7"/>
-                <w:sz w:val="16"/>
-                <w:szCs w:val="16"/>
-              </w:rPr>
-              <w:t>硫</w:t>
-            </w:r>
-            <w:proofErr w:type="gramStart"/>
-            <w:r>
-              <w:rPr>
-                <w:b/>
-                <w:bCs/>
-                <w:color w:val="auto"/>
-                <w:spacing w:val="-1"/>
-                <w:sz w:val="16"/>
-                <w:szCs w:val="16"/>
-              </w:rPr>
-              <w:t>S</w:t>
-            </w:r>
-            <w:proofErr w:type="spellEnd"/>
-            <w:r>
-              <w:rPr>
-                <w:b/>
-                <w:bCs/>
-                <w:color w:val="auto"/>
-                <w:spacing w:val="-1"/>
-                <w:sz w:val="16"/>
-                <w:szCs w:val="16"/>
-              </w:rPr>
-              <w:t>(</w:t>
-            </w:r>
-            <w:proofErr w:type="gramEnd"/>
-            <w:r>
-              <w:rPr>
-                <w:b/>
-                <w:bCs/>
-                <w:color w:val="auto"/>
-                <w:spacing w:val="-1"/>
-                <w:sz w:val="16"/>
-                <w:szCs w:val="16"/>
-              </w:rPr>
-              <w:t>%)</w:t>
-            </w:r>
-          </w:p>
-        </w:tc>
-        <w:tc>
-          <w:tcPr>
-            <w:tcW w:w="858" w:type="dxa"/>
-          </w:tcPr>
-          <w:p>
-            <w:pPr>
-              <w:pStyle w:val="TableText"/>
-              <w:spacing w:before="98" w:line="246" w:lineRule="auto"/>
-              <w:ind w:left="268" w:right="253" w:firstLine="84"/>
-              <w:rPr>
-                <w:color w:val="auto"/>
-                <w:sz w:val="16"/>
-                <w:szCs w:val="16"/>
-              </w:rPr>
-            </w:pPr>
-            <w:r>
-              <w:rPr>
-                <w:rFonts w:ascii="SimSun" w:eastAsia="SimSun" w:hAnsi="SimSun" w:cs="SimSun"/>
-                <w:b/>
-                <w:bCs/>
-                <w:color w:val="auto"/>
-                <w:spacing w:val="-7"/>
-                <w:sz w:val="16"/>
-                <w:szCs w:val="16"/>
-              </w:rPr>
-              <w:t>硅</w:t>
-            </w:r>
-            <w:r>
-              <w:rPr>
-                <w:rFonts w:ascii="SimSun" w:eastAsia="SimSun" w:hAnsi="SimSun" w:cs="SimSun"/>
-                <w:color w:val="auto"/>
-                <w:sz w:val="16"/>
-                <w:szCs w:val="16"/>
-              </w:rPr>
-              <w:t xml:space="preserve"> </w:t>
-            </w:r>
-            <w:proofErr w:type="gramStart"/>
-            <w:r>
-              <w:rPr>
-                <w:b/>
-                <w:bCs/>
-                <w:color w:val="auto"/>
-                <w:spacing w:val="-1"/>
-                <w:sz w:val="16"/>
-                <w:szCs w:val="16"/>
-              </w:rPr>
-              <w:t>Si(</w:t>
-            </w:r>
-            <w:proofErr w:type="gramEnd"/>
-            <w:r>
-              <w:rPr>
-                <w:b/>
-                <w:bCs/>
-                <w:color w:val="auto"/>
-                <w:spacing w:val="-1"/>
-                <w:sz w:val="16"/>
-                <w:szCs w:val="16"/>
-              </w:rPr>
-              <w:t>%)</w:t>
-            </w:r>
-          </w:p>
-        </w:tc>
-        <w:tc>
-          <w:tcPr>
-            <w:tcW w:w="736" w:type="dxa"/>
-          </w:tcPr>
-          <w:p>
-            <w:pPr>
-              <w:pStyle w:val="TableText"/>
-              <w:spacing w:before="98" w:line="246" w:lineRule="auto"/>
-              <w:ind w:left="179" w:right="166" w:firstLine="112"/>
-              <w:rPr>
-                <w:color w:val="auto"/>
-                <w:sz w:val="16"/>
-                <w:szCs w:val="16"/>
-              </w:rPr>
-            </w:pPr>
-            <w:r>
-              <w:rPr>
-                <w:rFonts w:ascii="SimSun" w:eastAsia="SimSun" w:hAnsi="SimSun" w:cs="SimSun"/>
-                <w:b/>
-                <w:bCs/>
-                <w:color w:val="auto"/>
-                <w:spacing w:val="-7"/>
-                <w:sz w:val="16"/>
-                <w:szCs w:val="16"/>
-              </w:rPr>
-              <w:t>铜</w:t>
-            </w:r>
-            <w:r>
-              <w:rPr>
-                <w:rFonts w:ascii="SimSun" w:eastAsia="SimSun" w:hAnsi="SimSun" w:cs="SimSun"/>
-                <w:color w:val="auto"/>
-                <w:sz w:val="16"/>
-                <w:szCs w:val="16"/>
-              </w:rPr>
-              <w:t xml:space="preserve"> </w:t>
-            </w:r>
-            <w:proofErr w:type="gramStart"/>
-            <w:r>
-              <w:rPr>
-                <w:b/>
-                <w:bCs/>
-                <w:color w:val="auto"/>
-                <w:spacing w:val="-1"/>
-                <w:sz w:val="16"/>
-                <w:szCs w:val="16"/>
-              </w:rPr>
-              <w:t>Cu(</w:t>
-            </w:r>
-            <w:proofErr w:type="gramEnd"/>
-            <w:r>
-              <w:rPr>
-                <w:b/>
-                <w:bCs/>
-                <w:color w:val="auto"/>
-                <w:spacing w:val="-1"/>
-                <w:sz w:val="16"/>
-                <w:szCs w:val="16"/>
-              </w:rPr>
-              <w:t>%)</w:t>
-            </w:r>
-          </w:p>
-        </w:tc>
-        <w:tc>
-          <w:tcPr>
-            <w:tcW w:w="696" w:type="dxa"/>
-          </w:tcPr>
-          <w:p>
-            <w:pPr>
-              <w:pStyle w:val="TableText"/>
-              <w:spacing w:before="98" w:line="246" w:lineRule="auto"/>
-              <w:ind w:left="178" w:right="159" w:firstLine="95"/>
-              <w:rPr>
-                <w:color w:val="auto"/>
-                <w:sz w:val="16"/>
-                <w:szCs w:val="16"/>
-              </w:rPr>
-            </w:pPr>
-            <w:proofErr w:type="spellStart"/>
-            <w:r>
-              <w:rPr>
-                <w:rFonts w:ascii="SimSun" w:eastAsia="SimSun" w:hAnsi="SimSun" w:cs="SimSun"/>
-                <w:b/>
-                <w:bCs/>
-                <w:color w:val="auto"/>
-                <w:spacing w:val="-7"/>
-                <w:sz w:val="16"/>
-                <w:szCs w:val="16"/>
-              </w:rPr>
-              <w:t>镍</w:t>
-            </w:r>
-            <w:proofErr w:type="gramStart"/>
-            <w:r>
-              <w:rPr>
-                <w:b/>
-                <w:bCs/>
-                <w:color w:val="auto"/>
-                <w:spacing w:val="-2"/>
-                <w:sz w:val="16"/>
-                <w:szCs w:val="16"/>
-              </w:rPr>
-              <w:t>Ni</w:t>
-            </w:r>
-            <w:proofErr w:type="spellEnd"/>
-            <w:r>
-              <w:rPr>
-                <w:b/>
-                <w:bCs/>
-                <w:color w:val="auto"/>
-                <w:spacing w:val="-2"/>
-                <w:sz w:val="16"/>
-                <w:szCs w:val="16"/>
-              </w:rPr>
-              <w:t>(</w:t>
-            </w:r>
-            <w:proofErr w:type="gramEnd"/>
-            <w:r>
-              <w:rPr>
-                <w:b/>
-                <w:bCs/>
-                <w:color w:val="auto"/>
-                <w:spacing w:val="-2"/>
-                <w:sz w:val="16"/>
-                <w:szCs w:val="16"/>
-              </w:rPr>
-              <w:t>%)</w:t>
-            </w:r>
-          </w:p>
-        </w:tc>
-        <w:tc>
-          <w:tcPr>
-            <w:tcW w:w="718" w:type="dxa"/>
-          </w:tcPr>
-          <w:p>
-            <w:pPr>
-              <w:pStyle w:val="TableText"/>
-              <w:spacing w:before="98" w:line="246" w:lineRule="auto"/>
-              <w:ind w:left="185" w:right="171" w:firstLine="97"/>
-              <w:rPr>
-                <w:color w:val="auto"/>
-                <w:sz w:val="16"/>
-                <w:szCs w:val="16"/>
-              </w:rPr>
-            </w:pPr>
-            <w:r>
-              <w:rPr>
-                <w:rFonts w:ascii="SimSun" w:eastAsia="SimSun" w:hAnsi="SimSun" w:cs="SimSun"/>
-                <w:b/>
-                <w:bCs/>
-                <w:color w:val="auto"/>
-                <w:spacing w:val="-7"/>
-                <w:sz w:val="16"/>
-                <w:szCs w:val="16"/>
-              </w:rPr>
-              <w:t>铬</w:t>
-            </w:r>
-            <w:r>
-              <w:rPr>
-                <w:rFonts w:ascii="SimSun" w:eastAsia="SimSun" w:hAnsi="SimSun" w:cs="SimSun"/>
-                <w:color w:val="auto"/>
-                <w:sz w:val="16"/>
-                <w:szCs w:val="16"/>
-              </w:rPr>
-              <w:t xml:space="preserve"> </w:t>
-            </w:r>
-            <w:proofErr w:type="gramStart"/>
-            <w:r>
-              <w:rPr>
-                <w:b/>
-                <w:bCs/>
-                <w:color w:val="auto"/>
-                <w:spacing w:val="-1"/>
-                <w:sz w:val="16"/>
-                <w:szCs w:val="16"/>
-              </w:rPr>
-              <w:t>Cr(</w:t>
-            </w:r>
-            <w:proofErr w:type="gramEnd"/>
-            <w:r>
-              <w:rPr>
-                <w:b/>
-                <w:bCs/>
-                <w:color w:val="auto"/>
-                <w:spacing w:val="-1"/>
-                <w:sz w:val="16"/>
-                <w:szCs w:val="16"/>
-              </w:rPr>
-              <w:t>%)</w:t>
-            </w:r>
-          </w:p>
-        </w:tc>
-        <w:tc>
-          <w:tcPr>
-            <w:tcW w:w="723" w:type="dxa"/>
-          </w:tcPr>
-          <w:p>
-            <w:pPr>
-              <w:pStyle w:val="TableText"/>
-              <w:spacing w:before="98" w:line="246" w:lineRule="auto"/>
-              <w:ind w:left="151" w:right="134" w:firstLine="136"/>
-              <w:rPr>
-                <w:color w:val="auto"/>
-                <w:sz w:val="16"/>
-                <w:szCs w:val="16"/>
-              </w:rPr>
-            </w:pPr>
-            <w:r>
-              <w:rPr>
-                <w:rFonts w:ascii="SimSun" w:eastAsia="SimSun" w:hAnsi="SimSun" w:cs="SimSun"/>
-                <w:b/>
-                <w:bCs/>
-                <w:color w:val="auto"/>
-                <w:spacing w:val="-7"/>
-                <w:sz w:val="16"/>
-                <w:szCs w:val="16"/>
-              </w:rPr>
-              <w:t>钼</w:t>
-            </w:r>
-            <w:r>
-              <w:rPr>
-                <w:rFonts w:ascii="SimSun" w:eastAsia="SimSun" w:hAnsi="SimSun" w:cs="SimSun"/>
-                <w:color w:val="auto"/>
-                <w:sz w:val="16"/>
-                <w:szCs w:val="16"/>
-              </w:rPr>
-              <w:t xml:space="preserve"> </w:t>
-            </w:r>
-            <w:proofErr w:type="gramStart"/>
-            <w:r>
-              <w:rPr>
-                <w:b/>
-                <w:bCs/>
-                <w:color w:val="auto"/>
-                <w:spacing w:val="-2"/>
-                <w:sz w:val="16"/>
-                <w:szCs w:val="16"/>
-              </w:rPr>
-              <w:t>Mo(</w:t>
-            </w:r>
-            <w:proofErr w:type="gramEnd"/>
-            <w:r>
-              <w:rPr>
-                <w:b/>
-                <w:bCs/>
-                <w:color w:val="auto"/>
-                <w:spacing w:val="-2"/>
-                <w:sz w:val="16"/>
-                <w:szCs w:val="16"/>
-              </w:rPr>
-              <w:t>%)</w:t>
-            </w:r>
-          </w:p>
-        </w:tc>
-        <w:tc>
-          <w:tcPr>
-            <w:tcW w:w="672" w:type="dxa"/>
-          </w:tcPr>
-          <w:p>
-            <w:pPr>
-              <w:pStyle w:val="TableText"/>
-              <w:spacing w:before="98" w:line="246" w:lineRule="auto"/>
-              <w:ind w:left="182" w:right="172" w:firstLine="78"/>
-              <w:rPr>
-                <w:color w:val="auto"/>
-                <w:sz w:val="16"/>
-                <w:szCs w:val="16"/>
-              </w:rPr>
-            </w:pPr>
-            <w:proofErr w:type="spellStart"/>
-            <w:r>
-              <w:rPr>
-                <w:rFonts w:ascii="SimSun" w:eastAsia="SimSun" w:hAnsi="SimSun" w:cs="SimSun"/>
-                <w:b/>
-                <w:bCs/>
-                <w:color w:val="auto"/>
-                <w:spacing w:val="-7"/>
-                <w:sz w:val="16"/>
-                <w:szCs w:val="16"/>
-              </w:rPr>
-              <w:t>钒</w:t>
-            </w:r>
-            <w:proofErr w:type="gramStart"/>
-            <w:r>
-              <w:rPr>
-                <w:b/>
-                <w:bCs/>
-                <w:color w:val="auto"/>
-                <w:sz w:val="16"/>
-                <w:szCs w:val="16"/>
-              </w:rPr>
-              <w:t>V</w:t>
-            </w:r>
-            <w:proofErr w:type="spellEnd"/>
-            <w:r>
-              <w:rPr>
-                <w:b/>
-                <w:bCs/>
-                <w:color w:val="auto"/>
-                <w:sz w:val="16"/>
-                <w:szCs w:val="16"/>
-              </w:rPr>
-              <w:t>(</w:t>
-            </w:r>
-            <w:proofErr w:type="gramEnd"/>
-            <w:r>
-              <w:rPr>
-                <w:b/>
-                <w:bCs/>
-                <w:color w:val="auto"/>
-                <w:sz w:val="16"/>
-                <w:szCs w:val="16"/>
-              </w:rPr>
-              <w:t>%)</w:t>
-            </w:r>
-          </w:p>
-        </w:tc>
-        <w:tc>
-          <w:tcPr>
-            <w:tcW w:w="1179" w:type="dxa"/>
-          </w:tcPr>
-          <w:p>
-            <w:pPr>
-              <w:pStyle w:val="TableText"/>
-              <w:spacing w:before="226" w:line="182" w:lineRule="auto"/>
-              <w:ind w:left="457"/>
-              <w:rPr>
-                <w:color w:val="auto"/>
-                <w:sz w:val="16"/>
-                <w:szCs w:val="16"/>
-              </w:rPr>
-            </w:pPr>
-            <w:r>
-              <w:rPr>
-                <w:b/>
-                <w:bCs/>
-                <w:color w:val="auto"/>
-                <w:spacing w:val="-1"/>
-                <w:sz w:val="16"/>
-                <w:szCs w:val="16"/>
-              </w:rPr>
-              <w:t>CEQ</w:t>
             </w:r>
           </w:p>
         </w:tc>
       </w:tr>
       <w:tr>
         <w:trPr>
-          <w:trHeight w:val="514"/>
+          <w:trHeight w:hRule="exact" w:val="255"/>
+          <w:tblHeader/>
+          <w:jc w:val="center"/>
         </w:trPr>
         <w:tc>
           <w:tcPr>
-            <w:tcW w:w="892" w:type="dxa"/>
+            <w:tcW w:w="689" w:type="dxa"/>
             <w:vMerge w:val="restart"/>
             <w:tcBorders>
               <w:bottom w:val="nil"/>
             </w:tcBorders>
-          </w:tcPr>
-          <w:p>
-            <w:pPr>
-              <w:spacing w:line="292" w:lineRule="auto"/>
-              <w:rPr>
-                <w:color w:val="auto"/>
-              </w:rPr>
-            </w:pPr>
-          </w:p>
-          <w:p>
-            <w:pPr>
-              <w:spacing w:line="292" w:lineRule="auto"/>
-              <w:rPr>
-                <w:color w:val="auto"/>
-              </w:rPr>
-            </w:pPr>
-          </w:p>
+            <w:vAlign w:val="center"/>
+          </w:tcPr>
           <w:p>
             <w:pPr>
               <w:pStyle w:val="TableText"/>
-              <w:spacing w:before="43" w:line="189" w:lineRule="auto"/>
+              <w:spacing w:before="43"/>
               <w:jc w:val="center"/>
               <w:rPr>
                 <w:color w:val="auto"/>
@@ -5826,45 +5750,47 @@
         </w:tc>
         <w:tc>
           <w:tcPr>
-            <w:tcW w:w="1335" w:type="dxa"/>
-          </w:tcPr>
-          <w:p>
-            <w:pPr>
-              <w:spacing w:before="90" w:line="233" w:lineRule="auto"/>
-              <w:ind w:left="520"/>
-              <w:rPr>
-                <w:rFonts w:ascii="SimSun" w:eastAsia="SimSun" w:hAnsi="SimSun" w:cs="SimSun"/>
-                <w:color w:val="auto"/>
-                <w:sz w:val="14"/>
-                <w:szCs w:val="14"/>
-              </w:rPr>
-            </w:pPr>
-            <w:proofErr w:type="spellStart"/>
-            <w:r>
-              <w:rPr>
-                <w:rFonts w:ascii="SimSun" w:eastAsia="SimSun" w:hAnsi="SimSun" w:cs="SimSun"/>
-                <w:color w:val="auto"/>
-                <w:spacing w:val="5"/>
-                <w:sz w:val="14"/>
-                <w:szCs w:val="14"/>
-              </w:rPr>
-              <w:t>要求</w:t>
-            </w:r>
-            <w:proofErr w:type="spellEnd"/>
-          </w:p>
-          <w:p>
-            <w:pPr>
-              <w:pStyle w:val="TableText"/>
-              <w:spacing w:before="38" w:line="193" w:lineRule="auto"/>
-              <w:ind w:left="246"/>
-              <w:rPr>
-                <w:color w:val="auto"/>
-              </w:rPr>
-            </w:pPr>
-            <w:r>
-              <w:rPr>
-                <w:color w:val="auto"/>
-                <w:spacing w:val="3"/>
+            <w:tcW w:w="1276" w:type="dxa"/>
+            <w:vAlign w:val="center"/>
+          </w:tcPr>
+          <w:p>
+            <w:pPr>
+              <w:textAlignment w:val="center"/>
+              <w:rPr>
+                <w:rFonts w:ascii="Calibri" w:eastAsia="SimSun" w:hAnsi="Calibri" w:cs="Calibri"/>
+                <w:color w:val="auto"/>
+                <w:sz w:val="15"/>
+                <w:szCs w:val="15"/>
+                <w:lang w:eastAsia="zh-CN" w:bidi="ar"/>
+              </w:rPr>
+            </w:pPr>
+            <w:r>
+              <w:rPr>
+                <w:rFonts w:ascii="Calibri" w:eastAsia="SimSun" w:hAnsi="Calibri" w:cs="Calibri"/>
+                <w:color w:val="auto"/>
+                <w:sz w:val="15"/>
+                <w:szCs w:val="15"/>
+                <w:lang w:eastAsia="zh-CN" w:bidi="ar"/>
+              </w:rPr>
+              <w:t>要</w:t>
+            </w:r>
+            <w:r>
+              <w:rPr>
+                <w:rFonts w:ascii="Calibri" w:eastAsia="SimSun" w:hAnsi="Calibri" w:cs="Calibri" w:hint="eastAsia"/>
+                <w:color w:val="auto"/>
+                <w:sz w:val="15"/>
+                <w:szCs w:val="15"/>
+                <w:lang w:eastAsia="zh-CN" w:bidi="ar"/>
+              </w:rPr>
+              <w:t>求</w:t>
+            </w:r>
+            <w:r>
+              <w:rPr>
+                <w:rFonts w:ascii="Calibri" w:eastAsia="SimSun" w:hAnsi="Calibri" w:cs="Calibri"/>
+                <w:color w:val="auto"/>
+                <w:sz w:val="15"/>
+                <w:szCs w:val="15"/>
+                <w:lang w:eastAsia="zh-CN" w:bidi="ar"/>
               </w:rPr>
               <w:t>Requirements</w:t>
             </w:r>
@@ -5872,53 +5798,57 @@
         </w:tc>
         <w:tc>
           <w:tcPr>
-            <w:tcW w:w="682" w:type="dxa"/>
-          </w:tcPr>
-          <w:p>
-            <w:pPr>
-              <w:pStyle w:val="TableText"/>
-              <w:spacing w:before="182" w:line="188" w:lineRule="exact"/>
-              <w:ind w:left="146"/>
-              <w:rPr>
-                <w:color w:val="auto"/>
-              </w:rPr>
-            </w:pPr>
-            <w:r>
-              <w:rPr>
-                <w:rFonts w:ascii="SimSun" w:eastAsia="SimSun" w:hAnsi="SimSun" w:cs="SimSun"/>
-                <w:color w:val="auto"/>
-                <w:spacing w:val="1"/>
-                <w:position w:val="1"/>
-              </w:rPr>
-              <w:t>≤</w:t>
-            </w:r>
-            <w:r>
-              <w:rPr>
-                <w:color w:val="auto"/>
-                <w:spacing w:val="1"/>
-                <w:position w:val="1"/>
-              </w:rPr>
-              <w:t>0.23</w:t>
-            </w:r>
-          </w:p>
-        </w:tc>
-        <w:tc>
-          <w:tcPr>
-            <w:tcW w:w="899" w:type="dxa"/>
-          </w:tcPr>
-          <w:p>
-            <w:pPr>
-              <w:pStyle w:val="TableText"/>
-              <w:spacing w:before="210" w:line="189" w:lineRule="auto"/>
-              <w:ind w:left="163"/>
-              <w:rPr>
-                <w:color w:val="auto"/>
-              </w:rPr>
-            </w:pPr>
-            <w:r>
-              <w:rPr>
-                <w:color w:val="auto"/>
-                <w:spacing w:val="3"/>
+            <w:tcW w:w="894" w:type="dxa"/>
+            <w:vAlign w:val="center"/>
+          </w:tcPr>
+          <w:p>
+            <w:pPr>
+              <w:jc w:val="center"/>
+              <w:textAlignment w:val="center"/>
+              <w:rPr>
+                <w:rFonts w:ascii="Calibri" w:eastAsia="SimSun" w:hAnsi="Calibri" w:cs="Calibri"/>
+                <w:color w:val="auto"/>
+                <w:sz w:val="15"/>
+                <w:szCs w:val="15"/>
+                <w:lang w:eastAsia="zh-CN" w:bidi="ar"/>
+              </w:rPr>
+            </w:pPr>
+            <w:r>
+              <w:rPr>
+                <w:rFonts w:ascii="Calibri" w:eastAsia="SimSun" w:hAnsi="Calibri" w:cs="Calibri"/>
+                <w:color w:val="auto"/>
+                <w:sz w:val="15"/>
+                <w:szCs w:val="15"/>
+                <w:lang w:eastAsia="zh-CN" w:bidi="ar"/>
+              </w:rPr>
+              <w:t>≤0.23</w:t>
+            </w:r>
+          </w:p>
+        </w:tc>
+        <w:tc>
+          <w:tcPr>
+            <w:tcW w:w="894" w:type="dxa"/>
+            <w:vAlign w:val="center"/>
+          </w:tcPr>
+          <w:p>
+            <w:pPr>
+              <w:jc w:val="center"/>
+              <w:textAlignment w:val="center"/>
+              <w:rPr>
+                <w:rFonts w:ascii="Calibri" w:eastAsia="SimSun" w:hAnsi="Calibri" w:cs="Calibri"/>
+                <w:color w:val="auto"/>
+                <w:sz w:val="15"/>
+                <w:szCs w:val="15"/>
+                <w:lang w:eastAsia="zh-CN" w:bidi="ar"/>
+              </w:rPr>
+            </w:pPr>
+            <w:r>
+              <w:rPr>
+                <w:rFonts w:ascii="Calibri" w:eastAsia="SimSun" w:hAnsi="Calibri" w:cs="Calibri"/>
+                <w:color w:val="auto"/>
+                <w:sz w:val="15"/>
+                <w:szCs w:val="15"/>
+                <w:lang w:eastAsia="zh-CN" w:bidi="ar"/>
               </w:rPr>
               <w:t>0.60-1.65</w:t>
             </w:r>
@@ -5926,85 +5856,86 @@
         </w:tc>
         <w:tc>
           <w:tcPr>
-            <w:tcW w:w="709" w:type="dxa"/>
-          </w:tcPr>
-          <w:p>
-            <w:pPr>
-              <w:pStyle w:val="TableText"/>
-              <w:spacing w:before="182" w:line="188" w:lineRule="exact"/>
-              <w:ind w:left="122"/>
-              <w:rPr>
-                <w:color w:val="auto"/>
-              </w:rPr>
-            </w:pPr>
-            <w:r>
-              <w:rPr>
-                <w:rFonts w:ascii="SimSun" w:eastAsia="SimSun" w:hAnsi="SimSun" w:cs="SimSun"/>
-                <w:color w:val="auto"/>
-                <w:spacing w:val="2"/>
-                <w:position w:val="1"/>
-              </w:rPr>
-              <w:t>≤</w:t>
-            </w:r>
-            <w:r>
-              <w:rPr>
-                <w:color w:val="auto"/>
-                <w:spacing w:val="2"/>
-                <w:position w:val="1"/>
-              </w:rPr>
-              <w:t>0.035</w:t>
-            </w:r>
-          </w:p>
-        </w:tc>
-        <w:tc>
-          <w:tcPr>
-            <w:tcW w:w="790" w:type="dxa"/>
-          </w:tcPr>
-          <w:p>
-            <w:pPr>
-              <w:pStyle w:val="TableText"/>
-              <w:spacing w:before="182" w:line="188" w:lineRule="exact"/>
-              <w:ind w:left="162"/>
-              <w:rPr>
-                <w:color w:val="auto"/>
-              </w:rPr>
-            </w:pPr>
-            <w:r>
-              <w:rPr>
-                <w:rFonts w:ascii="SimSun" w:eastAsia="SimSun" w:hAnsi="SimSun" w:cs="SimSun"/>
-                <w:color w:val="auto"/>
-                <w:spacing w:val="2"/>
-                <w:position w:val="1"/>
-              </w:rPr>
-              <w:t>≤</w:t>
-            </w:r>
-            <w:r>
-              <w:rPr>
-                <w:color w:val="auto"/>
-                <w:spacing w:val="2"/>
-                <w:position w:val="1"/>
-              </w:rPr>
-              <w:t>0.025</w:t>
-            </w:r>
-          </w:p>
-        </w:tc>
-        <w:tc>
-          <w:tcPr>
-            <w:tcW w:w="858" w:type="dxa"/>
-          </w:tcPr>
-          <w:p>
-            <w:pPr>
-              <w:pStyle w:val="TableText"/>
-              <w:spacing w:before="210" w:line="189" w:lineRule="auto"/>
-              <w:ind w:left="143"/>
-              <w:rPr>
-                <w:color w:val="auto"/>
-              </w:rPr>
-            </w:pPr>
-            <w:r>
-              <w:rPr>
-                <w:color w:val="auto"/>
-                <w:spacing w:val="3"/>
+            <w:tcW w:w="894" w:type="dxa"/>
+            <w:vAlign w:val="center"/>
+          </w:tcPr>
+          <w:p>
+            <w:pPr>
+              <w:jc w:val="center"/>
+              <w:textAlignment w:val="center"/>
+              <w:rPr>
+                <w:rFonts w:ascii="Calibri" w:eastAsia="SimSun" w:hAnsi="Calibri" w:cs="Calibri"/>
+                <w:color w:val="auto"/>
+                <w:sz w:val="15"/>
+                <w:szCs w:val="15"/>
+                <w:lang w:eastAsia="zh-CN" w:bidi="ar"/>
+              </w:rPr>
+            </w:pPr>
+            <w:r>
+              <w:rPr>
+                <w:rFonts w:ascii="Calibri" w:eastAsia="SimSun" w:hAnsi="Calibri" w:cs="Calibri"/>
+                <w:color w:val="auto"/>
+                <w:sz w:val="15"/>
+                <w:szCs w:val="15"/>
+                <w:lang w:eastAsia="zh-CN" w:bidi="ar"/>
+              </w:rPr>
+              <w:t>≤0.035</w:t>
+            </w:r>
+          </w:p>
+        </w:tc>
+        <w:tc>
+          <w:tcPr>
+            <w:tcW w:w="894" w:type="dxa"/>
+            <w:vAlign w:val="center"/>
+          </w:tcPr>
+          <w:p>
+            <w:pPr>
+              <w:jc w:val="center"/>
+              <w:textAlignment w:val="center"/>
+              <w:rPr>
+                <w:rFonts w:ascii="Calibri" w:eastAsia="SimSun" w:hAnsi="Calibri" w:cs="Calibri"/>
+                <w:color w:val="auto"/>
+                <w:sz w:val="15"/>
+                <w:szCs w:val="15"/>
+                <w:lang w:eastAsia="zh-CN" w:bidi="ar"/>
+              </w:rPr>
+            </w:pPr>
+            <w:r>
+              <w:rPr>
+                <w:rFonts w:ascii="Calibri" w:eastAsia="SimSun" w:hAnsi="Calibri" w:cs="Calibri"/>
+                <w:color w:val="auto"/>
+                <w:sz w:val="15"/>
+                <w:szCs w:val="15"/>
+                <w:lang w:eastAsia="zh-CN" w:bidi="ar"/>
+              </w:rPr>
+              <w:t>≤0.025</w:t>
+            </w:r>
+          </w:p>
+        </w:tc>
+        <w:tc>
+          <w:tcPr>
+            <w:tcW w:w="894" w:type="dxa"/>
+            <w:vAlign w:val="center"/>
+          </w:tcPr>
+          <w:p>
+            <w:pPr>
+              <w:jc w:val="center"/>
+              <w:textAlignment w:val="center"/>
+              <w:rPr>
+                <w:rFonts w:ascii="Calibri" w:eastAsia="SimSun" w:hAnsi="Calibri" w:cs="Calibri"/>
+                <w:color w:val="auto"/>
+                <w:sz w:val="15"/>
+                <w:szCs w:val="15"/>
+                <w:lang w:eastAsia="zh-CN" w:bidi="ar"/>
+              </w:rPr>
+            </w:pPr>
+            <w:r>
+              <w:rPr>
+                <w:rFonts w:ascii="Calibri" w:eastAsia="SimSun" w:hAnsi="Calibri" w:cs="Calibri"/>
+                <w:color w:val="auto"/>
+                <w:sz w:val="15"/>
+                <w:szCs w:val="15"/>
+                <w:lang w:eastAsia="zh-CN" w:bidi="ar"/>
               </w:rPr>
               <w:t>0.10-0.35</w:t>
             </w:r>
@@ -6012,204 +5943,159 @@
         </w:tc>
         <w:tc>
           <w:tcPr>
-            <w:tcW w:w="736" w:type="dxa"/>
-          </w:tcPr>
-          <w:p>
-            <w:pPr>
-              <w:pStyle w:val="TableText"/>
-              <w:spacing w:before="182" w:line="188" w:lineRule="exact"/>
-              <w:ind w:left="175"/>
-              <w:rPr>
-                <w:color w:val="auto"/>
-              </w:rPr>
-            </w:pPr>
-            <w:r>
-              <w:rPr>
-                <w:rFonts w:ascii="SimSun" w:eastAsia="SimSun" w:hAnsi="SimSun" w:cs="SimSun"/>
-                <w:color w:val="auto"/>
-                <w:spacing w:val="1"/>
-                <w:position w:val="1"/>
-              </w:rPr>
-              <w:t>≤</w:t>
-            </w:r>
-            <w:r>
-              <w:rPr>
-                <w:color w:val="auto"/>
-                <w:spacing w:val="1"/>
-                <w:position w:val="1"/>
-              </w:rPr>
-              <w:t>0.40</w:t>
-            </w:r>
-          </w:p>
-        </w:tc>
-        <w:tc>
-          <w:tcPr>
-            <w:tcW w:w="696" w:type="dxa"/>
-          </w:tcPr>
-          <w:p>
-            <w:pPr>
-              <w:pStyle w:val="TableText"/>
-              <w:spacing w:before="182" w:line="188" w:lineRule="exact"/>
-              <w:ind w:left="156"/>
-              <w:rPr>
-                <w:color w:val="auto"/>
-              </w:rPr>
-            </w:pPr>
-            <w:r>
-              <w:rPr>
-                <w:rFonts w:ascii="SimSun" w:eastAsia="SimSun" w:hAnsi="SimSun" w:cs="SimSun"/>
-                <w:color w:val="auto"/>
-                <w:spacing w:val="1"/>
-                <w:position w:val="1"/>
-              </w:rPr>
-              <w:t>≤</w:t>
-            </w:r>
-            <w:r>
-              <w:rPr>
-                <w:color w:val="auto"/>
-                <w:spacing w:val="1"/>
-                <w:position w:val="1"/>
-              </w:rPr>
-              <w:t>0.40</w:t>
-            </w:r>
-          </w:p>
-        </w:tc>
-        <w:tc>
-          <w:tcPr>
-            <w:tcW w:w="718" w:type="dxa"/>
-          </w:tcPr>
-          <w:p>
-            <w:pPr>
-              <w:pStyle w:val="TableText"/>
-              <w:spacing w:before="182" w:line="188" w:lineRule="exact"/>
-              <w:ind w:left="166"/>
-              <w:rPr>
-                <w:color w:val="auto"/>
-              </w:rPr>
-            </w:pPr>
-            <w:r>
-              <w:rPr>
-                <w:rFonts w:ascii="SimSun" w:eastAsia="SimSun" w:hAnsi="SimSun" w:cs="SimSun"/>
-                <w:color w:val="auto"/>
-                <w:spacing w:val="1"/>
-                <w:position w:val="1"/>
-              </w:rPr>
-              <w:t>≤</w:t>
-            </w:r>
-            <w:r>
-              <w:rPr>
-                <w:color w:val="auto"/>
-                <w:spacing w:val="1"/>
-                <w:position w:val="1"/>
-              </w:rPr>
-              <w:t>0.30</w:t>
-            </w:r>
-          </w:p>
-        </w:tc>
-        <w:tc>
-          <w:tcPr>
-            <w:tcW w:w="723" w:type="dxa"/>
-          </w:tcPr>
-          <w:p>
-            <w:pPr>
-              <w:pStyle w:val="TableText"/>
-              <w:spacing w:before="182" w:line="188" w:lineRule="exact"/>
-              <w:ind w:left="168"/>
-              <w:rPr>
-                <w:color w:val="auto"/>
-              </w:rPr>
-            </w:pPr>
-            <w:r>
-              <w:rPr>
-                <w:rFonts w:ascii="SimSun" w:eastAsia="SimSun" w:hAnsi="SimSun" w:cs="SimSun"/>
-                <w:color w:val="auto"/>
-                <w:spacing w:val="1"/>
-                <w:position w:val="1"/>
-              </w:rPr>
-              <w:t>≤</w:t>
-            </w:r>
-            <w:r>
-              <w:rPr>
-                <w:color w:val="auto"/>
-                <w:spacing w:val="1"/>
-                <w:position w:val="1"/>
-              </w:rPr>
-              <w:t>0.12</w:t>
-            </w:r>
-          </w:p>
-        </w:tc>
-        <w:tc>
-          <w:tcPr>
-            <w:tcW w:w="672" w:type="dxa"/>
-          </w:tcPr>
-          <w:p>
-            <w:pPr>
-              <w:pStyle w:val="TableText"/>
-              <w:spacing w:before="182" w:line="188" w:lineRule="exact"/>
-              <w:ind w:left="143"/>
-              <w:rPr>
-                <w:color w:val="auto"/>
-              </w:rPr>
-            </w:pPr>
-            <w:r>
-              <w:rPr>
-                <w:rFonts w:ascii="SimSun" w:eastAsia="SimSun" w:hAnsi="SimSun" w:cs="SimSun"/>
-                <w:color w:val="auto"/>
-                <w:spacing w:val="1"/>
-                <w:position w:val="1"/>
-              </w:rPr>
-              <w:t>≤</w:t>
-            </w:r>
-            <w:r>
-              <w:rPr>
-                <w:color w:val="auto"/>
-                <w:spacing w:val="1"/>
-                <w:position w:val="1"/>
-              </w:rPr>
-              <w:t>0.08</w:t>
-            </w:r>
-          </w:p>
-        </w:tc>
-        <w:tc>
-          <w:tcPr>
-            <w:tcW w:w="1179" w:type="dxa"/>
-          </w:tcPr>
-          <w:p>
-            <w:pPr>
-              <w:pStyle w:val="TableText"/>
-              <w:spacing w:before="182" w:line="188" w:lineRule="exact"/>
-              <w:ind w:left="395"/>
-              <w:rPr>
-                <w:color w:val="auto"/>
-              </w:rPr>
-            </w:pPr>
-            <w:r>
-              <w:rPr>
-                <w:rFonts w:ascii="SimSun" w:eastAsia="SimSun" w:hAnsi="SimSun" w:cs="SimSun"/>
-                <w:color w:val="auto"/>
-                <w:spacing w:val="1"/>
-                <w:position w:val="1"/>
-              </w:rPr>
-              <w:t>≤</w:t>
-            </w:r>
-            <w:r>
-              <w:rPr>
-                <w:color w:val="auto"/>
-                <w:spacing w:val="1"/>
-                <w:position w:val="1"/>
-              </w:rPr>
-              <w:t>0.36</w:t>
+            <w:tcW w:w="894" w:type="dxa"/>
+            <w:vAlign w:val="center"/>
+          </w:tcPr>
+          <w:p>
+            <w:pPr>
+              <w:jc w:val="center"/>
+              <w:textAlignment w:val="center"/>
+              <w:rPr>
+                <w:rFonts w:ascii="Calibri" w:eastAsia="SimSun" w:hAnsi="Calibri" w:cs="Calibri"/>
+                <w:color w:val="auto"/>
+                <w:sz w:val="15"/>
+                <w:szCs w:val="15"/>
+                <w:lang w:eastAsia="zh-CN" w:bidi="ar"/>
+              </w:rPr>
+            </w:pPr>
+            <w:r>
+              <w:rPr>
+                <w:rFonts w:ascii="Calibri" w:eastAsia="SimSun" w:hAnsi="Calibri" w:cs="Calibri"/>
+                <w:color w:val="auto"/>
+                <w:sz w:val="15"/>
+                <w:szCs w:val="15"/>
+                <w:lang w:eastAsia="zh-CN" w:bidi="ar"/>
+              </w:rPr>
+              <w:t>≤0.40</w:t>
+            </w:r>
+          </w:p>
+        </w:tc>
+        <w:tc>
+          <w:tcPr>
+            <w:tcW w:w="894" w:type="dxa"/>
+            <w:vAlign w:val="center"/>
+          </w:tcPr>
+          <w:p>
+            <w:pPr>
+              <w:jc w:val="center"/>
+              <w:textAlignment w:val="center"/>
+              <w:rPr>
+                <w:rFonts w:ascii="Calibri" w:eastAsia="SimSun" w:hAnsi="Calibri" w:cs="Calibri"/>
+                <w:color w:val="auto"/>
+                <w:sz w:val="15"/>
+                <w:szCs w:val="15"/>
+                <w:lang w:eastAsia="zh-CN" w:bidi="ar"/>
+              </w:rPr>
+            </w:pPr>
+            <w:r>
+              <w:rPr>
+                <w:rFonts w:ascii="Calibri" w:eastAsia="SimSun" w:hAnsi="Calibri" w:cs="Calibri"/>
+                <w:color w:val="auto"/>
+                <w:sz w:val="15"/>
+                <w:szCs w:val="15"/>
+                <w:lang w:eastAsia="zh-CN" w:bidi="ar"/>
+              </w:rPr>
+              <w:t>≤0.40</w:t>
+            </w:r>
+          </w:p>
+        </w:tc>
+        <w:tc>
+          <w:tcPr>
+            <w:tcW w:w="894" w:type="dxa"/>
+            <w:vAlign w:val="center"/>
+          </w:tcPr>
+          <w:p>
+            <w:pPr>
+              <w:jc w:val="center"/>
+              <w:textAlignment w:val="center"/>
+              <w:rPr>
+                <w:rFonts w:ascii="Calibri" w:eastAsia="SimSun" w:hAnsi="Calibri" w:cs="Calibri"/>
+                <w:color w:val="auto"/>
+                <w:sz w:val="15"/>
+                <w:szCs w:val="15"/>
+                <w:lang w:eastAsia="zh-CN" w:bidi="ar"/>
+              </w:rPr>
+            </w:pPr>
+            <w:r>
+              <w:rPr>
+                <w:rFonts w:ascii="Calibri" w:eastAsia="SimSun" w:hAnsi="Calibri" w:cs="Calibri"/>
+                <w:color w:val="auto"/>
+                <w:sz w:val="15"/>
+                <w:szCs w:val="15"/>
+                <w:lang w:eastAsia="zh-CN" w:bidi="ar"/>
+              </w:rPr>
+              <w:t>≤0.30</w:t>
+            </w:r>
+          </w:p>
+        </w:tc>
+        <w:tc>
+          <w:tcPr>
+            <w:tcW w:w="894" w:type="dxa"/>
+            <w:vAlign w:val="center"/>
+          </w:tcPr>
+          <w:p>
+            <w:pPr>
+              <w:jc w:val="center"/>
+              <w:textAlignment w:val="center"/>
+              <w:rPr>
+                <w:rFonts w:ascii="Calibri" w:eastAsia="SimSun" w:hAnsi="Calibri" w:cs="Calibri"/>
+                <w:color w:val="auto"/>
+                <w:sz w:val="15"/>
+                <w:szCs w:val="15"/>
+                <w:lang w:eastAsia="zh-CN" w:bidi="ar"/>
+              </w:rPr>
+            </w:pPr>
+            <w:r>
+              <w:rPr>
+                <w:rFonts w:ascii="Calibri" w:eastAsia="SimSun" w:hAnsi="Calibri" w:cs="Calibri"/>
+                <w:color w:val="auto"/>
+                <w:sz w:val="15"/>
+                <w:szCs w:val="15"/>
+                <w:lang w:eastAsia="zh-CN" w:bidi="ar"/>
+              </w:rPr>
+              <w:t>≤0.12</w:t>
+            </w:r>
+          </w:p>
+        </w:tc>
+        <w:tc>
+          <w:tcPr>
+            <w:tcW w:w="895" w:type="dxa"/>
+            <w:vAlign w:val="center"/>
+          </w:tcPr>
+          <w:p>
+            <w:pPr>
+              <w:jc w:val="center"/>
+              <w:textAlignment w:val="center"/>
+              <w:rPr>
+                <w:rFonts w:ascii="Calibri" w:eastAsia="SimSun" w:hAnsi="Calibri" w:cs="Calibri"/>
+                <w:color w:val="auto"/>
+                <w:sz w:val="15"/>
+                <w:szCs w:val="15"/>
+                <w:lang w:eastAsia="zh-CN" w:bidi="ar"/>
+              </w:rPr>
+            </w:pPr>
+            <w:r>
+              <w:rPr>
+                <w:rFonts w:ascii="Calibri" w:eastAsia="SimSun" w:hAnsi="Calibri" w:cs="Calibri"/>
+                <w:color w:val="auto"/>
+                <w:sz w:val="15"/>
+                <w:szCs w:val="15"/>
+                <w:lang w:eastAsia="zh-CN" w:bidi="ar"/>
+              </w:rPr>
+              <w:t>≤0.08</w:t>
             </w:r>
           </w:p>
         </w:tc>
       </w:tr>
       <w:tr>
         <w:trPr>
-          <w:trHeight w:val="303"/>
+          <w:trHeight w:hRule="exact" w:val="255"/>
+          <w:tblHeader/>
+          <w:jc w:val="center"/>
         </w:trPr>
         <w:tc>
           <w:tcPr>
-            <w:tcW w:w="892" w:type="dxa"/>
+            <w:tcW w:w="689" w:type="dxa"/>
             <w:vMerge/>
             <w:tcBorders>
               <w:top w:val="nil"/>
@@ -6226,52 +6112,46 @@
         </w:tc>
         <w:tc>
           <w:tcPr>
-            <w:tcW w:w="1335" w:type="dxa"/>
-          </w:tcPr>
-          <w:p>
-            <w:pPr>
-              <w:pStyle w:val="TableText"/>
-              <w:spacing w:before="78" w:line="230" w:lineRule="auto"/>
-              <w:ind w:left="113"/>
-              <w:rPr>
-                <w:color w:val="auto"/>
-              </w:rPr>
-            </w:pPr>
-            <w:proofErr w:type="spellStart"/>
-            <w:r>
-              <w:rPr>
-                <w:rFonts w:ascii="SimSun" w:eastAsia="SimSun" w:hAnsi="SimSun" w:cs="SimSun"/>
-                <w:color w:val="auto"/>
-                <w:spacing w:val="14"/>
+            <w:tcW w:w="1276" w:type="dxa"/>
+            <w:vAlign w:val="center"/>
+          </w:tcPr>
+          <w:p>
+            <w:pPr>
+              <w:textAlignment w:val="center"/>
+              <w:rPr>
+                <w:rFonts w:ascii="Calibri" w:eastAsia="SimSun" w:hAnsi="Calibri" w:cs="Calibri"/>
+                <w:color w:val="auto"/>
+                <w:sz w:val="15"/>
+                <w:szCs w:val="15"/>
+                <w:lang w:eastAsia="zh-CN" w:bidi="ar"/>
+              </w:rPr>
+            </w:pPr>
+            <w:r>
+              <w:rPr>
+                <w:rFonts w:ascii="Calibri" w:eastAsia="SimSun" w:hAnsi="Calibri" w:cs="Calibri"/>
+                <w:color w:val="auto"/>
+                <w:sz w:val="15"/>
+                <w:szCs w:val="15"/>
+                <w:lang w:eastAsia="zh-CN" w:bidi="ar"/>
               </w:rPr>
               <w:t>原材</w:t>
             </w:r>
             <w:r>
               <w:rPr>
-                <w:color w:val="auto"/>
-              </w:rPr>
-              <w:t>Raw</w:t>
-            </w:r>
-            <w:proofErr w:type="spellEnd"/>
-            <w:r>
-              <w:rPr>
-                <w:color w:val="auto"/>
-                <w:spacing w:val="13"/>
-                <w:w w:val="102"/>
-              </w:rPr>
-              <w:t xml:space="preserve"> </w:t>
-            </w:r>
-            <w:r>
-              <w:rPr>
-                <w:color w:val="auto"/>
-              </w:rPr>
-              <w:t>Bar</w:t>
-            </w:r>
-          </w:p>
-        </w:tc>
-        <w:tc>
-          <w:tcPr>
-            <w:tcW w:w="682" w:type="dxa"/>
+                <w:rFonts w:ascii="Calibri" w:eastAsia="SimSun" w:hAnsi="Calibri" w:cs="Calibri"/>
+                <w:color w:val="auto"/>
+                <w:sz w:val="15"/>
+                <w:szCs w:val="15"/>
+                <w:lang w:eastAsia="zh-CN" w:bidi="ar"/>
+              </w:rPr>
+              <w:t>Raw Bar</w:t>
+            </w:r>
+          </w:p>
+        </w:tc>
+        <w:tc>
+          <w:tcPr>
+            <w:tcW w:w="894" w:type="dxa"/>
+            <w:vAlign w:val="center"/>
           </w:tcPr>
           <w:p>
             <w:pPr>
@@ -6314,7 +6194,8 @@
         </w:tc>
         <w:tc>
           <w:tcPr>
-            <w:tcW w:w="899" w:type="dxa"/>
+            <w:tcW w:w="894" w:type="dxa"/>
+            <w:vAlign w:val="center"/>
           </w:tcPr>
           <w:p>
             <w:pPr>
@@ -6357,7 +6238,8 @@
         </w:tc>
         <w:tc>
           <w:tcPr>
-            <w:tcW w:w="709" w:type="dxa"/>
+            <w:tcW w:w="894" w:type="dxa"/>
+            <w:vAlign w:val="center"/>
           </w:tcPr>
           <w:p>
             <w:pPr>
@@ -6400,7 +6282,8 @@
         </w:tc>
         <w:tc>
           <w:tcPr>
-            <w:tcW w:w="790" w:type="dxa"/>
+            <w:tcW w:w="894" w:type="dxa"/>
+            <w:vAlign w:val="center"/>
           </w:tcPr>
           <w:p>
             <w:pPr>
@@ -6443,7 +6326,8 @@
         </w:tc>
         <w:tc>
           <w:tcPr>
-            <w:tcW w:w="858" w:type="dxa"/>
+            <w:tcW w:w="894" w:type="dxa"/>
+            <w:vAlign w:val="center"/>
           </w:tcPr>
           <w:p>
             <w:pPr>
@@ -6486,7 +6370,8 @@
         </w:tc>
         <w:tc>
           <w:tcPr>
-            <w:tcW w:w="736" w:type="dxa"/>
+            <w:tcW w:w="894" w:type="dxa"/>
+            <w:vAlign w:val="center"/>
           </w:tcPr>
           <w:p>
             <w:pPr>
@@ -6511,7 +6396,8 @@
         </w:tc>
         <w:tc>
           <w:tcPr>
-            <w:tcW w:w="696" w:type="dxa"/>
+            <w:tcW w:w="894" w:type="dxa"/>
+            <w:vAlign w:val="center"/>
           </w:tcPr>
           <w:p>
             <w:pPr>
@@ -6554,7 +6440,8 @@
         </w:tc>
         <w:tc>
           <w:tcPr>
-            <w:tcW w:w="718" w:type="dxa"/>
+            <w:tcW w:w="894" w:type="dxa"/>
+            <w:vAlign w:val="center"/>
           </w:tcPr>
           <w:p>
             <w:pPr>
@@ -6597,7 +6484,8 @@
         </w:tc>
         <w:tc>
           <w:tcPr>
-            <w:tcW w:w="723" w:type="dxa"/>
+            <w:tcW w:w="894" w:type="dxa"/>
+            <w:vAlign w:val="center"/>
           </w:tcPr>
           <w:p>
             <w:pPr>
@@ -6640,7 +6528,8 @@
         </w:tc>
         <w:tc>
           <w:tcPr>
-            <w:tcW w:w="672" w:type="dxa"/>
+            <w:tcW w:w="895" w:type="dxa"/>
+            <w:vAlign w:val="center"/>
           </w:tcPr>
           <w:p>
             <w:pPr>
@@ -6681,57 +6570,16 @@
             </w:r>
           </w:p>
         </w:tc>
-        <w:tc>
-          <w:tcPr>
-            <w:tcW w:w="1179" w:type="dxa"/>
-          </w:tcPr>
-          <w:p>
-            <w:pPr>
-              <w:pStyle w:val="TableText"/>
-              <w:spacing w:before="106" w:line="189" w:lineRule="auto"/>
-              <w:jc w:val="center"/>
-              <w:rPr>
-                <w:rFonts w:eastAsiaTheme="minorEastAsia"/>
-                <w:color w:val="auto"/>
-                <w:lang w:eastAsia="zh-CN"/>
-              </w:rPr>
-            </w:pPr>
-            <w:r>
-              <w:rPr>
-                <w:rFonts w:eastAsiaTheme="minorEastAsia"/>
-                <w:color w:val="auto"/>
-                <w:lang w:eastAsia="zh-CN"/>
-              </w:rPr>
-              <w:t>{{</w:t>
-            </w:r>
-            <w:proofErr w:type="spellStart"/>
-            <w:r>
-              <w:rPr>
-                <w:rFonts w:eastAsiaTheme="minorEastAsia"/>
-                <w:color w:val="auto"/>
-                <w:lang w:eastAsia="zh-CN"/>
-              </w:rPr>
-              <w:t>CEQ_raw_bar</w:t>
-            </w:r>
-            <w:proofErr w:type="spellEnd"/>
-            <w:r>
-              <w:rPr>
-                <w:rFonts w:eastAsiaTheme="minorEastAsia"/>
-                <w:color w:val="auto"/>
-                <w:lang w:eastAsia="zh-CN"/>
-              </w:rPr>
-              <w:t>}}</w:t>
-            </w:r>
-          </w:p>
-        </w:tc>
       </w:tr>
       <w:tr>
         <w:trPr>
-          <w:trHeight w:val="308"/>
+          <w:trHeight w:hRule="exact" w:val="255"/>
+          <w:tblHeader/>
+          <w:jc w:val="center"/>
         </w:trPr>
         <w:tc>
           <w:tcPr>
-            <w:tcW w:w="892" w:type="dxa"/>
+            <w:tcW w:w="689" w:type="dxa"/>
             <w:vMerge/>
             <w:tcBorders>
               <w:top w:val="nil"/>
@@ -6747,35 +6595,1273 @@
         </w:tc>
         <w:tc>
           <w:tcPr>
-            <w:tcW w:w="1335" w:type="dxa"/>
+            <w:tcW w:w="1276" w:type="dxa"/>
+            <w:vAlign w:val="center"/>
+          </w:tcPr>
+          <w:p>
+            <w:pPr>
+              <w:textAlignment w:val="center"/>
+              <w:rPr>
+                <w:rFonts w:ascii="Calibri" w:eastAsia="SimSun" w:hAnsi="Calibri" w:cs="Calibri"/>
+                <w:color w:val="auto"/>
+                <w:sz w:val="15"/>
+                <w:szCs w:val="15"/>
+                <w:lang w:eastAsia="zh-CN" w:bidi="ar"/>
+              </w:rPr>
+            </w:pPr>
+            <w:r>
+              <w:rPr>
+                <w:rFonts w:ascii="Calibri" w:eastAsia="SimSun" w:hAnsi="Calibri" w:cs="Calibri"/>
+                <w:color w:val="auto"/>
+                <w:sz w:val="15"/>
+                <w:szCs w:val="15"/>
+                <w:lang w:eastAsia="zh-CN" w:bidi="ar"/>
+              </w:rPr>
+              <w:t>自检</w:t>
+            </w:r>
+            <w:r>
+              <w:rPr>
+                <w:rFonts w:ascii="Calibri" w:eastAsia="SimSun" w:hAnsi="Calibri" w:cs="Calibri"/>
+                <w:color w:val="auto"/>
+                <w:sz w:val="15"/>
+                <w:szCs w:val="15"/>
+                <w:lang w:eastAsia="zh-CN" w:bidi="ar"/>
+              </w:rPr>
+              <w:t>Self</w:t>
+            </w:r>
+            <w:r>
+              <w:rPr>
+                <w:rFonts w:ascii="Calibri" w:eastAsia="SimSun" w:hAnsi="Calibri" w:cs="Calibri" w:hint="eastAsia"/>
+                <w:color w:val="auto"/>
+                <w:sz w:val="15"/>
+                <w:szCs w:val="15"/>
+                <w:lang w:eastAsia="zh-CN" w:bidi="ar"/>
+              </w:rPr>
+              <w:t>-</w:t>
+            </w:r>
+            <w:r>
+              <w:rPr>
+                <w:rFonts w:ascii="Calibri" w:eastAsia="SimSun" w:hAnsi="Calibri" w:cs="Calibri"/>
+                <w:color w:val="auto"/>
+                <w:sz w:val="15"/>
+                <w:szCs w:val="15"/>
+                <w:lang w:eastAsia="zh-CN" w:bidi="ar"/>
+              </w:rPr>
+              <w:t>inspection</w:t>
+            </w:r>
+          </w:p>
+        </w:tc>
+        <w:tc>
+          <w:tcPr>
+            <w:tcW w:w="894" w:type="dxa"/>
+            <w:vAlign w:val="center"/>
           </w:tcPr>
           <w:p>
             <w:pPr>
               <w:pStyle w:val="TableText"/>
-              <w:spacing w:before="89" w:line="228" w:lineRule="auto"/>
-              <w:ind w:left="130"/>
-              <w:rPr>
-                <w:color w:val="auto"/>
-                <w:sz w:val="12"/>
-                <w:szCs w:val="12"/>
-              </w:rPr>
-            </w:pPr>
+              <w:spacing w:before="106" w:line="189" w:lineRule="auto"/>
+              <w:jc w:val="center"/>
+              <w:rPr>
+                <w:rFonts w:eastAsiaTheme="minorEastAsia"/>
+                <w:color w:val="auto"/>
+                <w:lang w:eastAsia="zh-CN"/>
+              </w:rPr>
+            </w:pPr>
+            <w:r>
+              <w:rPr>
+                <w:rFonts w:eastAsiaTheme="minorEastAsia"/>
+                <w:color w:val="auto"/>
+                <w:lang w:eastAsia="zh-CN"/>
+              </w:rPr>
+              <w:t>{{</w:t>
+            </w:r>
             <w:proofErr w:type="spellStart"/>
             <w:r>
               <w:rPr>
+                <w:rFonts w:eastAsiaTheme="minorEastAsia"/>
+                <w:color w:val="auto"/>
+                <w:lang w:eastAsia="zh-CN"/>
+              </w:rPr>
+              <w:t>C_self_inspection</w:t>
+            </w:r>
+            <w:proofErr w:type="spellEnd"/>
+            <w:r>
+              <w:rPr>
+                <w:rFonts w:eastAsiaTheme="minorEastAsia"/>
+                <w:color w:val="auto"/>
+                <w:lang w:eastAsia="zh-CN"/>
+              </w:rPr>
+              <w:t>}}</w:t>
+            </w:r>
+          </w:p>
+        </w:tc>
+        <w:tc>
+          <w:tcPr>
+            <w:tcW w:w="894" w:type="dxa"/>
+            <w:vAlign w:val="center"/>
+          </w:tcPr>
+          <w:p>
+            <w:pPr>
+              <w:pStyle w:val="TableText"/>
+              <w:spacing w:before="106" w:line="189" w:lineRule="auto"/>
+              <w:jc w:val="center"/>
+              <w:rPr>
+                <w:rFonts w:eastAsiaTheme="minorEastAsia"/>
+                <w:color w:val="auto"/>
+                <w:lang w:eastAsia="zh-CN"/>
+              </w:rPr>
+            </w:pPr>
+            <w:r>
+              <w:rPr>
+                <w:rFonts w:eastAsiaTheme="minorEastAsia"/>
+                <w:color w:val="auto"/>
+                <w:lang w:eastAsia="zh-CN"/>
+              </w:rPr>
+              <w:t>{{</w:t>
+            </w:r>
+            <w:proofErr w:type="spellStart"/>
+            <w:r>
+              <w:rPr>
+                <w:rFonts w:eastAsiaTheme="minorEastAsia"/>
+                <w:color w:val="auto"/>
+                <w:lang w:eastAsia="zh-CN"/>
+              </w:rPr>
+              <w:t>Mn_self_inspection</w:t>
+            </w:r>
+            <w:proofErr w:type="spellEnd"/>
+            <w:r>
+              <w:rPr>
+                <w:rFonts w:eastAsiaTheme="minorEastAsia"/>
+                <w:color w:val="auto"/>
+                <w:lang w:eastAsia="zh-CN"/>
+              </w:rPr>
+              <w:t>}}</w:t>
+            </w:r>
+          </w:p>
+        </w:tc>
+        <w:tc>
+          <w:tcPr>
+            <w:tcW w:w="894" w:type="dxa"/>
+            <w:vAlign w:val="center"/>
+          </w:tcPr>
+          <w:p>
+            <w:pPr>
+              <w:pStyle w:val="TableText"/>
+              <w:spacing w:before="106" w:line="189" w:lineRule="auto"/>
+              <w:jc w:val="center"/>
+              <w:rPr>
+                <w:rFonts w:eastAsiaTheme="minorEastAsia"/>
+                <w:color w:val="auto"/>
+                <w:lang w:eastAsia="zh-CN"/>
+              </w:rPr>
+            </w:pPr>
+            <w:r>
+              <w:rPr>
+                <w:rFonts w:eastAsiaTheme="minorEastAsia"/>
+                <w:color w:val="auto"/>
+                <w:lang w:eastAsia="zh-CN"/>
+              </w:rPr>
+              <w:t>{{</w:t>
+            </w:r>
+            <w:proofErr w:type="spellStart"/>
+            <w:r>
+              <w:rPr>
+                <w:rFonts w:eastAsiaTheme="minorEastAsia"/>
+                <w:color w:val="auto"/>
+                <w:lang w:eastAsia="zh-CN"/>
+              </w:rPr>
+              <w:t>P_self_inspection</w:t>
+            </w:r>
+            <w:proofErr w:type="spellEnd"/>
+            <w:r>
+              <w:rPr>
+                <w:rFonts w:eastAsiaTheme="minorEastAsia"/>
+                <w:color w:val="auto"/>
+                <w:lang w:eastAsia="zh-CN"/>
+              </w:rPr>
+              <w:t>}}</w:t>
+            </w:r>
+          </w:p>
+        </w:tc>
+        <w:tc>
+          <w:tcPr>
+            <w:tcW w:w="894" w:type="dxa"/>
+            <w:vAlign w:val="center"/>
+          </w:tcPr>
+          <w:p>
+            <w:pPr>
+              <w:pStyle w:val="TableText"/>
+              <w:spacing w:before="106" w:line="189" w:lineRule="auto"/>
+              <w:jc w:val="center"/>
+              <w:rPr>
+                <w:rFonts w:eastAsiaTheme="minorEastAsia"/>
+                <w:color w:val="auto"/>
+                <w:lang w:eastAsia="zh-CN"/>
+              </w:rPr>
+            </w:pPr>
+            <w:r>
+              <w:rPr>
+                <w:rFonts w:eastAsiaTheme="minorEastAsia"/>
+                <w:color w:val="auto"/>
+                <w:lang w:eastAsia="zh-CN"/>
+              </w:rPr>
+              <w:t>{{</w:t>
+            </w:r>
+            <w:proofErr w:type="spellStart"/>
+            <w:r>
+              <w:rPr>
+                <w:rFonts w:eastAsiaTheme="minorEastAsia"/>
+                <w:color w:val="auto"/>
+                <w:lang w:eastAsia="zh-CN"/>
+              </w:rPr>
+              <w:t>S_self_inspection</w:t>
+            </w:r>
+            <w:proofErr w:type="spellEnd"/>
+            <w:r>
+              <w:rPr>
+                <w:rFonts w:eastAsiaTheme="minorEastAsia"/>
+                <w:color w:val="auto"/>
+                <w:lang w:eastAsia="zh-CN"/>
+              </w:rPr>
+              <w:t>}}</w:t>
+            </w:r>
+          </w:p>
+        </w:tc>
+        <w:tc>
+          <w:tcPr>
+            <w:tcW w:w="894" w:type="dxa"/>
+            <w:vAlign w:val="center"/>
+          </w:tcPr>
+          <w:p>
+            <w:pPr>
+              <w:pStyle w:val="TableText"/>
+              <w:spacing w:before="106" w:line="189" w:lineRule="auto"/>
+              <w:jc w:val="center"/>
+              <w:rPr>
+                <w:rFonts w:eastAsiaTheme="minorEastAsia"/>
+                <w:color w:val="auto"/>
+                <w:lang w:eastAsia="zh-CN"/>
+              </w:rPr>
+            </w:pPr>
+            <w:r>
+              <w:rPr>
+                <w:rFonts w:eastAsiaTheme="minorEastAsia"/>
+                <w:color w:val="auto"/>
+                <w:lang w:eastAsia="zh-CN"/>
+              </w:rPr>
+              <w:t>{{</w:t>
+            </w:r>
+            <w:proofErr w:type="spellStart"/>
+            <w:r>
+              <w:rPr>
+                <w:rFonts w:eastAsiaTheme="minorEastAsia"/>
+                <w:color w:val="auto"/>
+                <w:lang w:eastAsia="zh-CN"/>
+              </w:rPr>
+              <w:t>Si_self_inspection</w:t>
+            </w:r>
+            <w:proofErr w:type="spellEnd"/>
+            <w:r>
+              <w:rPr>
+                <w:rFonts w:eastAsiaTheme="minorEastAsia"/>
+                <w:color w:val="auto"/>
+                <w:lang w:eastAsia="zh-CN"/>
+              </w:rPr>
+              <w:t>}}</w:t>
+            </w:r>
+          </w:p>
+        </w:tc>
+        <w:tc>
+          <w:tcPr>
+            <w:tcW w:w="894" w:type="dxa"/>
+            <w:vAlign w:val="center"/>
+          </w:tcPr>
+          <w:p>
+            <w:pPr>
+              <w:pStyle w:val="TableText"/>
+              <w:spacing w:before="106" w:line="189" w:lineRule="auto"/>
+              <w:jc w:val="center"/>
+              <w:rPr>
+                <w:rFonts w:eastAsiaTheme="minorEastAsia"/>
+                <w:color w:val="auto"/>
+                <w:lang w:eastAsia="zh-CN"/>
+              </w:rPr>
+            </w:pPr>
+            <w:r>
+              <w:rPr>
+                <w:rFonts w:eastAsiaTheme="minorEastAsia"/>
+                <w:color w:val="auto"/>
+                <w:lang w:eastAsia="zh-CN"/>
+              </w:rPr>
+              <w:t>{{</w:t>
+            </w:r>
+            <w:proofErr w:type="spellStart"/>
+            <w:r>
+              <w:rPr>
+                <w:rFonts w:eastAsiaTheme="minorEastAsia"/>
+                <w:color w:val="auto"/>
+                <w:lang w:eastAsia="zh-CN"/>
+              </w:rPr>
+              <w:t>Cu_self_inspection</w:t>
+            </w:r>
+            <w:proofErr w:type="spellEnd"/>
+            <w:r>
+              <w:rPr>
+                <w:rFonts w:eastAsiaTheme="minorEastAsia"/>
+                <w:color w:val="auto"/>
+                <w:lang w:eastAsia="zh-CN"/>
+              </w:rPr>
+              <w:t>}}</w:t>
+            </w:r>
+          </w:p>
+        </w:tc>
+        <w:tc>
+          <w:tcPr>
+            <w:tcW w:w="894" w:type="dxa"/>
+            <w:vAlign w:val="center"/>
+          </w:tcPr>
+          <w:p>
+            <w:pPr>
+              <w:pStyle w:val="TableText"/>
+              <w:spacing w:before="106" w:line="189" w:lineRule="auto"/>
+              <w:jc w:val="center"/>
+              <w:rPr>
+                <w:rFonts w:eastAsiaTheme="minorEastAsia"/>
+                <w:color w:val="auto"/>
+                <w:lang w:eastAsia="zh-CN"/>
+              </w:rPr>
+            </w:pPr>
+            <w:r>
+              <w:rPr>
+                <w:rFonts w:eastAsiaTheme="minorEastAsia"/>
+                <w:color w:val="auto"/>
+                <w:lang w:eastAsia="zh-CN"/>
+              </w:rPr>
+              <w:t>{{</w:t>
+            </w:r>
+            <w:proofErr w:type="spellStart"/>
+            <w:r>
+              <w:rPr>
+                <w:rFonts w:eastAsiaTheme="minorEastAsia"/>
+                <w:color w:val="auto"/>
+                <w:lang w:eastAsia="zh-CN"/>
+              </w:rPr>
+              <w:t>Ni_self_inspection</w:t>
+            </w:r>
+            <w:proofErr w:type="spellEnd"/>
+            <w:r>
+              <w:rPr>
+                <w:rFonts w:eastAsiaTheme="minorEastAsia"/>
+                <w:color w:val="auto"/>
+                <w:lang w:eastAsia="zh-CN"/>
+              </w:rPr>
+              <w:t>}}</w:t>
+            </w:r>
+          </w:p>
+        </w:tc>
+        <w:tc>
+          <w:tcPr>
+            <w:tcW w:w="894" w:type="dxa"/>
+            <w:vAlign w:val="center"/>
+          </w:tcPr>
+          <w:p>
+            <w:pPr>
+              <w:pStyle w:val="TableText"/>
+              <w:spacing w:before="106" w:line="189" w:lineRule="auto"/>
+              <w:jc w:val="center"/>
+              <w:rPr>
+                <w:rFonts w:eastAsiaTheme="minorEastAsia"/>
+                <w:color w:val="auto"/>
+                <w:lang w:eastAsia="zh-CN"/>
+              </w:rPr>
+            </w:pPr>
+            <w:r>
+              <w:rPr>
+                <w:rFonts w:eastAsiaTheme="minorEastAsia"/>
+                <w:color w:val="auto"/>
+                <w:lang w:eastAsia="zh-CN"/>
+              </w:rPr>
+              <w:t>{{</w:t>
+            </w:r>
+            <w:proofErr w:type="spellStart"/>
+            <w:r>
+              <w:rPr>
+                <w:rFonts w:eastAsiaTheme="minorEastAsia"/>
+                <w:color w:val="auto"/>
+                <w:lang w:eastAsia="zh-CN"/>
+              </w:rPr>
+              <w:t>Cr_self_inspection</w:t>
+            </w:r>
+            <w:proofErr w:type="spellEnd"/>
+            <w:r>
+              <w:rPr>
+                <w:rFonts w:eastAsiaTheme="minorEastAsia"/>
+                <w:color w:val="auto"/>
+                <w:lang w:eastAsia="zh-CN"/>
+              </w:rPr>
+              <w:t>}}</w:t>
+            </w:r>
+          </w:p>
+        </w:tc>
+        <w:tc>
+          <w:tcPr>
+            <w:tcW w:w="894" w:type="dxa"/>
+            <w:vAlign w:val="center"/>
+          </w:tcPr>
+          <w:p>
+            <w:pPr>
+              <w:pStyle w:val="TableText"/>
+              <w:spacing w:before="106" w:line="189" w:lineRule="auto"/>
+              <w:jc w:val="center"/>
+              <w:rPr>
+                <w:rFonts w:eastAsiaTheme="minorEastAsia"/>
+                <w:color w:val="auto"/>
+                <w:lang w:eastAsia="zh-CN"/>
+              </w:rPr>
+            </w:pPr>
+            <w:r>
+              <w:rPr>
+                <w:rFonts w:eastAsiaTheme="minorEastAsia"/>
+                <w:color w:val="auto"/>
+                <w:lang w:eastAsia="zh-CN"/>
+              </w:rPr>
+              <w:t>{{</w:t>
+            </w:r>
+            <w:proofErr w:type="spellStart"/>
+            <w:r>
+              <w:rPr>
+                <w:rFonts w:eastAsiaTheme="minorEastAsia"/>
+                <w:color w:val="auto"/>
+                <w:lang w:eastAsia="zh-CN"/>
+              </w:rPr>
+              <w:t>Mo_self_inspection</w:t>
+            </w:r>
+            <w:proofErr w:type="spellEnd"/>
+            <w:r>
+              <w:rPr>
+                <w:rFonts w:eastAsiaTheme="minorEastAsia"/>
+                <w:color w:val="auto"/>
+                <w:lang w:eastAsia="zh-CN"/>
+              </w:rPr>
+              <w:t>}}</w:t>
+            </w:r>
+          </w:p>
+        </w:tc>
+        <w:tc>
+          <w:tcPr>
+            <w:tcW w:w="895" w:type="dxa"/>
+            <w:vAlign w:val="center"/>
+          </w:tcPr>
+          <w:p>
+            <w:pPr>
+              <w:pStyle w:val="TableText"/>
+              <w:spacing w:before="106" w:line="189" w:lineRule="auto"/>
+              <w:jc w:val="center"/>
+              <w:rPr>
+                <w:rFonts w:eastAsiaTheme="minorEastAsia"/>
+                <w:color w:val="auto"/>
+                <w:lang w:eastAsia="zh-CN"/>
+              </w:rPr>
+            </w:pPr>
+            <w:r>
+              <w:rPr>
+                <w:rFonts w:eastAsiaTheme="minorEastAsia"/>
+                <w:color w:val="auto"/>
+                <w:lang w:eastAsia="zh-CN"/>
+              </w:rPr>
+              <w:t>{{</w:t>
+            </w:r>
+            <w:proofErr w:type="spellStart"/>
+            <w:r>
+              <w:rPr>
+                <w:rFonts w:eastAsiaTheme="minorEastAsia"/>
+                <w:color w:val="auto"/>
+                <w:lang w:eastAsia="zh-CN"/>
+              </w:rPr>
+              <w:t>V_self_inspection</w:t>
+            </w:r>
+            <w:proofErr w:type="spellEnd"/>
+            <w:r>
+              <w:rPr>
+                <w:rFonts w:eastAsiaTheme="minorEastAsia"/>
+                <w:color w:val="auto"/>
+                <w:lang w:eastAsia="zh-CN"/>
+              </w:rPr>
+              <w:t>}}</w:t>
+            </w:r>
+          </w:p>
+        </w:tc>
+      </w:tr>
+    </w:tbl>
+    <w:p>
+      <w:pPr>
+        <w:pStyle w:val="a3"/>
+        <w:spacing w:before="28"/>
+        <w:ind w:left="55"/>
+        <w:rPr>
+          <w:b/>
+          <w:bCs/>
+          <w:color w:val="auto"/>
+          <w:spacing w:val="-2"/>
+          <w:sz w:val="15"/>
+          <w:szCs w:val="15"/>
+        </w:rPr>
+      </w:pPr>
+    </w:p>
+    <w:tbl>
+      <w:tblPr>
+        <w:tblStyle w:val="TableNormal"/>
+        <w:tblW w:w="10906" w:type="dxa"/>
+        <w:jc w:val="center"/>
+        <w:tblInd w:w="0" w:type="dxa"/>
+        <w:tblBorders>
+          <w:top w:val="single" w:sz="2" w:space="0" w:color="000000"/>
+          <w:left w:val="single" w:sz="2" w:space="0" w:color="000000"/>
+          <w:bottom w:val="single" w:sz="2" w:space="0" w:color="000000"/>
+          <w:right w:val="single" w:sz="2" w:space="0" w:color="000000"/>
+          <w:insideH w:val="single" w:sz="2" w:space="0" w:color="000000"/>
+          <w:insideV w:val="single" w:sz="2" w:space="0" w:color="000000"/>
+        </w:tblBorders>
+        <w:tblLook w:val="04A0" w:firstRow="1" w:lastRow="0" w:firstColumn="1" w:lastColumn="0" w:noHBand="0" w:noVBand="1"/>
+      </w:tblPr>
+      <w:tblGrid>
+        <w:gridCol w:w="700"/>
+        <w:gridCol w:w="1185"/>
+        <w:gridCol w:w="3312"/>
+        <w:gridCol w:w="2920"/>
+        <w:gridCol w:w="2789"/>
+      </w:tblGrid>
+      <w:tr>
+        <w:trPr>
+          <w:tblHeader/>
+          <w:jc w:val="center"/>
+        </w:trPr>
+        <w:tc>
+          <w:tcPr>
+            <w:tcW w:w="1885" w:type="dxa"/>
+            <w:gridSpan w:val="2"/>
+            <w:vAlign w:val="center"/>
+          </w:tcPr>
+          <w:p>
+            <w:pPr>
+              <w:spacing w:before="131"/>
+              <w:jc w:val="center"/>
+              <w:rPr>
+                <w:rFonts w:ascii="Cambria Math" w:eastAsia="Calibri" w:hAnsi="Calibri" w:cs="Calibri"/>
+                <w:b/>
+                <w:color w:val="auto"/>
+                <w:sz w:val="13"/>
+                <w:szCs w:val="6"/>
+              </w:rPr>
+            </w:pPr>
+            <w:proofErr w:type="spellStart"/>
+            <w:r>
+              <w:rPr>
+                <w:rFonts w:ascii="Cambria Math" w:eastAsia="Calibri" w:hAnsi="Calibri" w:cs="Calibri"/>
+                <w:b/>
+                <w:bCs/>
+                <w:color w:val="auto"/>
+                <w:spacing w:val="7"/>
+                <w:sz w:val="13"/>
+                <w:szCs w:val="6"/>
+              </w:rPr>
+              <w:t>原材料炉号</w:t>
+            </w:r>
+            <w:r>
+              <w:rPr>
+                <w:rFonts w:ascii="Cambria Math" w:eastAsia="Calibri" w:hAnsi="Calibri" w:cs="Calibri"/>
+                <w:b/>
+                <w:bCs/>
+                <w:color w:val="auto"/>
+                <w:spacing w:val="3"/>
+                <w:sz w:val="13"/>
+                <w:szCs w:val="6"/>
+              </w:rPr>
+              <w:t>RawmaterialNO</w:t>
+            </w:r>
+            <w:proofErr w:type="spellEnd"/>
+            <w:r>
+              <w:rPr>
+                <w:rFonts w:ascii="Cambria Math" w:eastAsia="Calibri" w:hAnsi="Calibri" w:cs="Calibri"/>
+                <w:b/>
+                <w:bCs/>
+                <w:color w:val="auto"/>
+                <w:spacing w:val="3"/>
+                <w:sz w:val="13"/>
+                <w:szCs w:val="6"/>
+              </w:rPr>
+              <w:t>.</w:t>
+            </w:r>
+          </w:p>
+        </w:tc>
+        <w:tc>
+          <w:tcPr>
+            <w:tcW w:w="3312" w:type="dxa"/>
+            <w:vAlign w:val="center"/>
+          </w:tcPr>
+          <w:p>
+            <w:pPr>
+              <w:pStyle w:val="TableText"/>
+              <w:spacing w:before="85" w:line="181" w:lineRule="auto"/>
+              <w:ind w:firstLineChars="300" w:firstLine="473"/>
+              <w:jc w:val="center"/>
+              <w:rPr>
                 <w:rFonts w:ascii="SimSun" w:eastAsia="SimSun" w:hAnsi="SimSun" w:cs="SimSun"/>
+                <w:b/>
+                <w:bCs/>
+                <w:color w:val="auto"/>
+                <w:spacing w:val="7"/>
+                <w:sz w:val="15"/>
+                <w:szCs w:val="15"/>
+              </w:rPr>
+            </w:pPr>
+            <w:r>
+              <w:rPr>
+                <w:rFonts w:ascii="SimSun" w:eastAsia="SimSun" w:hAnsi="SimSun" w:cs="SimSun" w:hint="eastAsia"/>
+                <w:b/>
+                <w:bCs/>
+                <w:color w:val="auto"/>
+                <w:spacing w:val="7"/>
+                <w:sz w:val="15"/>
+                <w:szCs w:val="15"/>
+              </w:rPr>
+              <w:t>Σ</w:t>
+            </w:r>
+            <m:oMath>
+              <m:d>
+                <m:dPr>
+                  <m:ctrlPr>
+                    <w:rPr>
+                      <w:rFonts w:ascii="DejaVu Math TeX Gyre" w:eastAsia="SimSun" w:hAnsi="DejaVu Math TeX Gyre" w:cs="DejaVu Math TeX Gyre"/>
+                      <w:b/>
+                      <w:bCs/>
+                      <w:color w:val="auto"/>
+                      <w:spacing w:val="7"/>
+                      <w:sz w:val="15"/>
+                      <w:szCs w:val="15"/>
+                      <w:lang w:val="fr-FR"/>
+                    </w:rPr>
+                  </m:ctrlPr>
+                </m:dPr>
+                <m:e>
+                  <m:r>
+                    <m:rPr>
+                      <m:sty m:val="b"/>
+                    </m:rPr>
+                    <w:rPr>
+                      <w:rFonts w:ascii="DejaVu Math TeX Gyre" w:eastAsia="SimSun" w:hAnsi="DejaVu Math TeX Gyre" w:cs="DejaVu Math TeX Gyre"/>
+                      <w:color w:val="auto"/>
+                      <w:spacing w:val="7"/>
+                      <w:sz w:val="15"/>
+                      <w:szCs w:val="15"/>
+                      <w:lang w:val="fr-FR"/>
+                    </w:rPr>
+                    <m:t>Cu+Ni+Cr+Mo+V</m:t>
+                  </m:r>
+                </m:e>
+              </m:d>
+            </m:oMath>
+          </w:p>
+        </w:tc>
+        <w:tc>
+          <w:tcPr>
+            <w:tcW w:w="2920" w:type="dxa"/>
+            <w:vAlign w:val="center"/>
+          </w:tcPr>
+          <w:p>
+            <w:pPr>
+              <w:pStyle w:val="TableText"/>
+              <w:spacing w:before="85" w:line="181" w:lineRule="auto"/>
+              <w:jc w:val="center"/>
+              <w:rPr>
+                <w:rFonts w:ascii="SimSun" w:eastAsia="SimSun" w:hAnsi="SimSun" w:cs="SimSun"/>
+                <w:b/>
+                <w:bCs/>
+                <w:color w:val="auto"/>
+                <w:spacing w:val="7"/>
+                <w:sz w:val="15"/>
+                <w:szCs w:val="15"/>
+              </w:rPr>
+            </w:pPr>
+            <w:r>
+              <w:rPr>
+                <w:rFonts w:ascii="SimSun" w:eastAsia="SimSun" w:hAnsi="SimSun" w:cs="SimSun" w:hint="eastAsia"/>
+                <w:b/>
+                <w:bCs/>
+                <w:color w:val="auto"/>
+                <w:spacing w:val="7"/>
+                <w:sz w:val="15"/>
+                <w:szCs w:val="15"/>
+              </w:rPr>
+              <w:t>Σ</w:t>
+            </w:r>
+            <m:oMath>
+              <m:d>
+                <m:dPr>
+                  <m:ctrlPr>
+                    <w:rPr>
+                      <w:rFonts w:ascii="Cambria Math" w:eastAsia="SimSun" w:hAnsi="Cambria Math" w:cs="SimSun"/>
+                      <w:b/>
+                      <w:bCs/>
+                      <w:color w:val="auto"/>
+                      <w:spacing w:val="7"/>
+                      <w:sz w:val="15"/>
+                      <w:szCs w:val="15"/>
+                      <w:lang w:val="fr-FR"/>
+                    </w:rPr>
+                  </m:ctrlPr>
+                </m:dPr>
+                <m:e>
+                  <m:r>
+                    <m:rPr>
+                      <m:sty m:val="b"/>
+                    </m:rPr>
+                    <w:rPr>
+                      <w:rFonts w:ascii="Cambria Math" w:eastAsia="SimSun" w:hAnsi="Cambria Math" w:cs="SimSun"/>
+                      <w:color w:val="auto"/>
+                      <w:spacing w:val="7"/>
+                      <w:sz w:val="15"/>
+                      <w:szCs w:val="15"/>
+                      <w:lang w:val="fr-FR"/>
+                    </w:rPr>
+                    <m:t>Cr+Mo</m:t>
+                  </m:r>
+                </m:e>
+              </m:d>
+            </m:oMath>
+          </w:p>
+        </w:tc>
+        <w:tc>
+          <w:tcPr>
+            <w:tcW w:w="2789" w:type="dxa"/>
+            <w:vAlign w:val="center"/>
+          </w:tcPr>
+          <w:p>
+            <w:pPr>
+              <w:pStyle w:val="TableText"/>
+              <w:spacing w:before="85" w:line="181" w:lineRule="auto"/>
+              <w:jc w:val="center"/>
+              <w:rPr>
+                <w:rFonts w:ascii="SimSun" w:eastAsia="SimSun" w:hAnsi="SimSun" w:cs="SimSun"/>
+                <w:b/>
+                <w:bCs/>
+                <w:color w:val="auto"/>
+                <w:spacing w:val="7"/>
+                <w:sz w:val="15"/>
+                <w:szCs w:val="15"/>
+              </w:rPr>
+            </w:pPr>
+            <w:r>
+              <w:rPr>
+                <w:rFonts w:eastAsia="SimSun"/>
+                <w:b/>
+                <w:bCs/>
+                <w:color w:val="auto"/>
+                <w:spacing w:val="7"/>
+                <w:sz w:val="18"/>
+                <w:szCs w:val="18"/>
+              </w:rPr>
+              <w:t>CEQ</w:t>
+            </w:r>
+          </w:p>
+        </w:tc>
+      </w:tr>
+      <w:tr>
+        <w:trPr>
+          <w:trHeight w:val="258"/>
+          <w:jc w:val="center"/>
+        </w:trPr>
+        <w:tc>
+          <w:tcPr>
+            <w:tcW w:w="700" w:type="dxa"/>
+            <w:vMerge w:val="restart"/>
+            <w:tcBorders>
+              <w:bottom w:val="nil"/>
+            </w:tcBorders>
+            <w:vAlign w:val="center"/>
+          </w:tcPr>
+          <w:p>
+            <w:pPr>
+              <w:pStyle w:val="TableText"/>
+              <w:spacing w:before="43"/>
+              <w:jc w:val="center"/>
+              <w:rPr>
+                <w:rFonts w:eastAsiaTheme="minorEastAsia"/>
+                <w:color w:val="auto"/>
+                <w:lang w:eastAsia="zh-CN"/>
+              </w:rPr>
+            </w:pPr>
+            <w:r>
+              <w:rPr>
+                <w:color w:val="auto"/>
+                <w:spacing w:val="4"/>
+              </w:rPr>
+              <w:t>{{</w:t>
+            </w:r>
+            <w:proofErr w:type="spellStart"/>
+            <w:r>
+              <w:rPr>
+                <w:color w:val="auto"/>
+                <w:spacing w:val="4"/>
+              </w:rPr>
+              <w:t>heat_no</w:t>
+            </w:r>
+            <w:proofErr w:type="spellEnd"/>
+            <w:r>
+              <w:rPr>
+                <w:color w:val="auto"/>
+                <w:spacing w:val="4"/>
+              </w:rPr>
+              <w:t>}}</w:t>
+            </w:r>
+          </w:p>
+        </w:tc>
+        <w:tc>
+          <w:tcPr>
+            <w:tcW w:w="1185" w:type="dxa"/>
+            <w:vAlign w:val="center"/>
+          </w:tcPr>
+          <w:p>
+            <w:pPr>
+              <w:spacing w:before="90"/>
+              <w:rPr>
+                <w:rFonts w:ascii="Calibri" w:eastAsia="Calibri" w:hAnsi="Calibri" w:cs="Calibri"/>
+                <w:color w:val="auto"/>
+                <w:sz w:val="13"/>
+                <w:szCs w:val="13"/>
+              </w:rPr>
+            </w:pPr>
+            <w:proofErr w:type="spellStart"/>
+            <w:r>
+              <w:rPr>
+                <w:rFonts w:ascii="Calibri" w:eastAsia="Calibri" w:hAnsi="Calibri" w:cs="Calibri"/>
+                <w:color w:val="auto"/>
+                <w:spacing w:val="5"/>
+                <w:sz w:val="13"/>
+                <w:szCs w:val="13"/>
+              </w:rPr>
+              <w:t>要求</w:t>
+            </w:r>
+            <w:r>
+              <w:rPr>
+                <w:rFonts w:ascii="Calibri" w:eastAsia="Calibri" w:hAnsi="Calibri" w:cs="Calibri"/>
+                <w:color w:val="auto"/>
+                <w:spacing w:val="3"/>
+                <w:sz w:val="13"/>
+                <w:szCs w:val="13"/>
+              </w:rPr>
+              <w:t>Requirements</w:t>
+            </w:r>
+            <w:proofErr w:type="spellEnd"/>
+          </w:p>
+        </w:tc>
+        <w:tc>
+          <w:tcPr>
+            <w:tcW w:w="3312" w:type="dxa"/>
+            <w:vAlign w:val="center"/>
+          </w:tcPr>
+          <w:p>
+            <w:pPr>
+              <w:jc w:val="center"/>
+              <w:textAlignment w:val="center"/>
+              <w:rPr>
+                <w:rFonts w:ascii="Calibri" w:eastAsia="SimSun" w:hAnsi="Calibri" w:cs="Calibri"/>
+                <w:color w:val="auto"/>
+                <w:sz w:val="15"/>
+                <w:szCs w:val="15"/>
+                <w:lang w:eastAsia="zh-CN" w:bidi="ar"/>
+              </w:rPr>
+            </w:pPr>
+            <w:r>
+              <w:rPr>
+                <w:rFonts w:ascii="Calibri" w:eastAsia="SimSun" w:hAnsi="Calibri" w:cs="Calibri"/>
+                <w:color w:val="auto"/>
+                <w:sz w:val="15"/>
+                <w:szCs w:val="15"/>
+                <w:lang w:bidi="ar"/>
+              </w:rPr>
+              <w:t>&lt;</w:t>
+            </w:r>
+            <w:r>
+              <w:rPr>
+                <w:rFonts w:ascii="Calibri" w:eastAsia="SimSun" w:hAnsi="Calibri" w:cs="Calibri"/>
+                <w:color w:val="auto"/>
+                <w:sz w:val="15"/>
+                <w:szCs w:val="15"/>
+                <w:lang w:eastAsia="zh-CN" w:bidi="ar"/>
+              </w:rPr>
+              <w:t>1</w:t>
+            </w:r>
+          </w:p>
+        </w:tc>
+        <w:tc>
+          <w:tcPr>
+            <w:tcW w:w="2920" w:type="dxa"/>
+            <w:vAlign w:val="center"/>
+          </w:tcPr>
+          <w:p>
+            <w:pPr>
+              <w:jc w:val="center"/>
+              <w:textAlignment w:val="center"/>
+              <w:rPr>
+                <w:rFonts w:ascii="Calibri" w:eastAsia="SimSun" w:hAnsi="Calibri" w:cs="Calibri"/>
+                <w:color w:val="auto"/>
+                <w:sz w:val="15"/>
+                <w:szCs w:val="15"/>
+                <w:lang w:eastAsia="zh-CN" w:bidi="ar"/>
+              </w:rPr>
+            </w:pPr>
+            <w:r>
+              <w:rPr>
+                <w:rFonts w:ascii="Calibri" w:eastAsia="SimSun" w:hAnsi="Calibri" w:cs="Calibri"/>
+                <w:color w:val="auto"/>
+                <w:sz w:val="15"/>
+                <w:szCs w:val="15"/>
+                <w:lang w:bidi="ar"/>
+              </w:rPr>
+              <w:t>&lt;</w:t>
+            </w:r>
+            <w:r>
+              <w:rPr>
+                <w:rFonts w:ascii="Calibri" w:eastAsia="SimSun" w:hAnsi="Calibri" w:cs="Calibri"/>
+                <w:color w:val="auto"/>
+                <w:sz w:val="15"/>
+                <w:szCs w:val="15"/>
+                <w:lang w:eastAsia="zh-CN" w:bidi="ar"/>
+              </w:rPr>
+              <w:t>0.32</w:t>
+            </w:r>
+          </w:p>
+        </w:tc>
+        <w:tc>
+          <w:tcPr>
+            <w:tcW w:w="2789" w:type="dxa"/>
+            <w:vAlign w:val="center"/>
+          </w:tcPr>
+          <w:p>
+            <w:pPr>
+              <w:jc w:val="center"/>
+              <w:textAlignment w:val="center"/>
+              <w:rPr>
+                <w:rFonts w:ascii="Calibri" w:eastAsia="SimSun" w:hAnsi="Calibri" w:cs="Calibri"/>
+                <w:color w:val="auto"/>
+                <w:sz w:val="15"/>
+                <w:szCs w:val="15"/>
+                <w:lang w:eastAsia="zh-CN" w:bidi="ar"/>
+              </w:rPr>
+            </w:pPr>
+            <w:r>
+              <w:rPr>
+                <w:rFonts w:ascii="Calibri" w:eastAsia="SimSun" w:hAnsi="Calibri" w:cs="Calibri"/>
+                <w:color w:val="auto"/>
+                <w:sz w:val="15"/>
+                <w:szCs w:val="15"/>
+                <w:lang w:eastAsia="zh-CN" w:bidi="ar"/>
+              </w:rPr>
+              <w:t>≤0.36</w:t>
+            </w:r>
+          </w:p>
+        </w:tc>
+      </w:tr>
+      <w:tr>
+        <w:trPr>
+          <w:jc w:val="center"/>
+        </w:trPr>
+        <w:tc>
+          <w:tcPr>
+            <w:tcW w:w="700" w:type="dxa"/>
+            <w:vMerge/>
+            <w:tcBorders>
+              <w:top w:val="nil"/>
+              <w:bottom w:val="nil"/>
+            </w:tcBorders>
+            <w:vAlign w:val="center"/>
+          </w:tcPr>
+          <w:p>
+            <w:pPr>
+              <w:jc w:val="center"/>
+              <w:rPr>
+                <w:rFonts w:ascii="Calibri" w:eastAsia="Calibri"/>
+                <w:color w:val="auto"/>
+                <w:sz w:val="14"/>
+              </w:rPr>
+            </w:pPr>
+          </w:p>
+        </w:tc>
+        <w:tc>
+          <w:tcPr>
+            <w:tcW w:w="1185" w:type="dxa"/>
+            <w:vAlign w:val="center"/>
+          </w:tcPr>
+          <w:p>
+            <w:pPr>
+              <w:pStyle w:val="TableText"/>
+              <w:spacing w:before="78"/>
+              <w:rPr>
+                <w:color w:val="auto"/>
+                <w:sz w:val="13"/>
+                <w:szCs w:val="13"/>
+              </w:rPr>
+            </w:pPr>
+            <w:proofErr w:type="spellStart"/>
+            <w:r>
+              <w:rPr>
+                <w:rFonts w:ascii="ＭＳ 明朝" w:eastAsia="ＭＳ 明朝" w:hAnsi="ＭＳ 明朝" w:cs="ＭＳ 明朝" w:hint="eastAsia"/>
+                <w:color w:val="auto"/>
+                <w:spacing w:val="14"/>
+                <w:sz w:val="13"/>
+                <w:szCs w:val="13"/>
+              </w:rPr>
+              <w:t>原材</w:t>
+            </w:r>
+            <w:r>
+              <w:rPr>
+                <w:color w:val="auto"/>
+                <w:sz w:val="13"/>
+                <w:szCs w:val="13"/>
+              </w:rPr>
+              <w:t>Raw</w:t>
+            </w:r>
+            <w:proofErr w:type="spellEnd"/>
+            <w:r>
+              <w:rPr>
+                <w:color w:val="auto"/>
+                <w:spacing w:val="13"/>
+                <w:w w:val="102"/>
+                <w:sz w:val="13"/>
+                <w:szCs w:val="13"/>
+              </w:rPr>
+              <w:t xml:space="preserve"> </w:t>
+            </w:r>
+            <w:r>
+              <w:rPr>
+                <w:color w:val="auto"/>
+                <w:sz w:val="13"/>
+                <w:szCs w:val="13"/>
+              </w:rPr>
+              <w:t>Bar</w:t>
+            </w:r>
+          </w:p>
+        </w:tc>
+        <w:tc>
+          <w:tcPr>
+            <w:tcW w:w="3312" w:type="dxa"/>
+            <w:vAlign w:val="center"/>
+          </w:tcPr>
+          <w:p>
+            <w:pPr>
+              <w:jc w:val="center"/>
+              <w:textAlignment w:val="center"/>
+              <w:rPr>
+                <w:rFonts w:ascii="Calibri" w:eastAsia="SimSun" w:hAnsi="Calibri" w:cs="Calibri"/>
+                <w:color w:val="auto"/>
+                <w:sz w:val="15"/>
+                <w:szCs w:val="15"/>
+                <w:lang w:eastAsia="zh-CN" w:bidi="ar"/>
+              </w:rPr>
+            </w:pPr>
+            <w:r>
+              <w:rPr>
+                <w:rFonts w:ascii="Calibri" w:eastAsia="SimSun" w:hAnsi="Calibri" w:cs="Calibri"/>
+                <w:color w:val="auto"/>
+                <w:sz w:val="15"/>
+                <w:szCs w:val="15"/>
+                <w:lang w:eastAsia="zh-CN" w:bidi="ar"/>
+              </w:rPr>
+              <w:t>{{</w:t>
+            </w:r>
+            <w:proofErr w:type="spellStart"/>
+            <w:r>
+              <w:rPr>
+                <w:rFonts w:ascii="Calibri" w:eastAsia="SimSun" w:hAnsi="Calibri" w:cs="Calibri"/>
+                <w:color w:val="auto"/>
+                <w:sz w:val="15"/>
+                <w:szCs w:val="15"/>
+                <w:lang w:eastAsia="zh-CN" w:bidi="ar"/>
+              </w:rPr>
+              <w:t>SUM_CuNiCrMoV_raw_bar</w:t>
+            </w:r>
+            <w:proofErr w:type="spellEnd"/>
+            <w:r>
+              <w:rPr>
+                <w:rFonts w:ascii="Calibri" w:eastAsia="SimSun" w:hAnsi="Calibri" w:cs="Calibri"/>
+                <w:color w:val="auto"/>
+                <w:sz w:val="15"/>
+                <w:szCs w:val="15"/>
+                <w:lang w:eastAsia="zh-CN" w:bidi="ar"/>
+              </w:rPr>
+              <w:t>}}</w:t>
+            </w:r>
+          </w:p>
+        </w:tc>
+        <w:tc>
+          <w:tcPr>
+            <w:tcW w:w="2920" w:type="dxa"/>
+            <w:vAlign w:val="center"/>
+          </w:tcPr>
+          <w:p>
+            <w:pPr>
+              <w:jc w:val="center"/>
+              <w:textAlignment w:val="center"/>
+              <w:rPr>
+                <w:rFonts w:ascii="Calibri" w:eastAsia="SimSun" w:hAnsi="Calibri" w:cs="Calibri"/>
+                <w:color w:val="auto"/>
+                <w:sz w:val="15"/>
+                <w:szCs w:val="15"/>
+                <w:lang w:eastAsia="zh-CN" w:bidi="ar"/>
+              </w:rPr>
+            </w:pPr>
+            <w:r>
+              <w:rPr>
+                <w:rFonts w:ascii="Calibri" w:eastAsia="SimSun" w:hAnsi="Calibri" w:cs="Calibri"/>
+                <w:color w:val="auto"/>
+                <w:sz w:val="15"/>
+                <w:szCs w:val="15"/>
+                <w:lang w:eastAsia="zh-CN" w:bidi="ar"/>
+              </w:rPr>
+              <w:t>{{</w:t>
+            </w:r>
+            <w:proofErr w:type="spellStart"/>
+            <w:r>
+              <w:rPr>
+                <w:rFonts w:ascii="Calibri" w:eastAsia="SimSun" w:hAnsi="Calibri" w:cs="Calibri"/>
+                <w:color w:val="auto"/>
+                <w:sz w:val="15"/>
+                <w:szCs w:val="15"/>
+                <w:lang w:eastAsia="zh-CN" w:bidi="ar"/>
+              </w:rPr>
+              <w:t>SUM_CrMo_raw_bar</w:t>
+            </w:r>
+            <w:proofErr w:type="spellEnd"/>
+            <w:r>
+              <w:rPr>
+                <w:rFonts w:ascii="Calibri" w:eastAsia="SimSun" w:hAnsi="Calibri" w:cs="Calibri"/>
+                <w:color w:val="auto"/>
+                <w:sz w:val="15"/>
+                <w:szCs w:val="15"/>
+                <w:lang w:eastAsia="zh-CN" w:bidi="ar"/>
+              </w:rPr>
+              <w:t>}}</w:t>
+            </w:r>
+          </w:p>
+        </w:tc>
+        <w:tc>
+          <w:tcPr>
+            <w:tcW w:w="2789" w:type="dxa"/>
+            <w:vAlign w:val="center"/>
+          </w:tcPr>
+          <w:p>
+            <w:pPr>
+              <w:jc w:val="center"/>
+              <w:textAlignment w:val="center"/>
+              <w:rPr>
+                <w:rFonts w:ascii="Calibri" w:eastAsia="SimSun" w:hAnsi="Calibri" w:cs="Calibri"/>
+                <w:color w:val="auto"/>
+                <w:sz w:val="15"/>
+                <w:szCs w:val="15"/>
+                <w:lang w:eastAsia="zh-CN" w:bidi="ar"/>
+              </w:rPr>
+            </w:pPr>
+            <w:r>
+              <w:rPr>
+                <w:rFonts w:ascii="Calibri" w:eastAsia="SimSun" w:hAnsi="Calibri" w:cs="Calibri"/>
+                <w:color w:val="auto"/>
+                <w:sz w:val="15"/>
+                <w:szCs w:val="15"/>
+                <w:lang w:eastAsia="zh-CN" w:bidi="ar"/>
+              </w:rPr>
+              <w:t>{{</w:t>
+            </w:r>
+            <w:proofErr w:type="spellStart"/>
+            <w:r>
+              <w:rPr>
+                <w:rFonts w:ascii="Calibri" w:eastAsia="SimSun" w:hAnsi="Calibri" w:cs="Calibri"/>
+                <w:color w:val="auto"/>
+                <w:sz w:val="15"/>
+                <w:szCs w:val="15"/>
+                <w:lang w:eastAsia="zh-CN" w:bidi="ar"/>
+              </w:rPr>
+              <w:t>CEQ_raw_bar</w:t>
+            </w:r>
+            <w:proofErr w:type="spellEnd"/>
+            <w:r>
+              <w:rPr>
+                <w:rFonts w:ascii="Calibri" w:eastAsia="SimSun" w:hAnsi="Calibri" w:cs="Calibri"/>
+                <w:color w:val="auto"/>
+                <w:sz w:val="15"/>
+                <w:szCs w:val="15"/>
+                <w:lang w:eastAsia="zh-CN" w:bidi="ar"/>
+              </w:rPr>
+              <w:t>}}</w:t>
+            </w:r>
+          </w:p>
+        </w:tc>
+      </w:tr>
+      <w:tr>
+        <w:trPr>
+          <w:jc w:val="center"/>
+        </w:trPr>
+        <w:tc>
+          <w:tcPr>
+            <w:tcW w:w="700" w:type="dxa"/>
+            <w:vMerge/>
+            <w:tcBorders>
+              <w:top w:val="nil"/>
+            </w:tcBorders>
+            <w:vAlign w:val="center"/>
+          </w:tcPr>
+          <w:p>
+            <w:pPr>
+              <w:jc w:val="center"/>
+              <w:rPr>
+                <w:rFonts w:ascii="Calibri" w:eastAsia="Calibri"/>
+                <w:color w:val="auto"/>
+                <w:sz w:val="14"/>
+              </w:rPr>
+            </w:pPr>
+          </w:p>
+        </w:tc>
+        <w:tc>
+          <w:tcPr>
+            <w:tcW w:w="1185" w:type="dxa"/>
+            <w:vAlign w:val="center"/>
+          </w:tcPr>
+          <w:p>
+            <w:pPr>
+              <w:pStyle w:val="TableText"/>
+              <w:spacing w:before="89"/>
+              <w:rPr>
+                <w:color w:val="auto"/>
+                <w:sz w:val="13"/>
+                <w:szCs w:val="13"/>
+              </w:rPr>
+            </w:pPr>
+            <w:proofErr w:type="spellStart"/>
+            <w:r>
+              <w:rPr>
+                <w:rFonts w:ascii="ＭＳ 明朝" w:eastAsia="ＭＳ 明朝" w:hAnsi="ＭＳ 明朝" w:cs="ＭＳ 明朝" w:hint="eastAsia"/>
                 <w:color w:val="auto"/>
                 <w:spacing w:val="17"/>
-                <w:sz w:val="12"/>
-                <w:szCs w:val="12"/>
-              </w:rPr>
-              <w:t>自检</w:t>
-            </w:r>
-            <w:r>
-              <w:rPr>
-                <w:color w:val="auto"/>
-                <w:sz w:val="12"/>
-                <w:szCs w:val="12"/>
+                <w:sz w:val="13"/>
+                <w:szCs w:val="13"/>
+              </w:rPr>
+              <w:t>自</w:t>
+            </w:r>
+            <w:r>
+              <w:rPr>
+                <w:rFonts w:ascii="Microsoft YaHei" w:eastAsia="Microsoft YaHei" w:hAnsi="Microsoft YaHei" w:cs="Microsoft YaHei" w:hint="eastAsia"/>
+                <w:color w:val="auto"/>
+                <w:spacing w:val="17"/>
+                <w:sz w:val="13"/>
+                <w:szCs w:val="13"/>
+              </w:rPr>
+              <w:t>检</w:t>
+            </w:r>
+            <w:r>
+              <w:rPr>
+                <w:color w:val="auto"/>
+                <w:sz w:val="13"/>
+                <w:szCs w:val="13"/>
               </w:rPr>
               <w:t>Self</w:t>
             </w:r>
@@ -6784,16 +7870,16 @@
               <w:rPr>
                 <w:color w:val="auto"/>
                 <w:spacing w:val="17"/>
-                <w:sz w:val="12"/>
-                <w:szCs w:val="12"/>
+                <w:sz w:val="13"/>
+                <w:szCs w:val="13"/>
               </w:rPr>
               <w:t>-</w:t>
             </w:r>
             <w:r>
               <w:rPr>
                 <w:color w:val="auto"/>
-                <w:sz w:val="12"/>
-                <w:szCs w:val="12"/>
+                <w:sz w:val="13"/>
+                <w:szCs w:val="13"/>
               </w:rPr>
               <w:t>inspection</w:t>
             </w:r>
@@ -6801,42 +7887,50 @@
         </w:tc>
         <w:tc>
           <w:tcPr>
-            <w:tcW w:w="682" w:type="dxa"/>
-          </w:tcPr>
-          <w:p>
-            <w:pPr>
-              <w:pStyle w:val="TableText"/>
-              <w:spacing w:before="108" w:line="189" w:lineRule="auto"/>
+            <w:tcW w:w="3312" w:type="dxa"/>
+            <w:vAlign w:val="center"/>
+          </w:tcPr>
+          <w:p>
+            <w:pPr>
               <w:jc w:val="center"/>
-              <w:rPr>
-                <w:rFonts w:eastAsiaTheme="minorEastAsia"/>
-                <w:color w:val="auto"/>
-                <w:lang w:eastAsia="zh-CN"/>
-              </w:rPr>
-            </w:pPr>
-            <w:r>
-              <w:rPr>
-                <w:rFonts w:eastAsiaTheme="minorEastAsia"/>
-                <w:color w:val="auto"/>
-                <w:lang w:eastAsia="zh-CN"/>
+              <w:textAlignment w:val="center"/>
+              <w:rPr>
+                <w:rFonts w:ascii="Calibri" w:eastAsia="SimSun" w:hAnsi="Calibri" w:cs="Calibri"/>
+                <w:color w:val="auto"/>
+                <w:sz w:val="15"/>
+                <w:szCs w:val="15"/>
+                <w:lang w:eastAsia="zh-CN" w:bidi="ar"/>
+              </w:rPr>
+            </w:pPr>
+            <w:r>
+              <w:rPr>
+                <w:rFonts w:ascii="Calibri" w:eastAsia="SimSun" w:hAnsi="Calibri" w:cs="Calibri"/>
+                <w:color w:val="auto"/>
+                <w:sz w:val="15"/>
+                <w:szCs w:val="15"/>
+                <w:lang w:eastAsia="zh-CN" w:bidi="ar"/>
               </w:rPr>
               <w:t>{{</w:t>
             </w:r>
             <w:proofErr w:type="spellStart"/>
             <w:r>
               <w:rPr>
-                <w:rFonts w:eastAsiaTheme="minorEastAsia"/>
-                <w:color w:val="auto"/>
-                <w:lang w:eastAsia="zh-CN"/>
-              </w:rPr>
-              <w:t>C_self_inspection</w:t>
+                <w:rFonts w:ascii="Calibri" w:eastAsia="SimSun" w:hAnsi="Calibri" w:cs="Calibri"/>
+                <w:color w:val="auto"/>
+                <w:sz w:val="15"/>
+                <w:szCs w:val="15"/>
+                <w:lang w:eastAsia="zh-CN" w:bidi="ar"/>
+              </w:rPr>
+              <w:t>SUM_CuNiCrMoV_self_inspection</w:t>
             </w:r>
             <w:proofErr w:type="spellEnd"/>
             <w:r>
               <w:rPr>
-                <w:rFonts w:eastAsiaTheme="minorEastAsia"/>
-                <w:color w:val="auto"/>
-                <w:lang w:eastAsia="zh-CN"/>
+                <w:rFonts w:ascii="Calibri" w:eastAsia="SimSun" w:hAnsi="Calibri" w:cs="Calibri"/>
+                <w:color w:val="auto"/>
+                <w:sz w:val="15"/>
+                <w:szCs w:val="15"/>
+                <w:lang w:eastAsia="zh-CN" w:bidi="ar"/>
               </w:rPr>
               <w:t>}}</w:t>
             </w:r>
@@ -6844,42 +7938,50 @@
         </w:tc>
         <w:tc>
           <w:tcPr>
-            <w:tcW w:w="899" w:type="dxa"/>
-          </w:tcPr>
-          <w:p>
-            <w:pPr>
-              <w:pStyle w:val="TableText"/>
-              <w:spacing w:before="108" w:line="189" w:lineRule="auto"/>
+            <w:tcW w:w="2920" w:type="dxa"/>
+            <w:vAlign w:val="center"/>
+          </w:tcPr>
+          <w:p>
+            <w:pPr>
               <w:jc w:val="center"/>
-              <w:rPr>
-                <w:rFonts w:eastAsiaTheme="minorEastAsia"/>
-                <w:color w:val="auto"/>
-                <w:lang w:eastAsia="zh-CN"/>
-              </w:rPr>
-            </w:pPr>
-            <w:r>
-              <w:rPr>
-                <w:rFonts w:eastAsiaTheme="minorEastAsia"/>
-                <w:color w:val="auto"/>
-                <w:lang w:eastAsia="zh-CN"/>
+              <w:textAlignment w:val="center"/>
+              <w:rPr>
+                <w:rFonts w:ascii="Calibri" w:eastAsia="SimSun" w:hAnsi="Calibri" w:cs="Calibri"/>
+                <w:color w:val="auto"/>
+                <w:sz w:val="15"/>
+                <w:szCs w:val="15"/>
+                <w:lang w:eastAsia="zh-CN" w:bidi="ar"/>
+              </w:rPr>
+            </w:pPr>
+            <w:r>
+              <w:rPr>
+                <w:rFonts w:ascii="Calibri" w:eastAsia="SimSun" w:hAnsi="Calibri" w:cs="Calibri"/>
+                <w:color w:val="auto"/>
+                <w:sz w:val="15"/>
+                <w:szCs w:val="15"/>
+                <w:lang w:eastAsia="zh-CN" w:bidi="ar"/>
               </w:rPr>
               <w:t>{{</w:t>
             </w:r>
             <w:proofErr w:type="spellStart"/>
             <w:r>
               <w:rPr>
-                <w:rFonts w:eastAsiaTheme="minorEastAsia"/>
-                <w:color w:val="auto"/>
-                <w:lang w:eastAsia="zh-CN"/>
-              </w:rPr>
-              <w:t>Mn_self_inspection</w:t>
+                <w:rFonts w:ascii="Calibri" w:eastAsia="SimSun" w:hAnsi="Calibri" w:cs="Calibri"/>
+                <w:color w:val="auto"/>
+                <w:sz w:val="15"/>
+                <w:szCs w:val="15"/>
+                <w:lang w:eastAsia="zh-CN" w:bidi="ar"/>
+              </w:rPr>
+              <w:t>SUM_CrMo_self_inspection</w:t>
             </w:r>
             <w:proofErr w:type="spellEnd"/>
             <w:r>
               <w:rPr>
-                <w:rFonts w:eastAsiaTheme="minorEastAsia"/>
-                <w:color w:val="auto"/>
-                <w:lang w:eastAsia="zh-CN"/>
+                <w:rFonts w:ascii="Calibri" w:eastAsia="SimSun" w:hAnsi="Calibri" w:cs="Calibri"/>
+                <w:color w:val="auto"/>
+                <w:sz w:val="15"/>
+                <w:szCs w:val="15"/>
+                <w:lang w:eastAsia="zh-CN" w:bidi="ar"/>
               </w:rPr>
               <w:t>}}</w:t>
             </w:r>
@@ -6887,386 +7989,50 @@
         </w:tc>
         <w:tc>
           <w:tcPr>
-            <w:tcW w:w="709" w:type="dxa"/>
-          </w:tcPr>
-          <w:p>
-            <w:pPr>
-              <w:pStyle w:val="TableText"/>
-              <w:spacing w:before="108" w:line="189" w:lineRule="auto"/>
+            <w:tcW w:w="2789" w:type="dxa"/>
+            <w:vAlign w:val="center"/>
+          </w:tcPr>
+          <w:p>
+            <w:pPr>
               <w:jc w:val="center"/>
-              <w:rPr>
-                <w:rFonts w:eastAsiaTheme="minorEastAsia"/>
-                <w:color w:val="auto"/>
-                <w:lang w:eastAsia="zh-CN"/>
-              </w:rPr>
-            </w:pPr>
-            <w:r>
-              <w:rPr>
-                <w:rFonts w:eastAsiaTheme="minorEastAsia"/>
-                <w:color w:val="auto"/>
-                <w:lang w:eastAsia="zh-CN"/>
+              <w:textAlignment w:val="center"/>
+              <w:rPr>
+                <w:rFonts w:ascii="Calibri" w:eastAsia="SimSun" w:hAnsi="Calibri" w:cs="Calibri"/>
+                <w:color w:val="auto"/>
+                <w:sz w:val="15"/>
+                <w:szCs w:val="15"/>
+                <w:lang w:eastAsia="zh-CN" w:bidi="ar"/>
+              </w:rPr>
+            </w:pPr>
+            <w:r>
+              <w:rPr>
+                <w:rFonts w:ascii="Calibri" w:eastAsia="SimSun" w:hAnsi="Calibri" w:cs="Calibri"/>
+                <w:color w:val="auto"/>
+                <w:sz w:val="15"/>
+                <w:szCs w:val="15"/>
+                <w:lang w:eastAsia="zh-CN" w:bidi="ar"/>
               </w:rPr>
               <w:t>{{</w:t>
             </w:r>
             <w:proofErr w:type="spellStart"/>
             <w:r>
               <w:rPr>
-                <w:rFonts w:eastAsiaTheme="minorEastAsia"/>
-                <w:color w:val="auto"/>
-                <w:lang w:eastAsia="zh-CN"/>
-              </w:rPr>
-              <w:t>P_self_inspection</w:t>
+                <w:rFonts w:ascii="Calibri" w:eastAsia="SimSun" w:hAnsi="Calibri" w:cs="Calibri"/>
+                <w:color w:val="auto"/>
+                <w:sz w:val="15"/>
+                <w:szCs w:val="15"/>
+                <w:lang w:eastAsia="zh-CN" w:bidi="ar"/>
+              </w:rPr>
+              <w:t>CEQ_self_inspection</w:t>
             </w:r>
             <w:proofErr w:type="spellEnd"/>
             <w:r>
               <w:rPr>
-                <w:rFonts w:eastAsiaTheme="minorEastAsia"/>
-                <w:color w:val="auto"/>
-                <w:lang w:eastAsia="zh-CN"/>
-              </w:rPr>
-              <w:t>}}</w:t>
-            </w:r>
-          </w:p>
-        </w:tc>
-        <w:tc>
-          <w:tcPr>
-            <w:tcW w:w="790" w:type="dxa"/>
-          </w:tcPr>
-          <w:p>
-            <w:pPr>
-              <w:pStyle w:val="TableText"/>
-              <w:spacing w:before="108" w:line="189" w:lineRule="auto"/>
-              <w:jc w:val="center"/>
-              <w:rPr>
-                <w:rFonts w:eastAsiaTheme="minorEastAsia"/>
-                <w:color w:val="auto"/>
-                <w:lang w:eastAsia="zh-CN"/>
-              </w:rPr>
-            </w:pPr>
-            <w:r>
-              <w:rPr>
-                <w:rFonts w:eastAsiaTheme="minorEastAsia"/>
-                <w:color w:val="auto"/>
-                <w:lang w:eastAsia="zh-CN"/>
-              </w:rPr>
-              <w:t>{{</w:t>
-            </w:r>
-            <w:proofErr w:type="spellStart"/>
-            <w:r>
-              <w:rPr>
-                <w:rFonts w:eastAsiaTheme="minorEastAsia"/>
-                <w:color w:val="auto"/>
-                <w:lang w:eastAsia="zh-CN"/>
-              </w:rPr>
-              <w:t>S_self_inspection</w:t>
-            </w:r>
-            <w:proofErr w:type="spellEnd"/>
-            <w:r>
-              <w:rPr>
-                <w:rFonts w:eastAsiaTheme="minorEastAsia"/>
-                <w:color w:val="auto"/>
-                <w:lang w:eastAsia="zh-CN"/>
-              </w:rPr>
-              <w:t>}}</w:t>
-            </w:r>
-          </w:p>
-        </w:tc>
-        <w:tc>
-          <w:tcPr>
-            <w:tcW w:w="858" w:type="dxa"/>
-          </w:tcPr>
-          <w:p>
-            <w:pPr>
-              <w:pStyle w:val="TableText"/>
-              <w:spacing w:before="108" w:line="189" w:lineRule="auto"/>
-              <w:jc w:val="center"/>
-              <w:rPr>
-                <w:rFonts w:eastAsiaTheme="minorEastAsia"/>
-                <w:color w:val="auto"/>
-                <w:lang w:eastAsia="zh-CN"/>
-              </w:rPr>
-            </w:pPr>
-            <w:r>
-              <w:rPr>
-                <w:rFonts w:eastAsiaTheme="minorEastAsia"/>
-                <w:color w:val="auto"/>
-                <w:lang w:eastAsia="zh-CN"/>
-              </w:rPr>
-              <w:t>{{</w:t>
-            </w:r>
-            <w:proofErr w:type="spellStart"/>
-            <w:r>
-              <w:rPr>
-                <w:rFonts w:eastAsiaTheme="minorEastAsia"/>
-                <w:color w:val="auto"/>
-                <w:lang w:eastAsia="zh-CN"/>
-              </w:rPr>
-              <w:t>Si_self_inspection</w:t>
-            </w:r>
-            <w:proofErr w:type="spellEnd"/>
-            <w:r>
-              <w:rPr>
-                <w:rFonts w:eastAsiaTheme="minorEastAsia"/>
-                <w:color w:val="auto"/>
-                <w:lang w:eastAsia="zh-CN"/>
-              </w:rPr>
-              <w:t>}}</w:t>
-            </w:r>
-          </w:p>
-        </w:tc>
-        <w:tc>
-          <w:tcPr>
-            <w:tcW w:w="736" w:type="dxa"/>
-          </w:tcPr>
-          <w:p>
-            <w:pPr>
-              <w:pStyle w:val="TableText"/>
-              <w:spacing w:before="108" w:line="189" w:lineRule="auto"/>
-              <w:jc w:val="center"/>
-              <w:rPr>
-                <w:rFonts w:eastAsiaTheme="minorEastAsia"/>
-                <w:color w:val="auto"/>
-                <w:lang w:eastAsia="zh-CN"/>
-              </w:rPr>
-            </w:pPr>
-            <w:r>
-              <w:rPr>
-                <w:rFonts w:eastAsiaTheme="minorEastAsia"/>
-                <w:color w:val="auto"/>
-                <w:lang w:eastAsia="zh-CN"/>
-              </w:rPr>
-              <w:t>{{</w:t>
-            </w:r>
-            <w:proofErr w:type="spellStart"/>
-            <w:r>
-              <w:rPr>
-                <w:rFonts w:eastAsiaTheme="minorEastAsia"/>
-                <w:color w:val="auto"/>
-                <w:lang w:eastAsia="zh-CN"/>
-              </w:rPr>
-              <w:t>Cu_self_inspection</w:t>
-            </w:r>
-            <w:proofErr w:type="spellEnd"/>
-            <w:r>
-              <w:rPr>
-                <w:rFonts w:eastAsiaTheme="minorEastAsia"/>
-                <w:color w:val="auto"/>
-                <w:lang w:eastAsia="zh-CN"/>
-              </w:rPr>
-              <w:t>}}</w:t>
-            </w:r>
-          </w:p>
-        </w:tc>
-        <w:tc>
-          <w:tcPr>
-            <w:tcW w:w="696" w:type="dxa"/>
-          </w:tcPr>
-          <w:p>
-            <w:pPr>
-              <w:pStyle w:val="TableText"/>
-              <w:spacing w:before="108" w:line="189" w:lineRule="auto"/>
-              <w:jc w:val="center"/>
-              <w:rPr>
-                <w:rFonts w:eastAsiaTheme="minorEastAsia"/>
-                <w:color w:val="auto"/>
-                <w:lang w:eastAsia="zh-CN"/>
-              </w:rPr>
-            </w:pPr>
-            <w:r>
-              <w:rPr>
-                <w:rFonts w:eastAsiaTheme="minorEastAsia"/>
-                <w:color w:val="auto"/>
-                <w:lang w:eastAsia="zh-CN"/>
-              </w:rPr>
-              <w:t>{{</w:t>
-            </w:r>
-            <w:proofErr w:type="spellStart"/>
-            <w:r>
-              <w:rPr>
-                <w:rFonts w:eastAsiaTheme="minorEastAsia"/>
-                <w:color w:val="auto"/>
-                <w:lang w:eastAsia="zh-CN"/>
-              </w:rPr>
-              <w:t>Ni_self_inspection</w:t>
-            </w:r>
-            <w:proofErr w:type="spellEnd"/>
-            <w:r>
-              <w:rPr>
-                <w:rFonts w:eastAsiaTheme="minorEastAsia"/>
-                <w:color w:val="auto"/>
-                <w:lang w:eastAsia="zh-CN"/>
-              </w:rPr>
-              <w:t>}}</w:t>
-            </w:r>
-          </w:p>
-        </w:tc>
-        <w:tc>
-          <w:tcPr>
-            <w:tcW w:w="718" w:type="dxa"/>
-          </w:tcPr>
-          <w:p>
-            <w:pPr>
-              <w:pStyle w:val="TableText"/>
-              <w:spacing w:before="108" w:line="189" w:lineRule="auto"/>
-              <w:jc w:val="center"/>
-              <w:rPr>
-                <w:rFonts w:eastAsiaTheme="minorEastAsia"/>
-                <w:color w:val="auto"/>
-                <w:lang w:eastAsia="zh-CN"/>
-              </w:rPr>
-            </w:pPr>
-            <w:r>
-              <w:rPr>
-                <w:rFonts w:eastAsiaTheme="minorEastAsia"/>
-                <w:color w:val="auto"/>
-                <w:lang w:eastAsia="zh-CN"/>
-              </w:rPr>
-              <w:t>{{</w:t>
-            </w:r>
-            <w:proofErr w:type="spellStart"/>
-            <w:r>
-              <w:rPr>
-                <w:rFonts w:eastAsiaTheme="minorEastAsia"/>
-                <w:color w:val="auto"/>
-                <w:lang w:eastAsia="zh-CN"/>
-              </w:rPr>
-              <w:t>Cr_self_inspection</w:t>
-            </w:r>
-            <w:proofErr w:type="spellEnd"/>
-            <w:r>
-              <w:rPr>
-                <w:rFonts w:eastAsiaTheme="minorEastAsia"/>
-                <w:color w:val="auto"/>
-                <w:lang w:eastAsia="zh-CN"/>
-              </w:rPr>
-              <w:t>}}</w:t>
-            </w:r>
-          </w:p>
-        </w:tc>
-        <w:tc>
-          <w:tcPr>
-            <w:tcW w:w="723" w:type="dxa"/>
-          </w:tcPr>
-          <w:p>
-            <w:pPr>
-              <w:pStyle w:val="TableText"/>
-              <w:spacing w:before="108" w:line="189" w:lineRule="auto"/>
-              <w:jc w:val="center"/>
-              <w:rPr>
-                <w:rFonts w:eastAsiaTheme="minorEastAsia"/>
-                <w:color w:val="auto"/>
-                <w:lang w:eastAsia="zh-CN"/>
-              </w:rPr>
-            </w:pPr>
-            <w:r>
-              <w:rPr>
-                <w:rFonts w:eastAsiaTheme="minorEastAsia"/>
-                <w:color w:val="auto"/>
-                <w:lang w:eastAsia="zh-CN"/>
-              </w:rPr>
-              <w:t>{{</w:t>
-            </w:r>
-            <w:proofErr w:type="spellStart"/>
-            <w:r>
-              <w:rPr>
-                <w:rFonts w:eastAsiaTheme="minorEastAsia"/>
-                <w:color w:val="auto"/>
-                <w:lang w:eastAsia="zh-CN"/>
-              </w:rPr>
-              <w:t>Mo_self_inspection</w:t>
-            </w:r>
-            <w:proofErr w:type="spellEnd"/>
-            <w:r>
-              <w:rPr>
-                <w:rFonts w:eastAsiaTheme="minorEastAsia"/>
-                <w:color w:val="auto"/>
-                <w:lang w:eastAsia="zh-CN"/>
-              </w:rPr>
-              <w:t>}}</w:t>
-            </w:r>
-          </w:p>
-        </w:tc>
-        <w:tc>
-          <w:tcPr>
-            <w:tcW w:w="672" w:type="dxa"/>
-          </w:tcPr>
-          <w:p>
-            <w:pPr>
-              <w:pStyle w:val="TableText"/>
-              <w:spacing w:before="108" w:line="189" w:lineRule="auto"/>
-              <w:jc w:val="center"/>
-              <w:rPr>
-                <w:rFonts w:eastAsiaTheme="minorEastAsia"/>
-                <w:color w:val="auto"/>
-                <w:lang w:eastAsia="zh-CN"/>
-              </w:rPr>
-            </w:pPr>
-            <w:r>
-              <w:rPr>
-                <w:rFonts w:eastAsiaTheme="minorEastAsia"/>
-                <w:color w:val="auto"/>
-                <w:lang w:eastAsia="zh-CN"/>
-              </w:rPr>
-              <w:t>{{</w:t>
-            </w:r>
-            <w:proofErr w:type="spellStart"/>
-            <w:r>
-              <w:rPr>
-                <w:rFonts w:eastAsiaTheme="minorEastAsia"/>
-                <w:color w:val="auto"/>
-                <w:lang w:eastAsia="zh-CN"/>
-              </w:rPr>
-              <w:t>V_self_inspection</w:t>
-            </w:r>
-            <w:proofErr w:type="spellEnd"/>
-            <w:r>
-              <w:rPr>
-                <w:rFonts w:eastAsiaTheme="minorEastAsia"/>
-                <w:color w:val="auto"/>
-                <w:lang w:eastAsia="zh-CN"/>
-              </w:rPr>
-              <w:t>}}</w:t>
-            </w:r>
-          </w:p>
-        </w:tc>
-        <w:tc>
-          <w:tcPr>
-            <w:tcW w:w="1179" w:type="dxa"/>
-          </w:tcPr>
-          <w:p>
-            <w:pPr>
-              <w:pStyle w:val="TableText"/>
-              <w:spacing w:before="108" w:line="189" w:lineRule="auto"/>
-              <w:jc w:val="center"/>
-              <w:rPr>
-                <w:rFonts w:eastAsiaTheme="minorEastAsia"/>
-                <w:color w:val="auto"/>
-                <w:lang w:eastAsia="zh-CN"/>
-              </w:rPr>
-            </w:pPr>
-            <w:r>
-              <w:rPr>
-                <w:rFonts w:eastAsiaTheme="minorEastAsia"/>
-                <w:color w:val="auto"/>
-                <w:lang w:eastAsia="zh-CN"/>
-              </w:rPr>
-              <w:t>{{</w:t>
-            </w:r>
-            <w:proofErr w:type="spellStart"/>
-            <w:r>
-              <w:rPr>
-                <w:rFonts w:eastAsiaTheme="minorEastAsia"/>
-                <w:color w:val="auto"/>
-                <w:lang w:eastAsia="zh-CN"/>
-              </w:rPr>
-              <w:t>CEQ_self_inspection</w:t>
-            </w:r>
-            <w:proofErr w:type="spellEnd"/>
-            <w:r>
-              <w:rPr>
-                <w:rFonts w:eastAsiaTheme="minorEastAsia"/>
-                <w:color w:val="auto"/>
-                <w:lang w:eastAsia="zh-CN"/>
+                <w:rFonts w:ascii="Calibri" w:eastAsia="SimSun" w:hAnsi="Calibri" w:cs="Calibri"/>
+                <w:color w:val="auto"/>
+                <w:sz w:val="15"/>
+                <w:szCs w:val="15"/>
+                <w:lang w:eastAsia="zh-CN" w:bidi="ar"/>
               </w:rPr>
               <w:t>}}</w:t>
             </w:r>
@@ -7281,6 +8047,8 @@
         <w:ind w:left="55"/>
         <w:rPr>
           <w:color w:val="auto"/>
+          <w:sz w:val="15"/>
+          <w:szCs w:val="15"/>
         </w:rPr>
       </w:pPr>
       <w:r>
@@ -7289,6 +8057,8 @@
           <w:bCs/>
           <w:color w:val="auto"/>
           <w:spacing w:val="-2"/>
+          <w:sz w:val="15"/>
+          <w:szCs w:val="15"/>
         </w:rPr>
         <w:t>3.</w:t>
       </w:r>
@@ -7299,6 +8069,8 @@
           <w:color w:val="auto"/>
           <w:spacing w:val="15"/>
           <w:w w:val="102"/>
+          <w:sz w:val="15"/>
+          <w:szCs w:val="15"/>
         </w:rPr>
         <w:t xml:space="preserve">  </w:t>
       </w:r>
@@ -7310,6 +8082,8 @@
           <w:bCs/>
           <w:color w:val="auto"/>
           <w:spacing w:val="-2"/>
+          <w:sz w:val="15"/>
+          <w:szCs w:val="15"/>
         </w:rPr>
         <w:t>其他测试</w:t>
       </w:r>
@@ -7319,6 +8093,8 @@
           <w:bCs/>
           <w:color w:val="auto"/>
           <w:spacing w:val="-2"/>
+          <w:sz w:val="15"/>
+          <w:szCs w:val="15"/>
         </w:rPr>
         <w:t>Other</w:t>
       </w:r>
@@ -7329,6 +8105,8 @@
           <w:bCs/>
           <w:color w:val="auto"/>
           <w:spacing w:val="-2"/>
+          <w:sz w:val="15"/>
+          <w:szCs w:val="15"/>
         </w:rPr>
         <w:t xml:space="preserve"> tests:</w:t>
       </w:r>
@@ -7336,7 +8114,7 @@
     <w:p>
       <w:pPr>
         <w:pStyle w:val="a3"/>
-        <w:spacing w:before="135" w:line="343" w:lineRule="auto"/>
+        <w:spacing w:before="135" w:line="20" w:lineRule="atLeast"/>
         <w:ind w:left="58" w:right="4734" w:firstLine="5"/>
         <w:rPr>
           <w:rFonts w:ascii="SimSun" w:eastAsia="SimSun" w:hAnsi="SimSun" w:cs="SimSun"/>
@@ -7440,7 +8218,7 @@
     <w:p>
       <w:pPr>
         <w:pStyle w:val="a3"/>
-        <w:spacing w:before="1" w:line="355" w:lineRule="auto"/>
+        <w:spacing w:before="1" w:line="20" w:lineRule="atLeast"/>
         <w:ind w:left="55" w:right="1528"/>
         <w:rPr>
           <w:color w:val="auto"/>
@@ -7569,7 +8347,7 @@
     </w:p>
     <w:p>
       <w:pPr>
-        <w:spacing w:before="40" w:line="219" w:lineRule="auto"/>
+        <w:spacing w:before="40" w:line="20" w:lineRule="atLeast"/>
         <w:ind w:left="55"/>
         <w:rPr>
           <w:rFonts w:ascii="SimSun" w:eastAsia="SimSun" w:hAnsi="SimSun" w:cs="SimSun"/>
@@ -7603,7 +8381,7 @@
     </w:p>
     <w:p>
       <w:pPr>
-        <w:spacing w:before="135" w:line="219" w:lineRule="auto"/>
+        <w:spacing w:before="135" w:line="20" w:lineRule="atLeast"/>
         <w:ind w:left="75"/>
         <w:rPr>
           <w:rFonts w:ascii="SimSun" w:eastAsia="SimSun" w:hAnsi="SimSun" w:cs="SimSun"/>
@@ -7628,7 +8406,7 @@
     <w:p>
       <w:pPr>
         <w:pStyle w:val="a3"/>
-        <w:spacing w:before="157" w:line="189" w:lineRule="auto"/>
+        <w:spacing w:before="157" w:line="20" w:lineRule="atLeast"/>
         <w:ind w:left="63"/>
         <w:rPr>
           <w:color w:val="auto"/>
@@ -7808,7 +8586,7 @@
     <w:p>
       <w:pPr>
         <w:pStyle w:val="a3"/>
-        <w:spacing w:before="98" w:line="358" w:lineRule="auto"/>
+        <w:spacing w:before="98" w:line="20" w:lineRule="atLeast"/>
         <w:ind w:left="51" w:right="3080" w:firstLine="12"/>
         <w:rPr>
           <w:color w:val="auto"/>
@@ -7816,303 +8594,17 @@
       </w:pPr>
       <w:r>
         <w:rPr>
-          <w:color w:val="auto"/>
-          <w:spacing w:val="-1"/>
-        </w:rPr>
-        <w:t>Note:</w:t>
-      </w:r>
-      <w:r>
-        <w:rPr>
-          <w:color w:val="auto"/>
-          <w:spacing w:val="15"/>
-          <w:w w:val="102"/>
-        </w:rPr>
-        <w:t xml:space="preserve"> </w:t>
-      </w:r>
-      <w:r>
-        <w:rPr>
-          <w:color w:val="auto"/>
-          <w:spacing w:val="-1"/>
-        </w:rPr>
-        <w:t>Issued</w:t>
-      </w:r>
-      <w:r>
-        <w:rPr>
-          <w:color w:val="auto"/>
-          <w:spacing w:val="13"/>
-          <w:w w:val="101"/>
-        </w:rPr>
-        <w:t xml:space="preserve"> </w:t>
-      </w:r>
-      <w:r>
-        <w:rPr>
-          <w:color w:val="auto"/>
-          <w:spacing w:val="-1"/>
-        </w:rPr>
-        <w:t>in agreement with</w:t>
-      </w:r>
-      <w:r>
-        <w:rPr>
-          <w:color w:val="auto"/>
-          <w:spacing w:val="16"/>
-          <w:w w:val="101"/>
-        </w:rPr>
-        <w:t xml:space="preserve"> </w:t>
-      </w:r>
-      <w:r>
-        <w:rPr>
-          <w:color w:val="auto"/>
-          <w:spacing w:val="-1"/>
-        </w:rPr>
-        <w:t>LRQA</w:t>
-      </w:r>
-      <w:r>
-        <w:rPr>
-          <w:color w:val="auto"/>
-          <w:spacing w:val="14"/>
-          <w:w w:val="101"/>
-        </w:rPr>
-        <w:t xml:space="preserve"> </w:t>
-      </w:r>
-      <w:r>
-        <w:rPr>
-          <w:color w:val="auto"/>
-          <w:spacing w:val="-1"/>
-        </w:rPr>
-        <w:t>Net</w:t>
-      </w:r>
-      <w:r>
-        <w:rPr>
-          <w:color w:val="auto"/>
-          <w:spacing w:val="-2"/>
-        </w:rPr>
-        <w:t>herlands</w:t>
-      </w:r>
-      <w:r>
-        <w:rPr>
-          <w:color w:val="auto"/>
-          <w:spacing w:val="17"/>
-        </w:rPr>
-        <w:t xml:space="preserve"> </w:t>
-      </w:r>
-      <w:r>
-        <w:rPr>
-          <w:color w:val="auto"/>
-          <w:spacing w:val="-2"/>
-        </w:rPr>
-        <w:t>B.V on July.</w:t>
-      </w:r>
-      <w:r>
-        <w:rPr>
-          <w:color w:val="auto"/>
-          <w:spacing w:val="10"/>
-          <w:w w:val="101"/>
-        </w:rPr>
-        <w:t xml:space="preserve"> </w:t>
-      </w:r>
-      <w:r>
-        <w:rPr>
-          <w:color w:val="auto"/>
-          <w:spacing w:val="-2"/>
-        </w:rPr>
-        <w:t>2024,</w:t>
-      </w:r>
-      <w:r>
-        <w:rPr>
-          <w:color w:val="auto"/>
-          <w:spacing w:val="9"/>
-        </w:rPr>
-        <w:t xml:space="preserve"> </w:t>
-      </w:r>
-      <w:r>
-        <w:rPr>
-          <w:color w:val="auto"/>
-          <w:spacing w:val="-2"/>
-        </w:rPr>
-        <w:t>QS</w:t>
-      </w:r>
-      <w:r>
-        <w:rPr>
-          <w:color w:val="auto"/>
-          <w:spacing w:val="10"/>
-          <w:w w:val="101"/>
-        </w:rPr>
-        <w:t xml:space="preserve"> </w:t>
-      </w:r>
-      <w:r>
-        <w:rPr>
-          <w:color w:val="auto"/>
-          <w:spacing w:val="-2"/>
-        </w:rPr>
-        <w:t>approved</w:t>
-      </w:r>
-      <w:r>
-        <w:rPr>
-          <w:color w:val="auto"/>
-          <w:spacing w:val="9"/>
-        </w:rPr>
-        <w:t xml:space="preserve"> </w:t>
-      </w:r>
-      <w:r>
-        <w:rPr>
-          <w:color w:val="auto"/>
-          <w:spacing w:val="-2"/>
-        </w:rPr>
-        <w:t>acc. to</w:t>
-      </w:r>
-      <w:r>
-        <w:rPr>
-          <w:color w:val="auto"/>
-          <w:spacing w:val="17"/>
-        </w:rPr>
-        <w:t xml:space="preserve"> </w:t>
-      </w:r>
-      <w:r>
-        <w:rPr>
-          <w:color w:val="auto"/>
-          <w:spacing w:val="-2"/>
-        </w:rPr>
-        <w:t>PED 2014/68/EU,</w:t>
-      </w:r>
-      <w:r>
-        <w:rPr>
-          <w:color w:val="auto"/>
-        </w:rPr>
-        <w:t xml:space="preserve"> </w:t>
-      </w:r>
-      <w:r>
-        <w:rPr>
-          <w:color w:val="auto"/>
-          <w:spacing w:val="-1"/>
-        </w:rPr>
-        <w:t>AnnexI,4.3 and AD2000-Merkblatt W0</w:t>
-      </w:r>
-      <w:r>
-        <w:rPr>
-          <w:color w:val="auto"/>
-          <w:spacing w:val="17"/>
-          <w:w w:val="101"/>
-        </w:rPr>
-        <w:t xml:space="preserve"> </w:t>
-      </w:r>
-      <w:r>
-        <w:rPr>
-          <w:color w:val="auto"/>
-          <w:spacing w:val="-1"/>
-        </w:rPr>
-        <w:t>by</w:t>
-      </w:r>
-      <w:r>
-        <w:rPr>
-          <w:color w:val="auto"/>
-          <w:spacing w:val="15"/>
-          <w:w w:val="101"/>
-        </w:rPr>
-        <w:t xml:space="preserve"> </w:t>
-      </w:r>
-      <w:r>
-        <w:rPr>
-          <w:color w:val="auto"/>
-          <w:spacing w:val="-1"/>
-        </w:rPr>
-        <w:t>Notified</w:t>
-      </w:r>
-      <w:r>
-        <w:rPr>
-          <w:color w:val="auto"/>
-          <w:spacing w:val="17"/>
-        </w:rPr>
-        <w:t xml:space="preserve"> </w:t>
-      </w:r>
-      <w:r>
-        <w:rPr>
-          <w:color w:val="auto"/>
-          <w:spacing w:val="-1"/>
-        </w:rPr>
-        <w:t>Body 0343.</w:t>
-      </w:r>
-    </w:p>
-    <w:p>
-      <w:pPr>
-        <w:pStyle w:val="a3"/>
-        <w:spacing w:before="22" w:line="242" w:lineRule="exact"/>
-        <w:ind w:left="56"/>
-        <w:rPr>
-          <w:color w:val="auto"/>
-        </w:rPr>
-      </w:pPr>
-      <w:r>
-        <w:rPr>
-          <w:color w:val="auto"/>
-          <w:position w:val="2"/>
-        </w:rPr>
-        <w:t>Certification</w:t>
-      </w:r>
-      <w:r>
-        <w:rPr>
-          <w:color w:val="auto"/>
-          <w:spacing w:val="17"/>
-          <w:position w:val="2"/>
-        </w:rPr>
-        <w:t xml:space="preserve"> </w:t>
-      </w:r>
-      <w:r>
-        <w:rPr>
-          <w:color w:val="auto"/>
-          <w:position w:val="2"/>
-        </w:rPr>
-        <w:t xml:space="preserve">No.: </w:t>
-      </w:r>
-      <w:r>
-        <w:rPr>
-          <w:color w:val="auto"/>
-          <w:position w:val="2"/>
-          <w:sz w:val="16"/>
-          <w:szCs w:val="16"/>
-        </w:rPr>
-        <w:t>0</w:t>
-      </w:r>
-      <w:r>
-        <w:rPr>
-          <w:color w:val="auto"/>
-          <w:spacing w:val="-1"/>
-          <w:position w:val="2"/>
-          <w:sz w:val="16"/>
-          <w:szCs w:val="16"/>
-        </w:rPr>
-        <w:t>343/SHA/PED/WEL2468021/01</w:t>
-      </w:r>
-      <w:r>
-        <w:rPr>
-          <w:color w:val="auto"/>
-          <w:spacing w:val="-1"/>
-          <w:position w:val="2"/>
-        </w:rPr>
-        <w:t>.</w:t>
-      </w:r>
-    </w:p>
-    <w:p>
-      <w:pPr>
-        <w:pStyle w:val="a3"/>
-        <w:spacing w:before="126" w:line="332" w:lineRule="auto"/>
-        <w:ind w:left="63" w:right="813"/>
-        <w:rPr>
-          <w:color w:val="auto"/>
-        </w:rPr>
-      </w:pPr>
-      <w:r>
-        <w:rPr>
           <w:noProof/>
           <w:color w:val="auto"/>
         </w:rPr>
         <w:drawing>
-          <wp:anchor distT="0" distB="0" distL="0" distR="0" simplePos="0" relativeHeight="251660288" behindDoc="1" locked="0" layoutInCell="1" allowOverlap="1" wp14:anchorId="073F70EA" wp14:editId="27DB76E2">
+          <wp:anchor distT="0" distB="0" distL="0" distR="0" simplePos="0" relativeHeight="251660288" behindDoc="1" locked="0" layoutInCell="1" allowOverlap="1" wp14:anchorId="50AA8622" wp14:editId="38E8A031">
             <wp:simplePos x="0" y="0"/>
             <wp:positionH relativeFrom="column">
-              <wp:posOffset>3745865</wp:posOffset>
+              <wp:posOffset>4276725</wp:posOffset>
             </wp:positionH>
             <wp:positionV relativeFrom="paragraph">
-              <wp:posOffset>-166370</wp:posOffset>
+              <wp:posOffset>85090</wp:posOffset>
             </wp:positionV>
             <wp:extent cx="1234440" cy="1263650"/>
             <wp:effectExtent l="0" t="0" r="0" b="0"/>
@@ -8149,11 +8641,297 @@
       </w:r>
       <w:r>
         <w:rPr>
+          <w:color w:val="auto"/>
+          <w:spacing w:val="-1"/>
+        </w:rPr>
+        <w:t>Note:</w:t>
+      </w:r>
+      <w:r>
+        <w:rPr>
+          <w:color w:val="auto"/>
+          <w:spacing w:val="15"/>
+          <w:w w:val="102"/>
+        </w:rPr>
+        <w:t xml:space="preserve"> </w:t>
+      </w:r>
+      <w:r>
+        <w:rPr>
+          <w:color w:val="auto"/>
+          <w:spacing w:val="-1"/>
+        </w:rPr>
+        <w:t>Issued</w:t>
+      </w:r>
+      <w:r>
+        <w:rPr>
+          <w:color w:val="auto"/>
+          <w:spacing w:val="13"/>
+          <w:w w:val="101"/>
+        </w:rPr>
+        <w:t xml:space="preserve"> </w:t>
+      </w:r>
+      <w:r>
+        <w:rPr>
+          <w:color w:val="auto"/>
+          <w:spacing w:val="-1"/>
+        </w:rPr>
+        <w:t>in agreement with</w:t>
+      </w:r>
+      <w:r>
+        <w:rPr>
+          <w:color w:val="auto"/>
+          <w:spacing w:val="16"/>
+          <w:w w:val="101"/>
+        </w:rPr>
+        <w:t xml:space="preserve"> </w:t>
+      </w:r>
+      <w:r>
+        <w:rPr>
+          <w:color w:val="auto"/>
+          <w:spacing w:val="-1"/>
+        </w:rPr>
+        <w:t>LRQA</w:t>
+      </w:r>
+      <w:r>
+        <w:rPr>
+          <w:color w:val="auto"/>
+          <w:spacing w:val="14"/>
+          <w:w w:val="101"/>
+        </w:rPr>
+        <w:t xml:space="preserve"> </w:t>
+      </w:r>
+      <w:r>
+        <w:rPr>
+          <w:color w:val="auto"/>
+          <w:spacing w:val="-1"/>
+        </w:rPr>
+        <w:t>Net</w:t>
+      </w:r>
+      <w:r>
+        <w:rPr>
+          <w:color w:val="auto"/>
+          <w:spacing w:val="-2"/>
+        </w:rPr>
+        <w:t>herlands</w:t>
+      </w:r>
+      <w:r>
+        <w:rPr>
+          <w:color w:val="auto"/>
+          <w:spacing w:val="17"/>
+        </w:rPr>
+        <w:t xml:space="preserve"> </w:t>
+      </w:r>
+      <w:r>
+        <w:rPr>
+          <w:color w:val="auto"/>
+          <w:spacing w:val="-2"/>
+        </w:rPr>
+        <w:t>B.V on July.</w:t>
+      </w:r>
+      <w:r>
+        <w:rPr>
+          <w:color w:val="auto"/>
+          <w:spacing w:val="10"/>
+          <w:w w:val="101"/>
+        </w:rPr>
+        <w:t xml:space="preserve"> </w:t>
+      </w:r>
+      <w:r>
+        <w:rPr>
+          <w:color w:val="auto"/>
+          <w:spacing w:val="-2"/>
+        </w:rPr>
+        <w:t>2024,</w:t>
+      </w:r>
+      <w:r>
+        <w:rPr>
+          <w:color w:val="auto"/>
+          <w:spacing w:val="9"/>
+        </w:rPr>
+        <w:t xml:space="preserve"> </w:t>
+      </w:r>
+      <w:r>
+        <w:rPr>
+          <w:color w:val="auto"/>
+          <w:spacing w:val="-2"/>
+        </w:rPr>
+        <w:t>QS</w:t>
+      </w:r>
+      <w:r>
+        <w:rPr>
+          <w:color w:val="auto"/>
+          <w:spacing w:val="10"/>
+          <w:w w:val="101"/>
+        </w:rPr>
+        <w:t xml:space="preserve"> </w:t>
+      </w:r>
+      <w:r>
+        <w:rPr>
+          <w:color w:val="auto"/>
+          <w:spacing w:val="-2"/>
+        </w:rPr>
+        <w:t>approved</w:t>
+      </w:r>
+      <w:r>
+        <w:rPr>
+          <w:color w:val="auto"/>
+          <w:spacing w:val="9"/>
+        </w:rPr>
+        <w:t xml:space="preserve"> </w:t>
+      </w:r>
+      <w:r>
+        <w:rPr>
+          <w:color w:val="auto"/>
+          <w:spacing w:val="-2"/>
+        </w:rPr>
+        <w:t>acc. to</w:t>
+      </w:r>
+      <w:r>
+        <w:rPr>
+          <w:color w:val="auto"/>
+          <w:spacing w:val="17"/>
+        </w:rPr>
+        <w:t xml:space="preserve"> </w:t>
+      </w:r>
+      <w:r>
+        <w:rPr>
+          <w:color w:val="auto"/>
+          <w:spacing w:val="-2"/>
+        </w:rPr>
+        <w:t>PED 2014/68/EU,</w:t>
+      </w:r>
+      <w:r>
+        <w:rPr>
+          <w:color w:val="auto"/>
+        </w:rPr>
+        <w:t xml:space="preserve"> </w:t>
+      </w:r>
+      <w:r>
+        <w:rPr>
+          <w:color w:val="auto"/>
+          <w:spacing w:val="-1"/>
+        </w:rPr>
+        <w:t>AnnexI,4.3 and AD2000-Merkblatt W0</w:t>
+      </w:r>
+      <w:r>
+        <w:rPr>
+          <w:color w:val="auto"/>
+          <w:spacing w:val="17"/>
+          <w:w w:val="101"/>
+        </w:rPr>
+        <w:t xml:space="preserve"> </w:t>
+      </w:r>
+      <w:r>
+        <w:rPr>
+          <w:color w:val="auto"/>
+          <w:spacing w:val="-1"/>
+        </w:rPr>
+        <w:t>by</w:t>
+      </w:r>
+      <w:r>
+        <w:rPr>
+          <w:color w:val="auto"/>
+          <w:spacing w:val="15"/>
+          <w:w w:val="101"/>
+        </w:rPr>
+        <w:t xml:space="preserve"> </w:t>
+      </w:r>
+      <w:r>
+        <w:rPr>
+          <w:color w:val="auto"/>
+          <w:spacing w:val="-1"/>
+        </w:rPr>
+        <w:t>Notified</w:t>
+      </w:r>
+      <w:r>
+        <w:rPr>
+          <w:color w:val="auto"/>
+          <w:spacing w:val="17"/>
+        </w:rPr>
+        <w:t xml:space="preserve"> </w:t>
+      </w:r>
+      <w:r>
+        <w:rPr>
+          <w:color w:val="auto"/>
+          <w:spacing w:val="-1"/>
+        </w:rPr>
+        <w:t>Body 0343.</w:t>
+      </w:r>
+    </w:p>
+    <w:p>
+      <w:pPr>
+        <w:pStyle w:val="a3"/>
+        <w:spacing w:before="22" w:line="20" w:lineRule="atLeast"/>
+        <w:ind w:left="56"/>
+        <w:rPr>
+          <w:color w:val="auto"/>
+        </w:rPr>
+      </w:pPr>
+      <w:r>
+        <w:rPr>
+          <w:color w:val="auto"/>
+          <w:position w:val="2"/>
+        </w:rPr>
+        <w:t>Certification</w:t>
+      </w:r>
+      <w:r>
+        <w:rPr>
+          <w:color w:val="auto"/>
+          <w:spacing w:val="17"/>
+          <w:position w:val="2"/>
+        </w:rPr>
+        <w:t xml:space="preserve"> </w:t>
+      </w:r>
+      <w:r>
+        <w:rPr>
+          <w:color w:val="auto"/>
+          <w:position w:val="2"/>
+        </w:rPr>
+        <w:t xml:space="preserve">No.: </w:t>
+      </w:r>
+      <w:r>
+        <w:rPr>
+          <w:color w:val="auto"/>
+          <w:position w:val="2"/>
+          <w:sz w:val="16"/>
+          <w:szCs w:val="16"/>
+        </w:rPr>
+        <w:t>0</w:t>
+      </w:r>
+      <w:r>
+        <w:rPr>
+          <w:color w:val="auto"/>
+          <w:spacing w:val="-1"/>
+          <w:position w:val="2"/>
+          <w:sz w:val="16"/>
+          <w:szCs w:val="16"/>
+        </w:rPr>
+        <w:t>343/SHA/PED/WEL2468021/01</w:t>
+      </w:r>
+      <w:r>
+        <w:rPr>
+          <w:color w:val="auto"/>
+          <w:spacing w:val="-1"/>
+          <w:position w:val="2"/>
+        </w:rPr>
+        <w:t>.</w:t>
+      </w:r>
+    </w:p>
+    <w:p>
+      <w:pPr>
+        <w:pStyle w:val="a3"/>
+        <w:spacing w:before="126" w:line="20" w:lineRule="atLeast"/>
+        <w:ind w:left="63" w:right="813"/>
+        <w:rPr>
+          <w:color w:val="auto"/>
+        </w:rPr>
+      </w:pPr>
+      <w:r>
+        <w:rPr>
           <w:noProof/>
           <w:color w:val="auto"/>
         </w:rPr>
         <w:drawing>
-          <wp:anchor distT="0" distB="0" distL="0" distR="0" simplePos="0" relativeHeight="251659264" behindDoc="1" locked="0" layoutInCell="1" allowOverlap="1" wp14:anchorId="296C8695" wp14:editId="4373CABC">
+          <wp:anchor distT="0" distB="0" distL="0" distR="0" simplePos="0" relativeHeight="251659264" behindDoc="1" locked="0" layoutInCell="1" allowOverlap="1" wp14:anchorId="4F564979" wp14:editId="3C4D8059">
             <wp:simplePos x="0" y="0"/>
             <wp:positionH relativeFrom="column">
               <wp:posOffset>4550410</wp:posOffset>
@@ -8515,6 +9293,20 @@
         <w:spacing w:line="250" w:lineRule="exact"/>
         <w:ind w:left="55"/>
         <w:rPr>
+          <w:rFonts w:ascii="SimSun" w:eastAsia="SimSun" w:hAnsi="SimSun" w:cs="SimSun"/>
+          <w:b/>
+          <w:bCs/>
+          <w:color w:val="auto"/>
+          <w:position w:val="2"/>
+        </w:rPr>
+      </w:pPr>
+    </w:p>
+    <w:p>
+      <w:pPr>
+        <w:pStyle w:val="a3"/>
+        <w:spacing w:line="250" w:lineRule="exact"/>
+        <w:ind w:left="55"/>
+        <w:rPr>
           <w:color w:val="auto"/>
         </w:rPr>
       </w:pPr>
@@ -8708,89 +9500,27 @@
           <w:color w:val="auto"/>
           <w:position w:val="2"/>
         </w:rPr>
-        <w:t xml:space="preserve">                                   </w:t>
-      </w:r>
-      <w:r>
-        <w:rPr>
-          <w:b/>
-          <w:bCs/>
+        <w:t xml:space="preserve">                                                                  </w:t>
+      </w:r>
+      <w:proofErr w:type="spellStart"/>
+      <w:r>
+        <w:rPr>
+          <w:b/>
+          <w:bCs/>
+          <w:color w:val="auto"/>
           <w:position w:val="2"/>
         </w:rPr>
-        <w:t xml:space="preserve">         </w:t>
-      </w:r>
-      <w:r>
-        <w:rPr>
-          <w:b/>
-          <w:bCs/>
-          <w:spacing w:val="-1"/>
+        <w:t>制造商印章</w:t>
+      </w:r>
+      <w:proofErr w:type="spellEnd"/>
+      <w:r>
+        <w:rPr>
+          <w:b/>
+          <w:bCs/>
+          <w:color w:val="auto"/>
           <w:position w:val="2"/>
         </w:rPr>
-        <w:t xml:space="preserve">                      </w:t>
-      </w:r>
-      <w:proofErr w:type="spellStart"/>
-      <w:r>
-        <w:rPr>
-          <w:rFonts w:ascii="SimSun" w:eastAsia="SimSun" w:hAnsi="SimSun" w:cs="SimSun"/>
-          <w:b/>
-          <w:bCs/>
-          <w:spacing w:val="-1"/>
-          <w:position w:val="2"/>
-        </w:rPr>
-        <w:t>制造商印章</w:t>
-      </w:r>
-      <w:proofErr w:type="spellEnd"/>
-      <w:r>
-        <w:rPr>
-          <w:rFonts w:ascii="SimSun" w:eastAsia="SimSun" w:hAnsi="SimSun" w:cs="SimSun"/>
-          <w:spacing w:val="-1"/>
-          <w:position w:val="2"/>
-        </w:rPr>
-        <w:t xml:space="preserve"> </w:t>
-      </w:r>
-      <w:r>
-        <w:rPr>
-          <w:b/>
-          <w:bCs/>
-          <w:spacing w:val="-1"/>
-          <w:position w:val="2"/>
-        </w:rPr>
-        <w:t>Stamp</w:t>
-      </w:r>
-      <w:r>
-        <w:rPr>
-          <w:b/>
-          <w:bCs/>
-          <w:spacing w:val="8"/>
-          <w:position w:val="2"/>
-        </w:rPr>
-        <w:t xml:space="preserve"> </w:t>
-      </w:r>
-      <w:r>
-        <w:rPr>
-          <w:b/>
-          <w:bCs/>
-          <w:spacing w:val="-1"/>
-          <w:position w:val="2"/>
-        </w:rPr>
-        <w:t>of</w:t>
-      </w:r>
-      <w:r>
-        <w:rPr>
-          <w:b/>
-          <w:bCs/>
-          <w:spacing w:val="10"/>
-          <w:position w:val="2"/>
-        </w:rPr>
-        <w:t xml:space="preserve"> </w:t>
-      </w:r>
-      <w:r>
-        <w:rPr>
-          <w:b/>
-          <w:bCs/>
-          <w:spacing w:val="-1"/>
-          <w:position w:val="2"/>
-        </w:rPr>
-        <w:t>Manufacturer:</w:t>
+        <w:t xml:space="preserve"> Stamp of Manufacturer:</w:t>
       </w:r>
     </w:p>
     <w:sectPr>
@@ -8804,7 +9534,7 @@
 </file>
 
 <file path=word/endnotes.xml><?xml version="1.0" encoding="utf-8"?>
-<w:endnotes xmlns:wpc="http://schemas.microsoft.com/office/word/2010/wordprocessingCanvas" xmlns:cx="http://schemas.microsoft.com/office/drawing/2014/chartex" xmlns:cx1="http://schemas.microsoft.com/office/drawing/2015/9/8/chartex" xmlns:cx2="http://schemas.microsoft.com/office/drawing/2015/10/21/chartex" xmlns:cx3="http://schemas.microsoft.com/office/drawing/2016/5/9/chartex" xmlns:cx4="http://schemas.microsoft.com/office/drawing/2016/5/10/chartex" xmlns:cx5="http://schemas.microsoft.com/office/drawing/2016/5/11/chartex" xmlns:cx6="http://schemas.microsoft.com/office/drawing/2016/5/12/chartex" xmlns:cx7="http://schemas.microsoft.com/office/drawing/2016/5/13/chartex" xmlns:cx8="http://schemas.microsoft.com/office/drawing/2016/5/14/chartex" xmlns:mc="http://schemas.openxmlformats.org/markup-compatibility/2006" xmlns:aink="http://schemas.microsoft.com/office/drawing/2016/ink" xmlns:am3d="http://schemas.microsoft.com/office/drawing/2017/model3d" xmlns:o="urn:schemas-microsoft-com:office:office" xmlns:oel="http://schemas.microsoft.com/office/2019/extlst" xmlns:r="http://schemas.openxmlformats.org/officeDocument/2006/relationships" xmlns:m="http://schemas.openxmlformats.org/officeDocument/2006/math" xmlns:v="urn:schemas-microsoft-com:vml" xmlns:wp14="http://schemas.microsoft.com/office/word/2010/wordprocessingDrawing" xmlns:wp="http://schemas.openxmlformats.org/drawingml/2006/wordprocessingDrawing" xmlns:w10="urn:schemas-microsoft-com:office:word" xmlns:w="http://schemas.openxmlformats.org/wordprocessingml/2006/main" xmlns:w14="http://schemas.microsoft.com/office/word/2010/wordml" xmlns:w15="http://schemas.microsoft.com/office/word/2012/wordml" xmlns:w16cex="http://schemas.microsoft.com/office/word/2018/wordml/cex" xmlns:w16cid="http://schemas.microsoft.com/office/word/2016/wordml/cid" xmlns:w16="http://schemas.microsoft.com/office/word/2018/wordml" xmlns:w16du="http://schemas.microsoft.com/office/word/2023/wordml/word16du" xmlns:w16sdtdh="http://schemas.microsoft.com/office/word/2020/wordml/sdtdatahash" xmlns:w16sdtfl="http://schemas.microsoft.com/office/word/2024/wordml/sdtformatlock" xmlns:w16se="http://schemas.microsoft.com/office/word/2015/wordml/symex" xmlns:wpg="http://schemas.microsoft.com/office/word/2010/wordprocessingGroup" xmlns:wpi="http://schemas.microsoft.com/office/word/2010/wordprocessingInk" xmlns:wne="http://schemas.microsoft.com/office/word/2006/wordml" xmlns:wps="http://schemas.microsoft.com/office/word/2010/wordprocessingShape" mc:Ignorable="w14 w15 w16se w16cid w16 w16cex w16sdtdh w16sdtfl w16du wp14">
+<w:endnotes xmlns:wpc="http://schemas.microsoft.com/office/word/2010/wordprocessingCanvas" xmlns:cx="http://schemas.microsoft.com/office/drawing/2014/chartex" xmlns:cx1="http://schemas.microsoft.com/office/drawing/2015/9/8/chartex" xmlns:cx2="http://schemas.microsoft.com/office/drawing/2015/10/21/chartex" xmlns:cx3="http://schemas.microsoft.com/office/drawing/2016/5/9/chartex" xmlns:cx4="http://schemas.microsoft.com/office/drawing/2016/5/10/chartex" xmlns:cx5="http://schemas.microsoft.com/office/drawing/2016/5/11/chartex" xmlns:cx6="http://schemas.microsoft.com/office/drawing/2016/5/12/chartex" xmlns:cx7="http://schemas.microsoft.com/office/drawing/2016/5/13/chartex" xmlns:cx8="http://schemas.microsoft.com/office/drawing/2016/5/14/chartex" xmlns:mc="http://schemas.openxmlformats.org/markup-compatibility/2006" xmlns:aink="http://schemas.microsoft.com/office/drawing/2016/ink" xmlns:am3d="http://schemas.microsoft.com/office/drawing/2017/model3d" xmlns:o="urn:schemas-microsoft-com:office:office" xmlns:oel="http://schemas.microsoft.com/office/2019/extlst" xmlns:r="http://schemas.openxmlformats.org/officeDocument/2006/relationships" xmlns:m="http://schemas.openxmlformats.org/officeDocument/2006/math" xmlns:v="urn:schemas-microsoft-com:vml" xmlns:wp14="http://schemas.microsoft.com/office/word/2010/wordprocessingDrawing" xmlns:wp="http://schemas.openxmlformats.org/drawingml/2006/wordprocessingDrawing" xmlns:w10="urn:schemas-microsoft-com:office:word" xmlns:w="http://schemas.openxmlformats.org/wordprocessingml/2006/main" xmlns:w14="http://schemas.microsoft.com/office/word/2010/wordml" xmlns:w15="http://schemas.microsoft.com/office/word/2012/wordml" xmlns:w16cei="http://schemas.microsoft.com/office/word/2026/wordml/cei" xmlns:w16cex="http://schemas.microsoft.com/office/word/2018/wordml/cex" xmlns:w16cid="http://schemas.microsoft.com/office/word/2016/wordml/cid" xmlns:w16="http://schemas.microsoft.com/office/word/2018/wordml" xmlns:w16du="http://schemas.microsoft.com/office/word/2023/wordml/word16du" xmlns:w16sdtdh="http://schemas.microsoft.com/office/word/2020/wordml/sdtdatahash" xmlns:w16sdtfl="http://schemas.microsoft.com/office/word/2024/wordml/sdtformatlock" xmlns:w16se="http://schemas.microsoft.com/office/word/2015/wordml/symex" xmlns:wpg="http://schemas.microsoft.com/office/word/2010/wordprocessingGroup" xmlns:wpi="http://schemas.microsoft.com/office/word/2010/wordprocessingInk" xmlns:wne="http://schemas.microsoft.com/office/word/2006/wordml" xmlns:wps="http://schemas.microsoft.com/office/word/2010/wordprocessingShape" mc:Ignorable="w14 w15 w16se w16cid w16 w16cex w16sdtdh w16sdtfl w16du wp14">
   <w:endnote w:type="separator" w:id="-1">
     <w:p>
       <w:r>
@@ -8823,7 +9553,7 @@
 </file>
 
 <file path=word/footnotes.xml><?xml version="1.0" encoding="utf-8"?>
-<w:footnotes xmlns:wpc="http://schemas.microsoft.com/office/word/2010/wordprocessingCanvas" xmlns:cx="http://schemas.microsoft.com/office/drawing/2014/chartex" xmlns:cx1="http://schemas.microsoft.com/office/drawing/2015/9/8/chartex" xmlns:cx2="http://schemas.microsoft.com/office/drawing/2015/10/21/chartex" xmlns:cx3="http://schemas.microsoft.com/office/drawing/2016/5/9/chartex" xmlns:cx4="http://schemas.microsoft.com/office/drawing/2016/5/10/chartex" xmlns:cx5="http://schemas.microsoft.com/office/drawing/2016/5/11/chartex" xmlns:cx6="http://schemas.microsoft.com/office/drawing/2016/5/12/chartex" xmlns:cx7="http://schemas.microsoft.com/office/drawing/2016/5/13/chartex" xmlns:cx8="http://schemas.microsoft.com/office/drawing/2016/5/14/chartex" xmlns:mc="http://schemas.openxmlformats.org/markup-compatibility/2006" xmlns:aink="http://schemas.microsoft.com/office/drawing/2016/ink" xmlns:am3d="http://schemas.microsoft.com/office/drawing/2017/model3d" xmlns:o="urn:schemas-microsoft-com:office:office" xmlns:oel="http://schemas.microsoft.com/office/2019/extlst" xmlns:r="http://schemas.openxmlformats.org/officeDocument/2006/relationships" xmlns:m="http://schemas.openxmlformats.org/officeDocument/2006/math" xmlns:v="urn:schemas-microsoft-com:vml" xmlns:wp14="http://schemas.microsoft.com/office/word/2010/wordprocessingDrawing" xmlns:wp="http://schemas.openxmlformats.org/drawingml/2006/wordprocessingDrawing" xmlns:w10="urn:schemas-microsoft-com:office:word" xmlns:w="http://schemas.openxmlformats.org/wordprocessingml/2006/main" xmlns:w14="http://schemas.microsoft.com/office/word/2010/wordml" xmlns:w15="http://schemas.microsoft.com/office/word/2012/wordml" xmlns:w16cex="http://schemas.microsoft.com/office/word/2018/wordml/cex" xmlns:w16cid="http://schemas.microsoft.com/office/word/2016/wordml/cid" xmlns:w16="http://schemas.microsoft.com/office/word/2018/wordml" xmlns:w16du="http://schemas.microsoft.com/office/word/2023/wordml/word16du" xmlns:w16sdtdh="http://schemas.microsoft.com/office/word/2020/wordml/sdtdatahash" xmlns:w16sdtfl="http://schemas.microsoft.com/office/word/2024/wordml/sdtformatlock" xmlns:w16se="http://schemas.microsoft.com/office/word/2015/wordml/symex" xmlns:wpg="http://schemas.microsoft.com/office/word/2010/wordprocessingGroup" xmlns:wpi="http://schemas.microsoft.com/office/word/2010/wordprocessingInk" xmlns:wne="http://schemas.microsoft.com/office/word/2006/wordml" xmlns:wps="http://schemas.microsoft.com/office/word/2010/wordprocessingShape" mc:Ignorable="w14 w15 w16se w16cid w16 w16cex w16sdtdh w16sdtfl w16du wp14">
+<w:footnotes xmlns:wpc="http://schemas.microsoft.com/office/word/2010/wordprocessingCanvas" xmlns:cx="http://schemas.microsoft.com/office/drawing/2014/chartex" xmlns:cx1="http://schemas.microsoft.com/office/drawing/2015/9/8/chartex" xmlns:cx2="http://schemas.microsoft.com/office/drawing/2015/10/21/chartex" xmlns:cx3="http://schemas.microsoft.com/office/drawing/2016/5/9/chartex" xmlns:cx4="http://schemas.microsoft.com/office/drawing/2016/5/10/chartex" xmlns:cx5="http://schemas.microsoft.com/office/drawing/2016/5/11/chartex" xmlns:cx6="http://schemas.microsoft.com/office/drawing/2016/5/12/chartex" xmlns:cx7="http://schemas.microsoft.com/office/drawing/2016/5/13/chartex" xmlns:cx8="http://schemas.microsoft.com/office/drawing/2016/5/14/chartex" xmlns:mc="http://schemas.openxmlformats.org/markup-compatibility/2006" xmlns:aink="http://schemas.microsoft.com/office/drawing/2016/ink" xmlns:am3d="http://schemas.microsoft.com/office/drawing/2017/model3d" xmlns:o="urn:schemas-microsoft-com:office:office" xmlns:oel="http://schemas.microsoft.com/office/2019/extlst" xmlns:r="http://schemas.openxmlformats.org/officeDocument/2006/relationships" xmlns:m="http://schemas.openxmlformats.org/officeDocument/2006/math" xmlns:v="urn:schemas-microsoft-com:vml" xmlns:wp14="http://schemas.microsoft.com/office/word/2010/wordprocessingDrawing" xmlns:wp="http://schemas.openxmlformats.org/drawingml/2006/wordprocessingDrawing" xmlns:w10="urn:schemas-microsoft-com:office:word" xmlns:w="http://schemas.openxmlformats.org/wordprocessingml/2006/main" xmlns:w14="http://schemas.microsoft.com/office/word/2010/wordml" xmlns:w15="http://schemas.microsoft.com/office/word/2012/wordml" xmlns:w16cei="http://schemas.microsoft.com/office/word/2026/wordml/cei" xmlns:w16cex="http://schemas.microsoft.com/office/word/2018/wordml/cex" xmlns:w16cid="http://schemas.microsoft.com/office/word/2016/wordml/cid" xmlns:w16="http://schemas.microsoft.com/office/word/2018/wordml" xmlns:w16du="http://schemas.microsoft.com/office/word/2023/wordml/word16du" xmlns:w16sdtdh="http://schemas.microsoft.com/office/word/2020/wordml/sdtdatahash" xmlns:w16sdtfl="http://schemas.microsoft.com/office/word/2024/wordml/sdtformatlock" xmlns:w16se="http://schemas.microsoft.com/office/word/2015/wordml/symex" xmlns:wpg="http://schemas.microsoft.com/office/word/2010/wordprocessingGroup" xmlns:wpi="http://schemas.microsoft.com/office/word/2010/wordprocessingInk" xmlns:wne="http://schemas.microsoft.com/office/word/2006/wordml" xmlns:wps="http://schemas.microsoft.com/office/word/2010/wordprocessingShape" mc:Ignorable="w14 w15 w16se w16cid w16 w16cex w16sdtdh w16sdtfl w16du wp14">
   <w:footnote w:type="separator" w:id="-1">
     <w:p>
       <w:r>
@@ -8842,7 +9572,7 @@
 </file>
 
 <file path=word/header1.xml><?xml version="1.0" encoding="utf-8"?>
-<w:hdr xmlns:wpc="http://schemas.microsoft.com/office/word/2010/wordprocessingCanvas" xmlns:cx="http://schemas.microsoft.com/office/drawing/2014/chartex" xmlns:cx1="http://schemas.microsoft.com/office/drawing/2015/9/8/chartex" xmlns:cx2="http://schemas.microsoft.com/office/drawing/2015/10/21/chartex" xmlns:cx3="http://schemas.microsoft.com/office/drawing/2016/5/9/chartex" xmlns:cx4="http://schemas.microsoft.com/office/drawing/2016/5/10/chartex" xmlns:cx5="http://schemas.microsoft.com/office/drawing/2016/5/11/chartex" xmlns:cx6="http://schemas.microsoft.com/office/drawing/2016/5/12/chartex" xmlns:cx7="http://schemas.microsoft.com/office/drawing/2016/5/13/chartex" xmlns:cx8="http://schemas.microsoft.com/office/drawing/2016/5/14/chartex" xmlns:mc="http://schemas.openxmlformats.org/markup-compatibility/2006" xmlns:aink="http://schemas.microsoft.com/office/drawing/2016/ink" xmlns:am3d="http://schemas.microsoft.com/office/drawing/2017/model3d" xmlns:o="urn:schemas-microsoft-com:office:office" xmlns:oel="http://schemas.microsoft.com/office/2019/extlst" xmlns:r="http://schemas.openxmlformats.org/officeDocument/2006/relationships" xmlns:m="http://schemas.openxmlformats.org/officeDocument/2006/math" xmlns:v="urn:schemas-microsoft-com:vml" xmlns:wp14="http://schemas.microsoft.com/office/word/2010/wordprocessingDrawing" xmlns:wp="http://schemas.openxmlformats.org/drawingml/2006/wordprocessingDrawing" xmlns:w10="urn:schemas-microsoft-com:office:word" xmlns:w="http://schemas.openxmlformats.org/wordprocessingml/2006/main" xmlns:w14="http://schemas.microsoft.com/office/word/2010/wordml" xmlns:w15="http://schemas.microsoft.com/office/word/2012/wordml" xmlns:w16cex="http://schemas.microsoft.com/office/word/2018/wordml/cex" xmlns:w16cid="http://schemas.microsoft.com/office/word/2016/wordml/cid" xmlns:w16="http://schemas.microsoft.com/office/word/2018/wordml" xmlns:w16du="http://schemas.microsoft.com/office/word/2023/wordml/word16du" xmlns:w16sdtdh="http://schemas.microsoft.com/office/word/2020/wordml/sdtdatahash" xmlns:w16sdtfl="http://schemas.microsoft.com/office/word/2024/wordml/sdtformatlock" xmlns:w16se="http://schemas.microsoft.com/office/word/2015/wordml/symex" xmlns:wpg="http://schemas.microsoft.com/office/word/2010/wordprocessingGroup" xmlns:wpi="http://schemas.microsoft.com/office/word/2010/wordprocessingInk" xmlns:wne="http://schemas.microsoft.com/office/word/2006/wordml" xmlns:wps="http://schemas.microsoft.com/office/word/2010/wordprocessingShape" mc:Ignorable="w14 w15 w16se w16cid w16 w16cex w16sdtdh w16sdtfl w16du wp14">
+<w:hdr xmlns:wpc="http://schemas.microsoft.com/office/word/2010/wordprocessingCanvas" xmlns:cx="http://schemas.microsoft.com/office/drawing/2014/chartex" xmlns:cx1="http://schemas.microsoft.com/office/drawing/2015/9/8/chartex" xmlns:cx2="http://schemas.microsoft.com/office/drawing/2015/10/21/chartex" xmlns:cx3="http://schemas.microsoft.com/office/drawing/2016/5/9/chartex" xmlns:cx4="http://schemas.microsoft.com/office/drawing/2016/5/10/chartex" xmlns:cx5="http://schemas.microsoft.com/office/drawing/2016/5/11/chartex" xmlns:cx6="http://schemas.microsoft.com/office/drawing/2016/5/12/chartex" xmlns:cx7="http://schemas.microsoft.com/office/drawing/2016/5/13/chartex" xmlns:cx8="http://schemas.microsoft.com/office/drawing/2016/5/14/chartex" xmlns:mc="http://schemas.openxmlformats.org/markup-compatibility/2006" xmlns:aink="http://schemas.microsoft.com/office/drawing/2016/ink" xmlns:am3d="http://schemas.microsoft.com/office/drawing/2017/model3d" xmlns:o="urn:schemas-microsoft-com:office:office" xmlns:oel="http://schemas.microsoft.com/office/2019/extlst" xmlns:r="http://schemas.openxmlformats.org/officeDocument/2006/relationships" xmlns:m="http://schemas.openxmlformats.org/officeDocument/2006/math" xmlns:v="urn:schemas-microsoft-com:vml" xmlns:wp14="http://schemas.microsoft.com/office/word/2010/wordprocessingDrawing" xmlns:wp="http://schemas.openxmlformats.org/drawingml/2006/wordprocessingDrawing" xmlns:w10="urn:schemas-microsoft-com:office:word" xmlns:w="http://schemas.openxmlformats.org/wordprocessingml/2006/main" xmlns:w14="http://schemas.microsoft.com/office/word/2010/wordml" xmlns:w15="http://schemas.microsoft.com/office/word/2012/wordml" xmlns:w16cei="http://schemas.microsoft.com/office/word/2026/wordml/cei" xmlns:w16cex="http://schemas.microsoft.com/office/word/2018/wordml/cex" xmlns:w16cid="http://schemas.microsoft.com/office/word/2016/wordml/cid" xmlns:w16="http://schemas.microsoft.com/office/word/2018/wordml" xmlns:w16du="http://schemas.microsoft.com/office/word/2023/wordml/word16du" xmlns:w16sdtdh="http://schemas.microsoft.com/office/word/2020/wordml/sdtdatahash" xmlns:w16sdtfl="http://schemas.microsoft.com/office/word/2024/wordml/sdtformatlock" xmlns:w16se="http://schemas.microsoft.com/office/word/2015/wordml/symex" xmlns:wpg="http://schemas.microsoft.com/office/word/2010/wordprocessingGroup" xmlns:wpi="http://schemas.microsoft.com/office/word/2010/wordprocessingInk" xmlns:wne="http://schemas.microsoft.com/office/word/2006/wordml" xmlns:wps="http://schemas.microsoft.com/office/word/2010/wordprocessingShape" mc:Ignorable="w14 w15 w16se w16cid w16 w16cex w16sdtdh w16sdtfl w16du wp14">
   <w:p>
     <w:pPr>
       <w:spacing w:line="14" w:lineRule="auto"/>
@@ -8878,14 +9608,14 @@
     <w:lsdException w:name="heading 9" w:semiHidden="1" w:unhideWhenUsed="1" w:qFormat="1"/>
     <w:lsdException w:name="caption" w:semiHidden="1" w:unhideWhenUsed="1" w:qFormat="1"/>
     <w:lsdException w:name="Title" w:qFormat="1"/>
-    <w:lsdException w:name="Default Paragraph Font" w:semiHidden="1"/>
+    <w:lsdException w:name="Default Paragraph Font" w:semiHidden="1" w:uiPriority="1" w:unhideWhenUsed="1"/>
     <w:lsdException w:name="Body Text" w:semiHidden="1" w:qFormat="1"/>
     <w:lsdException w:name="Subtitle" w:qFormat="1"/>
     <w:lsdException w:name="Strong" w:qFormat="1"/>
     <w:lsdException w:name="Emphasis" w:qFormat="1"/>
     <w:lsdException w:name="HTML Top of Form" w:semiHidden="1" w:uiPriority="99" w:unhideWhenUsed="1"/>
     <w:lsdException w:name="HTML Bottom of Form" w:semiHidden="1" w:uiPriority="99" w:unhideWhenUsed="1"/>
-    <w:lsdException w:name="Normal Table" w:semiHidden="1" w:unhideWhenUsed="1"/>
+    <w:lsdException w:name="Normal Table" w:semiHidden="1" w:uiPriority="99" w:unhideWhenUsed="1"/>
     <w:lsdException w:name="No List" w:semiHidden="1" w:uiPriority="99" w:unhideWhenUsed="1"/>
     <w:lsdException w:name="Outline List 1" w:semiHidden="1" w:uiPriority="99" w:unhideWhenUsed="1"/>
     <w:lsdException w:name="Outline List 2" w:semiHidden="1" w:uiPriority="99" w:unhideWhenUsed="1"/>
@@ -8932,6 +9662,7 @@
     <w:lsdException w:name="Table Web 1" w:semiHidden="1" w:unhideWhenUsed="1"/>
     <w:lsdException w:name="Table Web 2" w:semiHidden="1" w:unhideWhenUsed="1"/>
     <w:lsdException w:name="Table Web 3" w:semiHidden="1" w:unhideWhenUsed="1"/>
+    <w:lsdException w:name="Table Grid" w:qFormat="1"/>
     <w:lsdException w:name="Table Theme" w:semiHidden="1" w:unhideWhenUsed="1"/>
     <w:lsdException w:name="Placeholder Text" w:semiHidden="1" w:uiPriority="99" w:unhideWhenUsed="1"/>
     <w:lsdException w:name="No Spacing" w:semiHidden="1" w:uiPriority="99" w:unhideWhenUsed="1"/>
@@ -9213,6 +9944,47 @@
       <w:szCs w:val="18"/>
     </w:rPr>
   </w:style>
+  <w:style w:type="paragraph" w:styleId="a4">
+    <w:name w:val="footer"/>
+    <w:basedOn w:val="a"/>
+    <w:link w:val="a5"/>
+    <w:pPr>
+      <w:tabs>
+        <w:tab w:val="center" w:pos="4252"/>
+        <w:tab w:val="right" w:pos="8504"/>
+      </w:tabs>
+    </w:pPr>
+  </w:style>
+  <w:style w:type="paragraph" w:styleId="a6">
+    <w:name w:val="header"/>
+    <w:basedOn w:val="a"/>
+    <w:link w:val="a7"/>
+    <w:pPr>
+      <w:tabs>
+        <w:tab w:val="center" w:pos="4252"/>
+        <w:tab w:val="right" w:pos="8504"/>
+      </w:tabs>
+    </w:pPr>
+  </w:style>
+  <w:style w:type="table" w:styleId="a8">
+    <w:name w:val="Table Grid"/>
+    <w:basedOn w:val="a1"/>
+    <w:qFormat/>
+    <w:pPr>
+      <w:widowControl w:val="0"/>
+      <w:jc w:val="both"/>
+    </w:pPr>
+    <w:tblPr>
+      <w:tblBorders>
+        <w:top w:val="single" w:sz="4" w:space="0" w:color="auto"/>
+        <w:left w:val="single" w:sz="4" w:space="0" w:color="auto"/>
+        <w:bottom w:val="single" w:sz="4" w:space="0" w:color="auto"/>
+        <w:right w:val="single" w:sz="4" w:space="0" w:color="auto"/>
+        <w:insideH w:val="single" w:sz="4" w:space="0" w:color="auto"/>
+        <w:insideV w:val="single" w:sz="4" w:space="0" w:color="auto"/>
+      </w:tblBorders>
+    </w:tblPr>
+  </w:style>
   <w:style w:type="table" w:customStyle="1" w:styleId="TableNormal">
     <w:name w:val="Table Normal"/>
     <w:semiHidden/>
@@ -9238,23 +10010,10 @@
       <w:szCs w:val="14"/>
     </w:rPr>
   </w:style>
-  <w:style w:type="paragraph" w:styleId="a4">
-    <w:name w:val="header"/>
-    <w:basedOn w:val="a"/>
-    <w:link w:val="a5"/>
-    <w:rsid w:val="00B0552E"/>
-    <w:pPr>
-      <w:tabs>
-        <w:tab w:val="center" w:pos="4252"/>
-        <w:tab w:val="right" w:pos="8504"/>
-      </w:tabs>
-    </w:pPr>
-  </w:style>
-  <w:style w:type="character" w:customStyle="1" w:styleId="a5">
+  <w:style w:type="character" w:customStyle="1" w:styleId="a7">
     <w:name w:val="页眉 字符"/>
     <w:basedOn w:val="a0"/>
-    <w:link w:val="a4"/>
-    <w:rsid w:val="00B0552E"/>
+    <w:link w:val="a6"/>
     <w:rPr>
       <w:rFonts w:ascii="Arial" w:eastAsia="Arial" w:hAnsi="Arial" w:cs="Arial"/>
       <w:snapToGrid w:val="0"/>
@@ -9264,23 +10023,11 @@
       <w:lang w:eastAsia="en-US"/>
     </w:rPr>
   </w:style>
-  <w:style w:type="paragraph" w:styleId="a6">
-    <w:name w:val="footer"/>
-    <w:basedOn w:val="a"/>
-    <w:link w:val="a7"/>
-    <w:rsid w:val="00B0552E"/>
-    <w:pPr>
-      <w:tabs>
-        <w:tab w:val="center" w:pos="4252"/>
-        <w:tab w:val="right" w:pos="8504"/>
-      </w:tabs>
-    </w:pPr>
-  </w:style>
-  <w:style w:type="character" w:customStyle="1" w:styleId="a7">
+  <w:style w:type="character" w:customStyle="1" w:styleId="a5">
     <w:name w:val="页脚 字符"/>
     <w:basedOn w:val="a0"/>
-    <w:link w:val="a6"/>
-    <w:rsid w:val="00B0552E"/>
+    <w:link w:val="a4"/>
+    <w:qFormat/>
     <w:rPr>
       <w:rFonts w:ascii="Arial" w:eastAsia="Arial" w:hAnsi="Arial" w:cs="Arial"/>
       <w:snapToGrid w:val="0"/>
